--- a/Hệ thống mẫu văn bản/Nguyên đã làm/Kế hoạch dạy học Tin học từng lớp/Kế hoạch dạy học môn Tin học - Lớp 3 - 2026 - 2027.docx
+++ b/Hệ thống mẫu văn bản/Nguyên đã làm/Kế hoạch dạy học Tin học từng lớp/Kế hoạch dạy học môn Tin học - Lớp 3 - 2026 - 2027.docx
@@ -1380,18 +1380,25 @@
         </w:tblBorders>
       </w:tblPr>
       <w:tblGrid>
-        <w:gridCol w:w="1862"/>
-        <w:gridCol w:w="1862"/>
-        <w:gridCol w:w="1862"/>
-        <w:gridCol w:w="1862"/>
-        <w:gridCol w:w="1862"/>
+        <w:gridCol w:w="2327"/>
+        <w:gridCol w:w="2327"/>
+        <w:gridCol w:w="2327"/>
+        <w:gridCol w:w="2327"/>
       </w:tblGrid>
       <w:tr>
-        <w:tc>
-          <w:tcPr>
-            <w:tcW w:type="dxa" w:w="510"/>
-            <w:vAlign w:val="center"/>
-            <w:tcW w:w="510" w:type="dxa"/>
+        <w:trPr>
+          <w:tblHeader/>
+          <w:cantSplit/>
+        </w:trPr>
+        <w:tc>
+          <w:tcPr>
+            <w:tcW w:type="dxa" w:w="624"/>
+            <w:tcMar>
+              <w:top w:w="120" w:type="dxa"/>
+              <w:bottom w:w="120" w:type="dxa"/>
+              <w:left w:w="100" w:type="dxa"/>
+              <w:right w:w="100" w:type="dxa"/>
+            </w:tcMar>
           </w:tcPr>
           <w:p>
             <w:pPr>
@@ -1403,7 +1410,6 @@
                 <w:rFonts w:ascii="Times New Roman" w:hAnsi="Times New Roman"/>
                 <w:b/>
                 <w:sz w:val="26"/>
-                <w:rFonts w:ascii="Times New Roman" w:hAnsi="Times New Roman" w:cs="Times New Roman"/>
               </w:rPr>
               <w:t>STT</w:t>
             </w:r>
@@ -1411,9 +1417,13 @@
         </w:tc>
         <w:tc>
           <w:tcPr>
-            <w:tcW w:type="dxa" w:w="2154"/>
-            <w:vAlign w:val="center"/>
-            <w:tcW w:w="2154" w:type="dxa"/>
+            <w:tcW w:type="dxa" w:w="3175"/>
+            <w:tcMar>
+              <w:top w:w="120" w:type="dxa"/>
+              <w:bottom w:w="120" w:type="dxa"/>
+              <w:left w:w="100" w:type="dxa"/>
+              <w:right w:w="100" w:type="dxa"/>
+            </w:tcMar>
           </w:tcPr>
           <w:p>
             <w:pPr>
@@ -1425,7 +1435,6 @@
                 <w:rFonts w:ascii="Times New Roman" w:hAnsi="Times New Roman"/>
                 <w:b/>
                 <w:sz w:val="26"/>
-                <w:rFonts w:ascii="Times New Roman" w:hAnsi="Times New Roman" w:cs="Times New Roman"/>
               </w:rPr>
               <w:t>Bài học (1)</w:t>
             </w:r>
@@ -1433,9 +1442,13 @@
         </w:tc>
         <w:tc>
           <w:tcPr>
-            <w:tcW w:type="dxa" w:w="624"/>
-            <w:vAlign w:val="center"/>
-            <w:tcW w:w="623" w:type="dxa"/>
+            <w:tcW w:type="dxa" w:w="907"/>
+            <w:tcMar>
+              <w:top w:w="120" w:type="dxa"/>
+              <w:bottom w:w="120" w:type="dxa"/>
+              <w:left w:w="100" w:type="dxa"/>
+              <w:right w:w="100" w:type="dxa"/>
+            </w:tcMar>
           </w:tcPr>
           <w:p>
             <w:pPr>
@@ -1447,7 +1460,6 @@
                 <w:rFonts w:ascii="Times New Roman" w:hAnsi="Times New Roman"/>
                 <w:b/>
                 <w:sz w:val="26"/>
-                <w:rFonts w:ascii="Times New Roman" w:hAnsi="Times New Roman" w:cs="Times New Roman"/>
               </w:rPr>
               <w:t>Số tiết (2)</w:t>
             </w:r>
@@ -1455,9 +1467,13 @@
         </w:tc>
         <w:tc>
           <w:tcPr>
-            <w:tcW w:type="dxa" w:w="794"/>
-            <w:vAlign w:val="center"/>
-            <w:tcW w:w="793" w:type="dxa"/>
+            <w:tcW w:type="dxa" w:w="4649"/>
+            <w:tcMar>
+              <w:top w:w="120" w:type="dxa"/>
+              <w:bottom w:w="120" w:type="dxa"/>
+              <w:left w:w="100" w:type="dxa"/>
+              <w:right w:w="100" w:type="dxa"/>
+            </w:tcMar>
           </w:tcPr>
           <w:p>
             <w:pPr>
@@ -1469,29 +1485,6 @@
                 <w:rFonts w:ascii="Times New Roman" w:hAnsi="Times New Roman"/>
                 <w:b/>
                 <w:sz w:val="26"/>
-                <w:rFonts w:ascii="Times New Roman" w:hAnsi="Times New Roman" w:cs="Times New Roman"/>
-              </w:rPr>
-              <w:t>Tiết theo PPCT</w:t>
-            </w:r>
-          </w:p>
-        </w:tc>
-        <w:tc>
-          <w:tcPr>
-            <w:tcW w:type="dxa" w:w="5272"/>
-            <w:vAlign w:val="center"/>
-            <w:tcW w:w="5273" w:type="dxa"/>
-          </w:tcPr>
-          <w:p>
-            <w:pPr>
-              <w:spacing w:before="40" w:after="40" w:line="276" w:lineRule="auto"/>
-              <w:jc w:val="center"/>
-            </w:pPr>
-            <w:r>
-              <w:rPr>
-                <w:rFonts w:ascii="Times New Roman" w:hAnsi="Times New Roman"/>
-                <w:b/>
-                <w:sz w:val="26"/>
-                <w:rFonts w:ascii="Times New Roman" w:hAnsi="Times New Roman" w:cs="Times New Roman"/>
               </w:rPr>
               <w:t>Yêu cầu cần đạt (3)</w:t>
             </w:r>
@@ -1499,165 +1492,60 @@
         </w:tc>
       </w:tr>
       <w:tr>
-        <w:tc>
-          <w:tcPr>
-            <w:tcW w:type="dxa" w:w="510"/>
-            <w:vAlign w:val="center"/>
-            <w:tcW w:w="510" w:type="dxa"/>
-          </w:tcPr>
-          <w:p>
-            <w:pPr>
-              <w:jc w:val="center"/>
-            </w:pPr>
-            <w:r>
-              <w:rPr>
-                <w:rFonts w:ascii="Times New Roman" w:hAnsi="Times New Roman"/>
-                <w:sz w:val="26"/>
-              </w:rPr>
-              <w:t>1</w:t>
-            </w:r>
-          </w:p>
-        </w:tc>
-        <w:tc>
-          <w:tcPr>
-            <w:tcW w:type="dxa" w:w="2154"/>
-            <w:vAlign w:val="center"/>
-            <w:tcW w:w="2154" w:type="dxa"/>
-          </w:tcPr>
-          <w:p>
-            <w:pPr>
-              <w:spacing w:before="40" w:after="40" w:line="276" w:lineRule="auto"/>
-              <w:jc w:val="both"/>
-            </w:pPr>
-            <w:r>
-              <w:rPr>
-                <w:rFonts w:ascii="Times New Roman" w:hAnsi="Times New Roman"/>
-                <w:sz w:val="26"/>
-                <w:rFonts w:ascii="Times New Roman" w:hAnsi="Times New Roman" w:cs="Times New Roman"/>
-              </w:rPr>
-              <w:t>Bài 1: Thông tin và quyết định</w:t>
-            </w:r>
-          </w:p>
-        </w:tc>
-        <w:tc>
-          <w:tcPr>
-            <w:tcW w:type="dxa" w:w="624"/>
-            <w:vAlign w:val="center"/>
-            <w:tcW w:w="623" w:type="dxa"/>
-          </w:tcPr>
-          <w:p>
-            <w:pPr>
-              <w:spacing w:before="40" w:after="40" w:line="276" w:lineRule="auto"/>
-              <w:jc w:val="center"/>
-            </w:pPr>
-            <w:r>
-              <w:rPr>
-                <w:rFonts w:ascii="Times New Roman" w:hAnsi="Times New Roman"/>
-                <w:sz w:val="26"/>
-                <w:rFonts w:ascii="Times New Roman" w:hAnsi="Times New Roman" w:cs="Times New Roman"/>
-              </w:rPr>
-              <w:t>1</w:t>
-            </w:r>
-          </w:p>
-        </w:tc>
-        <w:tc>
-          <w:tcPr>
-            <w:tcW w:type="dxa" w:w="794"/>
-            <w:vAlign w:val="center"/>
-            <w:tcW w:w="793" w:type="dxa"/>
-          </w:tcPr>
-          <w:p>
-            <w:pPr>
-              <w:jc w:val="center"/>
-            </w:pPr>
-            <w:r>
-              <w:rPr>
-                <w:rFonts w:ascii="Times New Roman" w:hAnsi="Times New Roman"/>
-                <w:sz w:val="26"/>
-              </w:rPr>
-              <w:t>1</w:t>
-            </w:r>
-          </w:p>
-        </w:tc>
-        <w:tc>
-          <w:tcPr>
-            <w:tcW w:type="dxa" w:w="5272"/>
-            <w:vAlign w:val="center"/>
-            <w:tcW w:w="5273" w:type="dxa"/>
-          </w:tcPr>
-          <w:p>
-            <w:pPr>
-              <w:spacing w:before="40" w:after="40" w:line="276" w:lineRule="auto"/>
-              <w:jc w:val="both"/>
-            </w:pPr>
-            <w:r>
-              <w:rPr>
-                <w:rFonts w:ascii="Times New Roman" w:hAnsi="Times New Roman"/>
-                <w:sz w:val="26"/>
-                <w:rFonts w:ascii="Times New Roman" w:hAnsi="Times New Roman" w:cs="Times New Roman"/>
-              </w:rPr>
-              <w:t>- Nêu ví dụ đơn giản minh họa vai trò của thông tin trong việc ra quyết định của con người.  - Nhận biết được thông tin và quyết định trong ví dụ cụ thể.  - Nhận biết ba dạng thông tin thường gặp: chữ, âm thanh, hình ảnh.</w:t>
+        <w:trPr>
+          <w:cantSplit/>
+        </w:trPr>
+        <w:tc>
+          <w:tcPr>
+            <w:tcW w:type="dxa" w:w="9308"/>
+            <w:gridSpan w:val="4"/>
+            <w:tcMar>
+              <w:top w:w="100" w:type="dxa"/>
+              <w:bottom w:w="100" w:type="dxa"/>
+              <w:left w:w="120" w:type="dxa"/>
+              <w:right w:w="120" w:type="dxa"/>
+            </w:tcMar>
+            <w:shd w:fill="F2F2F2"/>
+          </w:tcPr>
+          <w:p>
+            <w:pPr>
+              <w:spacing w:before="60" w:after="60" w:line="276" w:lineRule="auto"/>
+              <w:jc w:val="left"/>
+            </w:pPr>
+            <w:r>
+              <w:rPr>
+                <w:rFonts w:ascii="Times New Roman" w:hAnsi="Times New Roman"/>
+                <w:b/>
+                <w:sz w:val="26"/>
+              </w:rPr>
+              <w:t>Chủ đề A: Máy tính và em</w:t>
             </w:r>
           </w:p>
         </w:tc>
       </w:tr>
       <w:tr>
-        <w:tc>
-          <w:tcPr>
-            <w:tcW w:type="dxa" w:w="510"/>
-            <w:vAlign w:val="center"/>
-            <w:tcW w:w="510" w:type="dxa"/>
-          </w:tcPr>
-          <w:p>
-            <w:pPr>
-              <w:jc w:val="center"/>
-            </w:pPr>
-            <w:r>
-              <w:rPr>
-                <w:rFonts w:ascii="Times New Roman" w:hAnsi="Times New Roman"/>
-                <w:sz w:val="26"/>
-              </w:rPr>
-              <w:t>2</w:t>
-            </w:r>
-          </w:p>
-        </w:tc>
-        <w:tc>
-          <w:tcPr>
-            <w:tcW w:type="dxa" w:w="2154"/>
-            <w:vAlign w:val="center"/>
-            <w:tcW w:w="2154" w:type="dxa"/>
-          </w:tcPr>
-          <w:p>
-            <w:pPr>
-              <w:spacing w:before="40" w:after="40" w:line="276" w:lineRule="auto"/>
-              <w:jc w:val="both"/>
-            </w:pPr>
-            <w:r>
-              <w:rPr>
-                <w:rFonts w:ascii="Times New Roman" w:hAnsi="Times New Roman"/>
-                <w:sz w:val="26"/>
-                <w:rFonts w:ascii="Times New Roman" w:hAnsi="Times New Roman" w:cs="Times New Roman"/>
-              </w:rPr>
-              <w:t>Bài 2: Xử lí thông tin</w:t>
-            </w:r>
-          </w:p>
-        </w:tc>
+        <w:trPr>
+          <w:cantSplit/>
+        </w:trPr>
         <w:tc>
           <w:tcPr>
             <w:tcW w:type="dxa" w:w="624"/>
-            <w:vAlign w:val="center"/>
-            <w:tcW w:w="623" w:type="dxa"/>
-          </w:tcPr>
-          <w:p>
-            <w:pPr>
-              <w:spacing w:before="40" w:after="40" w:line="276" w:lineRule="auto"/>
-              <w:jc w:val="center"/>
-            </w:pPr>
-            <w:r>
-              <w:rPr>
-                <w:rFonts w:ascii="Times New Roman" w:hAnsi="Times New Roman"/>
-                <w:sz w:val="26"/>
-                <w:rFonts w:ascii="Times New Roman" w:hAnsi="Times New Roman" w:cs="Times New Roman"/>
+            <w:tcMar>
+              <w:top w:w="80" w:type="dxa"/>
+              <w:bottom w:w="80" w:type="dxa"/>
+              <w:left w:w="100" w:type="dxa"/>
+              <w:right w:w="100" w:type="dxa"/>
+            </w:tcMar>
+          </w:tcPr>
+          <w:p>
+            <w:pPr>
+              <w:spacing w:before="40" w:after="40" w:line="276" w:lineRule="auto"/>
+              <w:jc w:val="center"/>
+            </w:pPr>
+            <w:r>
+              <w:rPr>
+                <w:rFonts w:ascii="Times New Roman" w:hAnsi="Times New Roman"/>
+                <w:sz w:val="26"/>
               </w:rPr>
               <w:t>1</w:t>
             </w:r>
@@ -1665,102 +1553,148 @@
         </w:tc>
         <w:tc>
           <w:tcPr>
-            <w:tcW w:type="dxa" w:w="794"/>
-            <w:vAlign w:val="center"/>
-            <w:tcW w:w="793" w:type="dxa"/>
-          </w:tcPr>
-          <w:p>
-            <w:pPr>
-              <w:jc w:val="center"/>
-            </w:pPr>
-            <w:r>
-              <w:rPr>
-                <w:rFonts w:ascii="Times New Roman" w:hAnsi="Times New Roman"/>
-                <w:sz w:val="26"/>
-              </w:rPr>
-              <w:t>2</w:t>
-            </w:r>
-          </w:p>
-        </w:tc>
-        <w:tc>
-          <w:tcPr>
-            <w:tcW w:type="dxa" w:w="5272"/>
-            <w:vAlign w:val="center"/>
-            <w:tcW w:w="5273" w:type="dxa"/>
-          </w:tcPr>
-          <w:p>
-            <w:pPr>
-              <w:spacing w:before="40" w:after="40" w:line="276" w:lineRule="auto"/>
-              <w:jc w:val="both"/>
-            </w:pPr>
-            <w:r>
-              <w:rPr>
-                <w:rFonts w:ascii="Times New Roman" w:hAnsi="Times New Roman"/>
-                <w:sz w:val="26"/>
-                <w:rFonts w:ascii="Times New Roman" w:hAnsi="Times New Roman" w:cs="Times New Roman"/>
-              </w:rPr>
-              <w:t>- Nhận biết thông tin thu nhận, được xử lý và kết quả xử lý.  - Nêu ví dụ minh họa bộ não con người là bộ phận xử lý thông tin.  - Nêu ví dụ máy móc tiếp nhận thông tin để quyết định hành động.</w:t>
+            <w:tcW w:type="dxa" w:w="3175"/>
+            <w:tcMar>
+              <w:top w:w="80" w:type="dxa"/>
+              <w:bottom w:w="80" w:type="dxa"/>
+              <w:left w:w="100" w:type="dxa"/>
+              <w:right w:w="100" w:type="dxa"/>
+            </w:tcMar>
+          </w:tcPr>
+          <w:p>
+            <w:pPr>
+              <w:spacing w:before="40" w:after="40" w:line="276" w:lineRule="auto"/>
+              <w:jc w:val="left"/>
+            </w:pPr>
+            <w:r>
+              <w:rPr>
+                <w:rFonts w:ascii="Times New Roman" w:hAnsi="Times New Roman"/>
+                <w:sz w:val="26"/>
+              </w:rPr>
+              <w:t>Bài 1: Thông tin và quyết định (Tiết 1)</w:t>
+            </w:r>
+          </w:p>
+        </w:tc>
+        <w:tc>
+          <w:tcPr>
+            <w:tcW w:type="dxa" w:w="907"/>
+            <w:tcMar>
+              <w:top w:w="80" w:type="dxa"/>
+              <w:bottom w:w="80" w:type="dxa"/>
+              <w:left w:w="100" w:type="dxa"/>
+              <w:right w:w="100" w:type="dxa"/>
+            </w:tcMar>
+          </w:tcPr>
+          <w:p>
+            <w:pPr>
+              <w:spacing w:before="40" w:after="40" w:line="276" w:lineRule="auto"/>
+              <w:jc w:val="center"/>
+            </w:pPr>
+            <w:r>
+              <w:rPr>
+                <w:rFonts w:ascii="Times New Roman" w:hAnsi="Times New Roman"/>
+                <w:sz w:val="26"/>
+              </w:rPr>
+              <w:t>1</w:t>
+            </w:r>
+          </w:p>
+        </w:tc>
+        <w:tc>
+          <w:tcPr>
+            <w:tcW w:type="dxa" w:w="4649"/>
+            <w:tcMar>
+              <w:top w:w="80" w:type="dxa"/>
+              <w:bottom w:w="80" w:type="dxa"/>
+              <w:left w:w="100" w:type="dxa"/>
+              <w:right w:w="100" w:type="dxa"/>
+            </w:tcMar>
+          </w:tcPr>
+          <w:p>
+            <w:pPr>
+              <w:spacing w:before="40" w:after="40" w:line="276" w:lineRule="auto"/>
+              <w:jc w:val="left"/>
+            </w:pPr>
+            <w:r>
+              <w:rPr>
+                <w:rFonts w:ascii="Times New Roman" w:hAnsi="Times New Roman"/>
+                <w:sz w:val="26"/>
+              </w:rPr>
+              <w:t>Nhận biết được thông tin thu nhận qua các giác quan; nêu được ví dụ về thông tin giúp con người đưa ra quyết định.</w:t>
             </w:r>
           </w:p>
         </w:tc>
       </w:tr>
       <w:tr>
-        <w:tc>
-          <w:tcPr>
-            <w:tcW w:type="dxa" w:w="510"/>
-            <w:vAlign w:val="center"/>
-            <w:tcW w:w="510" w:type="dxa"/>
-          </w:tcPr>
-          <w:p>
-            <w:pPr>
-              <w:jc w:val="center"/>
-            </w:pPr>
-            <w:r>
-              <w:rPr>
-                <w:rFonts w:ascii="Times New Roman" w:hAnsi="Times New Roman"/>
-                <w:sz w:val="26"/>
-              </w:rPr>
-              <w:t>3</w:t>
-            </w:r>
-          </w:p>
-        </w:tc>
-        <w:tc>
-          <w:tcPr>
-            <w:tcW w:type="dxa" w:w="2154"/>
-            <w:vAlign w:val="center"/>
-            <w:tcW w:w="2154" w:type="dxa"/>
-          </w:tcPr>
-          <w:p>
-            <w:pPr>
-              <w:spacing w:before="40" w:after="40" w:line="276" w:lineRule="auto"/>
-              <w:jc w:val="both"/>
-            </w:pPr>
-            <w:r>
-              <w:rPr>
-                <w:rFonts w:ascii="Times New Roman" w:hAnsi="Times New Roman"/>
-                <w:sz w:val="26"/>
-                <w:rFonts w:ascii="Times New Roman" w:hAnsi="Times New Roman" w:cs="Times New Roman"/>
-              </w:rPr>
-              <w:t>Bài 3: Máy tính và em</w:t>
-            </w:r>
-          </w:p>
-        </w:tc>
+        <w:trPr>
+          <w:cantSplit/>
+        </w:trPr>
         <w:tc>
           <w:tcPr>
             <w:tcW w:type="dxa" w:w="624"/>
-            <w:vAlign w:val="center"/>
-            <w:tcW w:w="623" w:type="dxa"/>
-          </w:tcPr>
-          <w:p>
-            <w:pPr>
-              <w:spacing w:before="40" w:after="40" w:line="276" w:lineRule="auto"/>
-              <w:jc w:val="center"/>
-            </w:pPr>
-            <w:r>
-              <w:rPr>
-                <w:rFonts w:ascii="Times New Roman" w:hAnsi="Times New Roman"/>
-                <w:sz w:val="26"/>
-                <w:rFonts w:ascii="Times New Roman" w:hAnsi="Times New Roman" w:cs="Times New Roman"/>
+            <w:tcMar>
+              <w:top w:w="80" w:type="dxa"/>
+              <w:bottom w:w="80" w:type="dxa"/>
+              <w:left w:w="100" w:type="dxa"/>
+              <w:right w:w="100" w:type="dxa"/>
+            </w:tcMar>
+          </w:tcPr>
+          <w:p>
+            <w:pPr>
+              <w:spacing w:before="40" w:after="40" w:line="276" w:lineRule="auto"/>
+              <w:jc w:val="center"/>
+            </w:pPr>
+            <w:r>
+              <w:rPr>
+                <w:rFonts w:ascii="Times New Roman" w:hAnsi="Times New Roman"/>
+                <w:sz w:val="26"/>
+              </w:rPr>
+              <w:t>2</w:t>
+            </w:r>
+          </w:p>
+        </w:tc>
+        <w:tc>
+          <w:tcPr>
+            <w:tcW w:type="dxa" w:w="3175"/>
+            <w:tcMar>
+              <w:top w:w="80" w:type="dxa"/>
+              <w:bottom w:w="80" w:type="dxa"/>
+              <w:left w:w="100" w:type="dxa"/>
+              <w:right w:w="100" w:type="dxa"/>
+            </w:tcMar>
+          </w:tcPr>
+          <w:p>
+            <w:pPr>
+              <w:spacing w:before="40" w:after="40" w:line="276" w:lineRule="auto"/>
+              <w:jc w:val="left"/>
+            </w:pPr>
+            <w:r>
+              <w:rPr>
+                <w:rFonts w:ascii="Times New Roman" w:hAnsi="Times New Roman"/>
+                <w:sz w:val="26"/>
+              </w:rPr>
+              <w:t>Bài 1: Thông tin và quyết định (Tiết 2)</w:t>
+            </w:r>
+          </w:p>
+        </w:tc>
+        <w:tc>
+          <w:tcPr>
+            <w:tcW w:type="dxa" w:w="907"/>
+            <w:tcMar>
+              <w:top w:w="80" w:type="dxa"/>
+              <w:bottom w:w="80" w:type="dxa"/>
+              <w:left w:w="100" w:type="dxa"/>
+              <w:right w:w="100" w:type="dxa"/>
+            </w:tcMar>
+          </w:tcPr>
+          <w:p>
+            <w:pPr>
+              <w:spacing w:before="40" w:after="40" w:line="276" w:lineRule="auto"/>
+              <w:jc w:val="center"/>
+            </w:pPr>
+            <w:r>
+              <w:rPr>
+                <w:rFonts w:ascii="Times New Roman" w:hAnsi="Times New Roman"/>
+                <w:sz w:val="26"/>
               </w:rPr>
               <w:t>1</w:t>
             </w:r>
@@ -1768,102 +1702,100 @@
         </w:tc>
         <w:tc>
           <w:tcPr>
-            <w:tcW w:type="dxa" w:w="794"/>
-            <w:vAlign w:val="center"/>
-            <w:tcW w:w="793" w:type="dxa"/>
-          </w:tcPr>
-          <w:p>
-            <w:pPr>
-              <w:jc w:val="center"/>
-            </w:pPr>
-            <w:r>
-              <w:rPr>
-                <w:rFonts w:ascii="Times New Roman" w:hAnsi="Times New Roman"/>
-                <w:sz w:val="26"/>
-              </w:rPr>
-              <w:t>3</w:t>
-            </w:r>
-          </w:p>
-        </w:tc>
-        <w:tc>
-          <w:tcPr>
-            <w:tcW w:type="dxa" w:w="5272"/>
-            <w:vAlign w:val="center"/>
-            <w:tcW w:w="5273" w:type="dxa"/>
-          </w:tcPr>
-          <w:p>
-            <w:pPr>
-              <w:spacing w:before="40" w:after="40" w:line="276" w:lineRule="auto"/>
-              <w:jc w:val="both"/>
-            </w:pPr>
-            <w:r>
-              <w:rPr>
-                <w:rFonts w:ascii="Times New Roman" w:hAnsi="Times New Roman"/>
-                <w:sz w:val="26"/>
-                <w:rFonts w:ascii="Times New Roman" w:hAnsi="Times New Roman" w:cs="Times New Roman"/>
-              </w:rPr>
-              <w:t>- Nhận diện, phân biệt các dạng máy tính thông dụng và các bộ phận cơ bản (màn hình, thân máy, bàn phím, chuột).  - Nêu sơ lược chức năng các bộ phận, nhận biết màn hình cảm ứng.  - Thực hiện quy tắc an toàn về điện khi dùng máy tính. (Có bài học STEM).</w:t>
+            <w:tcW w:type="dxa" w:w="4649"/>
+            <w:tcMar>
+              <w:top w:w="80" w:type="dxa"/>
+              <w:bottom w:w="80" w:type="dxa"/>
+              <w:left w:w="100" w:type="dxa"/>
+              <w:right w:w="100" w:type="dxa"/>
+            </w:tcMar>
+          </w:tcPr>
+          <w:p>
+            <w:pPr>
+              <w:spacing w:before="40" w:after="40" w:line="276" w:lineRule="auto"/>
+              <w:jc w:val="left"/>
+            </w:pPr>
+            <w:r>
+              <w:rPr>
+                <w:rFonts w:ascii="Times New Roman" w:hAnsi="Times New Roman"/>
+                <w:sz w:val="26"/>
+              </w:rPr>
+              <w:t>Phân tích các tình huống thực tế về vai trò của thông tin trong việc ra quyết định; làm bài tập nhận diện thông tin và hành động.</w:t>
             </w:r>
           </w:p>
         </w:tc>
       </w:tr>
       <w:tr>
-        <w:tc>
-          <w:tcPr>
-            <w:tcW w:type="dxa" w:w="510"/>
-            <w:vAlign w:val="center"/>
-            <w:tcW w:w="510" w:type="dxa"/>
-          </w:tcPr>
-          <w:p>
-            <w:pPr>
-              <w:jc w:val="center"/>
-            </w:pPr>
-            <w:r>
-              <w:rPr>
-                <w:rFonts w:ascii="Times New Roman" w:hAnsi="Times New Roman"/>
-                <w:sz w:val="26"/>
-              </w:rPr>
-              <w:t>4</w:t>
-            </w:r>
-          </w:p>
-        </w:tc>
-        <w:tc>
-          <w:tcPr>
-            <w:tcW w:type="dxa" w:w="2154"/>
-            <w:vAlign w:val="center"/>
-            <w:tcW w:w="2154" w:type="dxa"/>
-          </w:tcPr>
-          <w:p>
-            <w:pPr>
-              <w:spacing w:before="40" w:after="40" w:line="276" w:lineRule="auto"/>
-              <w:jc w:val="both"/>
-            </w:pPr>
-            <w:r>
-              <w:rPr>
-                <w:rFonts w:ascii="Times New Roman" w:hAnsi="Times New Roman"/>
-                <w:sz w:val="26"/>
-                <w:rFonts w:ascii="Times New Roman" w:hAnsi="Times New Roman" w:cs="Times New Roman"/>
-              </w:rPr>
-              <w:t>Bài 4: Làm việc với máy tính</w:t>
-            </w:r>
-          </w:p>
-        </w:tc>
+        <w:trPr>
+          <w:cantSplit/>
+        </w:trPr>
         <w:tc>
           <w:tcPr>
             <w:tcW w:type="dxa" w:w="624"/>
-            <w:vAlign w:val="center"/>
-            <w:tcW w:w="623" w:type="dxa"/>
-          </w:tcPr>
-          <w:p>
-            <w:pPr>
-              <w:spacing w:before="40" w:after="40" w:line="276" w:lineRule="auto"/>
-              <w:jc w:val="center"/>
-            </w:pPr>
-            <w:r>
-              <w:rPr>
-                <w:rFonts w:ascii="Times New Roman" w:hAnsi="Times New Roman"/>
-                <w:sz w:val="26"/>
-                <w:rFonts w:ascii="Times New Roman" w:hAnsi="Times New Roman" w:cs="Times New Roman"/>
+            <w:tcMar>
+              <w:top w:w="80" w:type="dxa"/>
+              <w:bottom w:w="80" w:type="dxa"/>
+              <w:left w:w="100" w:type="dxa"/>
+              <w:right w:w="100" w:type="dxa"/>
+            </w:tcMar>
+          </w:tcPr>
+          <w:p>
+            <w:pPr>
+              <w:spacing w:before="40" w:after="40" w:line="276" w:lineRule="auto"/>
+              <w:jc w:val="center"/>
+            </w:pPr>
+            <w:r>
+              <w:rPr>
+                <w:rFonts w:ascii="Times New Roman" w:hAnsi="Times New Roman"/>
+                <w:sz w:val="26"/>
+              </w:rPr>
+              <w:t>3</w:t>
+            </w:r>
+          </w:p>
+        </w:tc>
+        <w:tc>
+          <w:tcPr>
+            <w:tcW w:type="dxa" w:w="3175"/>
+            <w:tcMar>
+              <w:top w:w="80" w:type="dxa"/>
+              <w:bottom w:w="80" w:type="dxa"/>
+              <w:left w:w="100" w:type="dxa"/>
+              <w:right w:w="100" w:type="dxa"/>
+            </w:tcMar>
+          </w:tcPr>
+          <w:p>
+            <w:pPr>
+              <w:spacing w:before="40" w:after="40" w:line="276" w:lineRule="auto"/>
+              <w:jc w:val="left"/>
+            </w:pPr>
+            <w:r>
+              <w:rPr>
+                <w:rFonts w:ascii="Times New Roman" w:hAnsi="Times New Roman"/>
+                <w:sz w:val="26"/>
+              </w:rPr>
+              <w:t>Bài 2: Xử lí thông tin (Tiết 1)</w:t>
+            </w:r>
+          </w:p>
+        </w:tc>
+        <w:tc>
+          <w:tcPr>
+            <w:tcW w:type="dxa" w:w="907"/>
+            <w:tcMar>
+              <w:top w:w="80" w:type="dxa"/>
+              <w:bottom w:w="80" w:type="dxa"/>
+              <w:left w:w="100" w:type="dxa"/>
+              <w:right w:w="100" w:type="dxa"/>
+            </w:tcMar>
+          </w:tcPr>
+          <w:p>
+            <w:pPr>
+              <w:spacing w:before="40" w:after="40" w:line="276" w:lineRule="auto"/>
+              <w:jc w:val="center"/>
+            </w:pPr>
+            <w:r>
+              <w:rPr>
+                <w:rFonts w:ascii="Times New Roman" w:hAnsi="Times New Roman"/>
+                <w:sz w:val="26"/>
               </w:rPr>
               <w:t>1</w:t>
             </w:r>
@@ -1871,102 +1803,100 @@
         </w:tc>
         <w:tc>
           <w:tcPr>
-            <w:tcW w:type="dxa" w:w="794"/>
-            <w:vAlign w:val="center"/>
-            <w:tcW w:w="793" w:type="dxa"/>
-          </w:tcPr>
-          <w:p>
-            <w:pPr>
-              <w:jc w:val="center"/>
-            </w:pPr>
-            <w:r>
-              <w:rPr>
-                <w:rFonts w:ascii="Times New Roman" w:hAnsi="Times New Roman"/>
-                <w:sz w:val="26"/>
-              </w:rPr>
-              <w:t>4</w:t>
-            </w:r>
-          </w:p>
-        </w:tc>
-        <w:tc>
-          <w:tcPr>
-            <w:tcW w:type="dxa" w:w="5272"/>
-            <w:vAlign w:val="center"/>
-            <w:tcW w:w="5273" w:type="dxa"/>
-          </w:tcPr>
-          <w:p>
-            <w:pPr>
-              <w:spacing w:before="40" w:after="40" w:line="276" w:lineRule="auto"/>
-              <w:jc w:val="both"/>
-            </w:pPr>
-            <w:r>
-              <w:rPr>
-                <w:rFonts w:ascii="Times New Roman" w:hAnsi="Times New Roman"/>
-                <w:sz w:val="26"/>
-                <w:rFonts w:ascii="Times New Roman" w:hAnsi="Times New Roman" w:cs="Times New Roman"/>
-              </w:rPr>
-              <w:t>- Ngồi đúng tư thế, giữ khoảng cách mắt phù hợp, nêu tác hại ngồi sai tư thế.  - Cầm chuột đúng cách và thực hiện các thao tác chuột cơ bản.  - Khởi động/tắt máy đúng cách; kích hoạt và thoát ứng dụng an toàn.</w:t>
+            <w:tcW w:type="dxa" w:w="4649"/>
+            <w:tcMar>
+              <w:top w:w="80" w:type="dxa"/>
+              <w:bottom w:w="80" w:type="dxa"/>
+              <w:left w:w="100" w:type="dxa"/>
+              <w:right w:w="100" w:type="dxa"/>
+            </w:tcMar>
+          </w:tcPr>
+          <w:p>
+            <w:pPr>
+              <w:spacing w:before="40" w:after="40" w:line="276" w:lineRule="auto"/>
+              <w:jc w:val="left"/>
+            </w:pPr>
+            <w:r>
+              <w:rPr>
+                <w:rFonts w:ascii="Times New Roman" w:hAnsi="Times New Roman"/>
+                <w:sz w:val="26"/>
+              </w:rPr>
+              <w:t>Nhận biết và phân biệt được thông tin vào (thu nhận), xử lí thông tin trong não bộ và thông tin ra (kết quả/quyết định).</w:t>
             </w:r>
           </w:p>
         </w:tc>
       </w:tr>
       <w:tr>
-        <w:tc>
-          <w:tcPr>
-            <w:tcW w:type="dxa" w:w="510"/>
-            <w:vAlign w:val="center"/>
-            <w:tcW w:w="510" w:type="dxa"/>
-          </w:tcPr>
-          <w:p>
-            <w:pPr>
-              <w:jc w:val="center"/>
-            </w:pPr>
-            <w:r>
-              <w:rPr>
-                <w:rFonts w:ascii="Times New Roman" w:hAnsi="Times New Roman"/>
-                <w:sz w:val="26"/>
-              </w:rPr>
-              <w:t>5</w:t>
-            </w:r>
-          </w:p>
-        </w:tc>
-        <w:tc>
-          <w:tcPr>
-            <w:tcW w:type="dxa" w:w="2154"/>
-            <w:vAlign w:val="center"/>
-            <w:tcW w:w="2154" w:type="dxa"/>
-          </w:tcPr>
-          <w:p>
-            <w:pPr>
-              <w:spacing w:before="40" w:after="40" w:line="276" w:lineRule="auto"/>
-              <w:jc w:val="both"/>
-            </w:pPr>
-            <w:r>
-              <w:rPr>
-                <w:rFonts w:ascii="Times New Roman" w:hAnsi="Times New Roman"/>
-                <w:sz w:val="26"/>
-                <w:rFonts w:ascii="Times New Roman" w:hAnsi="Times New Roman" w:cs="Times New Roman"/>
-              </w:rPr>
-              <w:t>Ôn tập Đánh giá định kỳ 1</w:t>
-            </w:r>
-          </w:p>
-        </w:tc>
+        <w:trPr>
+          <w:cantSplit/>
+        </w:trPr>
         <w:tc>
           <w:tcPr>
             <w:tcW w:type="dxa" w:w="624"/>
-            <w:vAlign w:val="center"/>
-            <w:tcW w:w="623" w:type="dxa"/>
-          </w:tcPr>
-          <w:p>
-            <w:pPr>
-              <w:spacing w:before="40" w:after="40" w:line="276" w:lineRule="auto"/>
-              <w:jc w:val="center"/>
-            </w:pPr>
-            <w:r>
-              <w:rPr>
-                <w:rFonts w:ascii="Times New Roman" w:hAnsi="Times New Roman"/>
-                <w:sz w:val="26"/>
-                <w:rFonts w:ascii="Times New Roman" w:hAnsi="Times New Roman" w:cs="Times New Roman"/>
+            <w:tcMar>
+              <w:top w:w="80" w:type="dxa"/>
+              <w:bottom w:w="80" w:type="dxa"/>
+              <w:left w:w="100" w:type="dxa"/>
+              <w:right w:w="100" w:type="dxa"/>
+            </w:tcMar>
+          </w:tcPr>
+          <w:p>
+            <w:pPr>
+              <w:spacing w:before="40" w:after="40" w:line="276" w:lineRule="auto"/>
+              <w:jc w:val="center"/>
+            </w:pPr>
+            <w:r>
+              <w:rPr>
+                <w:rFonts w:ascii="Times New Roman" w:hAnsi="Times New Roman"/>
+                <w:sz w:val="26"/>
+              </w:rPr>
+              <w:t>4</w:t>
+            </w:r>
+          </w:p>
+        </w:tc>
+        <w:tc>
+          <w:tcPr>
+            <w:tcW w:type="dxa" w:w="3175"/>
+            <w:tcMar>
+              <w:top w:w="80" w:type="dxa"/>
+              <w:bottom w:w="80" w:type="dxa"/>
+              <w:left w:w="100" w:type="dxa"/>
+              <w:right w:w="100" w:type="dxa"/>
+            </w:tcMar>
+          </w:tcPr>
+          <w:p>
+            <w:pPr>
+              <w:spacing w:before="40" w:after="40" w:line="276" w:lineRule="auto"/>
+              <w:jc w:val="left"/>
+            </w:pPr>
+            <w:r>
+              <w:rPr>
+                <w:rFonts w:ascii="Times New Roman" w:hAnsi="Times New Roman"/>
+                <w:sz w:val="26"/>
+              </w:rPr>
+              <w:t>Bài 2: Xử lí thông tin (Tiết 2)</w:t>
+            </w:r>
+          </w:p>
+        </w:tc>
+        <w:tc>
+          <w:tcPr>
+            <w:tcW w:type="dxa" w:w="907"/>
+            <w:tcMar>
+              <w:top w:w="80" w:type="dxa"/>
+              <w:bottom w:w="80" w:type="dxa"/>
+              <w:left w:w="100" w:type="dxa"/>
+              <w:right w:w="100" w:type="dxa"/>
+            </w:tcMar>
+          </w:tcPr>
+          <w:p>
+            <w:pPr>
+              <w:spacing w:before="40" w:after="40" w:line="276" w:lineRule="auto"/>
+              <w:jc w:val="center"/>
+            </w:pPr>
+            <w:r>
+              <w:rPr>
+                <w:rFonts w:ascii="Times New Roman" w:hAnsi="Times New Roman"/>
+                <w:sz w:val="26"/>
               </w:rPr>
               <w:t>1</w:t>
             </w:r>
@@ -1974,102 +1904,100 @@
         </w:tc>
         <w:tc>
           <w:tcPr>
-            <w:tcW w:type="dxa" w:w="794"/>
-            <w:vAlign w:val="center"/>
-            <w:tcW w:w="793" w:type="dxa"/>
-          </w:tcPr>
-          <w:p>
-            <w:pPr>
-              <w:jc w:val="center"/>
-            </w:pPr>
-            <w:r>
-              <w:rPr>
-                <w:rFonts w:ascii="Times New Roman" w:hAnsi="Times New Roman"/>
-                <w:sz w:val="26"/>
-              </w:rPr>
-              <w:t>5</w:t>
-            </w:r>
-          </w:p>
-        </w:tc>
-        <w:tc>
-          <w:tcPr>
-            <w:tcW w:type="dxa" w:w="5272"/>
-            <w:vAlign w:val="center"/>
-            <w:tcW w:w="5273" w:type="dxa"/>
-          </w:tcPr>
-          <w:p>
-            <w:pPr>
-              <w:spacing w:before="40" w:after="40" w:line="276" w:lineRule="auto"/>
-              <w:jc w:val="both"/>
-            </w:pPr>
-            <w:r>
-              <w:rPr>
-                <w:rFonts w:ascii="Times New Roman" w:hAnsi="Times New Roman"/>
-                <w:sz w:val="26"/>
-                <w:rFonts w:ascii="Times New Roman" w:hAnsi="Times New Roman" w:cs="Times New Roman"/>
-              </w:rPr>
-              <w:t>Hệ thống hóa kiến thức chuẩn bị Đánh giá định kỳ 1.</w:t>
+            <w:tcW w:type="dxa" w:w="4649"/>
+            <w:tcMar>
+              <w:top w:w="80" w:type="dxa"/>
+              <w:bottom w:w="80" w:type="dxa"/>
+              <w:left w:w="100" w:type="dxa"/>
+              <w:right w:w="100" w:type="dxa"/>
+            </w:tcMar>
+          </w:tcPr>
+          <w:p>
+            <w:pPr>
+              <w:spacing w:before="40" w:after="40" w:line="276" w:lineRule="auto"/>
+              <w:jc w:val="left"/>
+            </w:pPr>
+            <w:r>
+              <w:rPr>
+                <w:rFonts w:ascii="Times New Roman" w:hAnsi="Times New Roman"/>
+                <w:sz w:val="26"/>
+              </w:rPr>
+              <w:t>Xác định các bước xử lí thông tin trong hoạt động thường ngày; bước đầu làm quen với cách máy tính tiếp nhận và xử lí dữ liệu.</w:t>
             </w:r>
           </w:p>
         </w:tc>
       </w:tr>
       <w:tr>
-        <w:tc>
-          <w:tcPr>
-            <w:tcW w:type="dxa" w:w="510"/>
-            <w:vAlign w:val="center"/>
-            <w:tcW w:w="510" w:type="dxa"/>
-          </w:tcPr>
-          <w:p>
-            <w:pPr>
-              <w:jc w:val="center"/>
-            </w:pPr>
-            <w:r>
-              <w:rPr>
-                <w:rFonts w:ascii="Times New Roman" w:hAnsi="Times New Roman"/>
-                <w:sz w:val="26"/>
-              </w:rPr>
-              <w:t>6</w:t>
-            </w:r>
-          </w:p>
-        </w:tc>
-        <w:tc>
-          <w:tcPr>
-            <w:tcW w:type="dxa" w:w="2154"/>
-            <w:vAlign w:val="center"/>
-            <w:tcW w:w="2154" w:type="dxa"/>
-          </w:tcPr>
-          <w:p>
-            <w:pPr>
-              <w:spacing w:before="40" w:after="40" w:line="276" w:lineRule="auto"/>
-              <w:jc w:val="both"/>
-            </w:pPr>
-            <w:r>
-              <w:rPr>
-                <w:rFonts w:ascii="Times New Roman" w:hAnsi="Times New Roman"/>
-                <w:sz w:val="26"/>
-                <w:rFonts w:ascii="Times New Roman" w:hAnsi="Times New Roman" w:cs="Times New Roman"/>
-              </w:rPr>
-              <w:t>Đánh giá định kỳ 1</w:t>
-            </w:r>
-          </w:p>
-        </w:tc>
+        <w:trPr>
+          <w:cantSplit/>
+        </w:trPr>
         <w:tc>
           <w:tcPr>
             <w:tcW w:type="dxa" w:w="624"/>
-            <w:vAlign w:val="center"/>
-            <w:tcW w:w="623" w:type="dxa"/>
-          </w:tcPr>
-          <w:p>
-            <w:pPr>
-              <w:spacing w:before="40" w:after="40" w:line="276" w:lineRule="auto"/>
-              <w:jc w:val="center"/>
-            </w:pPr>
-            <w:r>
-              <w:rPr>
-                <w:rFonts w:ascii="Times New Roman" w:hAnsi="Times New Roman"/>
-                <w:sz w:val="26"/>
-                <w:rFonts w:ascii="Times New Roman" w:hAnsi="Times New Roman" w:cs="Times New Roman"/>
+            <w:tcMar>
+              <w:top w:w="80" w:type="dxa"/>
+              <w:bottom w:w="80" w:type="dxa"/>
+              <w:left w:w="100" w:type="dxa"/>
+              <w:right w:w="100" w:type="dxa"/>
+            </w:tcMar>
+          </w:tcPr>
+          <w:p>
+            <w:pPr>
+              <w:spacing w:before="40" w:after="40" w:line="276" w:lineRule="auto"/>
+              <w:jc w:val="center"/>
+            </w:pPr>
+            <w:r>
+              <w:rPr>
+                <w:rFonts w:ascii="Times New Roman" w:hAnsi="Times New Roman"/>
+                <w:sz w:val="26"/>
+              </w:rPr>
+              <w:t>5</w:t>
+            </w:r>
+          </w:p>
+        </w:tc>
+        <w:tc>
+          <w:tcPr>
+            <w:tcW w:type="dxa" w:w="3175"/>
+            <w:tcMar>
+              <w:top w:w="80" w:type="dxa"/>
+              <w:bottom w:w="80" w:type="dxa"/>
+              <w:left w:w="100" w:type="dxa"/>
+              <w:right w:w="100" w:type="dxa"/>
+            </w:tcMar>
+          </w:tcPr>
+          <w:p>
+            <w:pPr>
+              <w:spacing w:before="40" w:after="40" w:line="276" w:lineRule="auto"/>
+              <w:jc w:val="left"/>
+            </w:pPr>
+            <w:r>
+              <w:rPr>
+                <w:rFonts w:ascii="Times New Roman" w:hAnsi="Times New Roman"/>
+                <w:sz w:val="26"/>
+              </w:rPr>
+              <w:t>Bài 3: Máy tính và em (Tiết 1)</w:t>
+            </w:r>
+          </w:p>
+        </w:tc>
+        <w:tc>
+          <w:tcPr>
+            <w:tcW w:type="dxa" w:w="907"/>
+            <w:tcMar>
+              <w:top w:w="80" w:type="dxa"/>
+              <w:bottom w:w="80" w:type="dxa"/>
+              <w:left w:w="100" w:type="dxa"/>
+              <w:right w:w="100" w:type="dxa"/>
+            </w:tcMar>
+          </w:tcPr>
+          <w:p>
+            <w:pPr>
+              <w:spacing w:before="40" w:after="40" w:line="276" w:lineRule="auto"/>
+              <w:jc w:val="center"/>
+            </w:pPr>
+            <w:r>
+              <w:rPr>
+                <w:rFonts w:ascii="Times New Roman" w:hAnsi="Times New Roman"/>
+                <w:sz w:val="26"/>
               </w:rPr>
               <w:t>1</w:t>
             </w:r>
@@ -2077,102 +2005,100 @@
         </w:tc>
         <w:tc>
           <w:tcPr>
-            <w:tcW w:type="dxa" w:w="794"/>
-            <w:vAlign w:val="center"/>
-            <w:tcW w:w="793" w:type="dxa"/>
-          </w:tcPr>
-          <w:p>
-            <w:pPr>
-              <w:jc w:val="center"/>
-            </w:pPr>
-            <w:r>
-              <w:rPr>
-                <w:rFonts w:ascii="Times New Roman" w:hAnsi="Times New Roman"/>
-                <w:sz w:val="26"/>
-              </w:rPr>
-              <w:t>6</w:t>
-            </w:r>
-          </w:p>
-        </w:tc>
-        <w:tc>
-          <w:tcPr>
-            <w:tcW w:type="dxa" w:w="5272"/>
-            <w:vAlign w:val="center"/>
-            <w:tcW w:w="5273" w:type="dxa"/>
-          </w:tcPr>
-          <w:p>
-            <w:pPr>
-              <w:spacing w:before="40" w:after="40" w:line="276" w:lineRule="auto"/>
-              <w:jc w:val="both"/>
-            </w:pPr>
-            <w:r>
-              <w:rPr>
-                <w:rFonts w:ascii="Times New Roman" w:hAnsi="Times New Roman"/>
-                <w:sz w:val="26"/>
-                <w:rFonts w:ascii="Times New Roman" w:hAnsi="Times New Roman" w:cs="Times New Roman"/>
-              </w:rPr>
-              <w:t>Kiểm tra đánh giá kết quả học tập.</w:t>
+            <w:tcW w:type="dxa" w:w="4649"/>
+            <w:tcMar>
+              <w:top w:w="80" w:type="dxa"/>
+              <w:bottom w:w="80" w:type="dxa"/>
+              <w:left w:w="100" w:type="dxa"/>
+              <w:right w:w="100" w:type="dxa"/>
+            </w:tcMar>
+          </w:tcPr>
+          <w:p>
+            <w:pPr>
+              <w:spacing w:before="40" w:after="40" w:line="276" w:lineRule="auto"/>
+              <w:jc w:val="left"/>
+            </w:pPr>
+            <w:r>
+              <w:rPr>
+                <w:rFonts w:ascii="Times New Roman" w:hAnsi="Times New Roman"/>
+                <w:sz w:val="26"/>
+              </w:rPr>
+              <w:t>Nhận diện, phân biệt các dạng máy tính thông dụng (để bàn, xách tay, máy tính bảng); chỉ ra các bộ phận cơ bản của máy tính.</w:t>
             </w:r>
           </w:p>
         </w:tc>
       </w:tr>
       <w:tr>
-        <w:tc>
-          <w:tcPr>
-            <w:tcW w:type="dxa" w:w="510"/>
-            <w:vAlign w:val="center"/>
-            <w:tcW w:w="510" w:type="dxa"/>
-          </w:tcPr>
-          <w:p>
-            <w:pPr>
-              <w:jc w:val="center"/>
-            </w:pPr>
-            <w:r>
-              <w:rPr>
-                <w:rFonts w:ascii="Times New Roman" w:hAnsi="Times New Roman"/>
-                <w:sz w:val="26"/>
-              </w:rPr>
-              <w:t>7</w:t>
-            </w:r>
-          </w:p>
-        </w:tc>
-        <w:tc>
-          <w:tcPr>
-            <w:tcW w:type="dxa" w:w="2154"/>
-            <w:vAlign w:val="center"/>
-            <w:tcW w:w="2154" w:type="dxa"/>
-          </w:tcPr>
-          <w:p>
-            <w:pPr>
-              <w:spacing w:before="40" w:after="40" w:line="276" w:lineRule="auto"/>
-              <w:jc w:val="both"/>
-            </w:pPr>
-            <w:r>
-              <w:rPr>
-                <w:rFonts w:ascii="Times New Roman" w:hAnsi="Times New Roman"/>
-                <w:sz w:val="26"/>
-                <w:rFonts w:ascii="Times New Roman" w:hAnsi="Times New Roman" w:cs="Times New Roman"/>
-              </w:rPr>
-              <w:t>Bài 5: Sử dụng bàn phím</w:t>
-            </w:r>
-          </w:p>
-        </w:tc>
+        <w:trPr>
+          <w:cantSplit/>
+        </w:trPr>
         <w:tc>
           <w:tcPr>
             <w:tcW w:type="dxa" w:w="624"/>
-            <w:vAlign w:val="center"/>
-            <w:tcW w:w="623" w:type="dxa"/>
-          </w:tcPr>
-          <w:p>
-            <w:pPr>
-              <w:spacing w:before="40" w:after="40" w:line="276" w:lineRule="auto"/>
-              <w:jc w:val="center"/>
-            </w:pPr>
-            <w:r>
-              <w:rPr>
-                <w:rFonts w:ascii="Times New Roman" w:hAnsi="Times New Roman"/>
-                <w:sz w:val="26"/>
-                <w:rFonts w:ascii="Times New Roman" w:hAnsi="Times New Roman" w:cs="Times New Roman"/>
+            <w:tcMar>
+              <w:top w:w="80" w:type="dxa"/>
+              <w:bottom w:w="80" w:type="dxa"/>
+              <w:left w:w="100" w:type="dxa"/>
+              <w:right w:w="100" w:type="dxa"/>
+            </w:tcMar>
+          </w:tcPr>
+          <w:p>
+            <w:pPr>
+              <w:spacing w:before="40" w:after="40" w:line="276" w:lineRule="auto"/>
+              <w:jc w:val="center"/>
+            </w:pPr>
+            <w:r>
+              <w:rPr>
+                <w:rFonts w:ascii="Times New Roman" w:hAnsi="Times New Roman"/>
+                <w:sz w:val="26"/>
+              </w:rPr>
+              <w:t>6</w:t>
+            </w:r>
+          </w:p>
+        </w:tc>
+        <w:tc>
+          <w:tcPr>
+            <w:tcW w:type="dxa" w:w="3175"/>
+            <w:tcMar>
+              <w:top w:w="80" w:type="dxa"/>
+              <w:bottom w:w="80" w:type="dxa"/>
+              <w:left w:w="100" w:type="dxa"/>
+              <w:right w:w="100" w:type="dxa"/>
+            </w:tcMar>
+          </w:tcPr>
+          <w:p>
+            <w:pPr>
+              <w:spacing w:before="40" w:after="40" w:line="276" w:lineRule="auto"/>
+              <w:jc w:val="left"/>
+            </w:pPr>
+            <w:r>
+              <w:rPr>
+                <w:rFonts w:ascii="Times New Roman" w:hAnsi="Times New Roman"/>
+                <w:sz w:val="26"/>
+              </w:rPr>
+              <w:t>Bài 3: Máy tính và em (Tiết 2)</w:t>
+            </w:r>
+          </w:p>
+        </w:tc>
+        <w:tc>
+          <w:tcPr>
+            <w:tcW w:type="dxa" w:w="907"/>
+            <w:tcMar>
+              <w:top w:w="80" w:type="dxa"/>
+              <w:bottom w:w="80" w:type="dxa"/>
+              <w:left w:w="100" w:type="dxa"/>
+              <w:right w:w="100" w:type="dxa"/>
+            </w:tcMar>
+          </w:tcPr>
+          <w:p>
+            <w:pPr>
+              <w:spacing w:before="40" w:after="40" w:line="276" w:lineRule="auto"/>
+              <w:jc w:val="center"/>
+            </w:pPr>
+            <w:r>
+              <w:rPr>
+                <w:rFonts w:ascii="Times New Roman" w:hAnsi="Times New Roman"/>
+                <w:sz w:val="26"/>
               </w:rPr>
               <w:t>1</w:t>
             </w:r>
@@ -2180,102 +2106,100 @@
         </w:tc>
         <w:tc>
           <w:tcPr>
-            <w:tcW w:type="dxa" w:w="794"/>
-            <w:vAlign w:val="center"/>
-            <w:tcW w:w="793" w:type="dxa"/>
-          </w:tcPr>
-          <w:p>
-            <w:pPr>
-              <w:jc w:val="center"/>
-            </w:pPr>
-            <w:r>
-              <w:rPr>
-                <w:rFonts w:ascii="Times New Roman" w:hAnsi="Times New Roman"/>
-                <w:sz w:val="26"/>
-              </w:rPr>
-              <w:t>7</w:t>
-            </w:r>
-          </w:p>
-        </w:tc>
-        <w:tc>
-          <w:tcPr>
-            <w:tcW w:type="dxa" w:w="5272"/>
-            <w:vAlign w:val="center"/>
-            <w:tcW w:w="5273" w:type="dxa"/>
-          </w:tcPr>
-          <w:p>
-            <w:pPr>
-              <w:spacing w:before="40" w:after="40" w:line="276" w:lineRule="auto"/>
-              <w:jc w:val="both"/>
-            </w:pPr>
-            <w:r>
-              <w:rPr>
-                <w:rFonts w:ascii="Times New Roman" w:hAnsi="Times New Roman"/>
-                <w:sz w:val="26"/>
-                <w:rFonts w:ascii="Times New Roman" w:hAnsi="Times New Roman" w:cs="Times New Roman"/>
-              </w:rPr>
-              <w:t>- Chỉ ra khu vực chính của bàn phím và gọi tên các hàng phím.  - Biết vị trí đặt ngón tay trên hàng phím cơ sở và thực hiện gõ phím đúng quy định.</w:t>
+            <w:tcW w:type="dxa" w:w="4649"/>
+            <w:tcMar>
+              <w:top w:w="80" w:type="dxa"/>
+              <w:bottom w:w="80" w:type="dxa"/>
+              <w:left w:w="100" w:type="dxa"/>
+              <w:right w:w="100" w:type="dxa"/>
+            </w:tcMar>
+          </w:tcPr>
+          <w:p>
+            <w:pPr>
+              <w:spacing w:before="40" w:after="40" w:line="276" w:lineRule="auto"/>
+              <w:jc w:val="left"/>
+            </w:pPr>
+            <w:r>
+              <w:rPr>
+                <w:rFonts w:ascii="Times New Roman" w:hAnsi="Times New Roman"/>
+                <w:sz w:val="26"/>
+              </w:rPr>
+              <w:t>Nhận biết chức năng của các bộ phận máy tính và thiết bị ngoại vi; rèn luyện thói quen bảo vệ, giữ gìn máy tính đúng cách.</w:t>
             </w:r>
           </w:p>
         </w:tc>
       </w:tr>
       <w:tr>
-        <w:tc>
-          <w:tcPr>
-            <w:tcW w:type="dxa" w:w="510"/>
-            <w:vAlign w:val="center"/>
-            <w:tcW w:w="510" w:type="dxa"/>
-          </w:tcPr>
-          <w:p>
-            <w:pPr>
-              <w:jc w:val="center"/>
-            </w:pPr>
-            <w:r>
-              <w:rPr>
-                <w:rFonts w:ascii="Times New Roman" w:hAnsi="Times New Roman"/>
-                <w:sz w:val="26"/>
-              </w:rPr>
-              <w:t>8</w:t>
-            </w:r>
-          </w:p>
-        </w:tc>
-        <w:tc>
-          <w:tcPr>
-            <w:tcW w:type="dxa" w:w="2154"/>
-            <w:vAlign w:val="center"/>
-            <w:tcW w:w="2154" w:type="dxa"/>
-          </w:tcPr>
-          <w:p>
-            <w:pPr>
-              <w:spacing w:before="40" w:after="40" w:line="276" w:lineRule="auto"/>
-              <w:jc w:val="both"/>
-            </w:pPr>
-            <w:r>
-              <w:rPr>
-                <w:rFonts w:ascii="Times New Roman" w:hAnsi="Times New Roman"/>
-                <w:sz w:val="26"/>
-                <w:rFonts w:ascii="Times New Roman" w:hAnsi="Times New Roman" w:cs="Times New Roman"/>
-              </w:rPr>
-              <w:t>Bài 6: Khám phá thông tin trên Internet</w:t>
-            </w:r>
-          </w:p>
-        </w:tc>
+        <w:trPr>
+          <w:cantSplit/>
+        </w:trPr>
         <w:tc>
           <w:tcPr>
             <w:tcW w:type="dxa" w:w="624"/>
-            <w:vAlign w:val="center"/>
-            <w:tcW w:w="623" w:type="dxa"/>
-          </w:tcPr>
-          <w:p>
-            <w:pPr>
-              <w:spacing w:before="40" w:after="40" w:line="276" w:lineRule="auto"/>
-              <w:jc w:val="center"/>
-            </w:pPr>
-            <w:r>
-              <w:rPr>
-                <w:rFonts w:ascii="Times New Roman" w:hAnsi="Times New Roman"/>
-                <w:sz w:val="26"/>
-                <w:rFonts w:ascii="Times New Roman" w:hAnsi="Times New Roman" w:cs="Times New Roman"/>
+            <w:tcMar>
+              <w:top w:w="80" w:type="dxa"/>
+              <w:bottom w:w="80" w:type="dxa"/>
+              <w:left w:w="100" w:type="dxa"/>
+              <w:right w:w="100" w:type="dxa"/>
+            </w:tcMar>
+          </w:tcPr>
+          <w:p>
+            <w:pPr>
+              <w:spacing w:before="40" w:after="40" w:line="276" w:lineRule="auto"/>
+              <w:jc w:val="center"/>
+            </w:pPr>
+            <w:r>
+              <w:rPr>
+                <w:rFonts w:ascii="Times New Roman" w:hAnsi="Times New Roman"/>
+                <w:sz w:val="26"/>
+              </w:rPr>
+              <w:t>7</w:t>
+            </w:r>
+          </w:p>
+        </w:tc>
+        <w:tc>
+          <w:tcPr>
+            <w:tcW w:type="dxa" w:w="3175"/>
+            <w:tcMar>
+              <w:top w:w="80" w:type="dxa"/>
+              <w:bottom w:w="80" w:type="dxa"/>
+              <w:left w:w="100" w:type="dxa"/>
+              <w:right w:w="100" w:type="dxa"/>
+            </w:tcMar>
+          </w:tcPr>
+          <w:p>
+            <w:pPr>
+              <w:spacing w:before="40" w:after="40" w:line="276" w:lineRule="auto"/>
+              <w:jc w:val="left"/>
+            </w:pPr>
+            <w:r>
+              <w:rPr>
+                <w:rFonts w:ascii="Times New Roman" w:hAnsi="Times New Roman"/>
+                <w:sz w:val="26"/>
+              </w:rPr>
+              <w:t>Bài 4: Làm việc với máy tính (Tiết 1)</w:t>
+            </w:r>
+          </w:p>
+        </w:tc>
+        <w:tc>
+          <w:tcPr>
+            <w:tcW w:type="dxa" w:w="907"/>
+            <w:tcMar>
+              <w:top w:w="80" w:type="dxa"/>
+              <w:bottom w:w="80" w:type="dxa"/>
+              <w:left w:w="100" w:type="dxa"/>
+              <w:right w:w="100" w:type="dxa"/>
+            </w:tcMar>
+          </w:tcPr>
+          <w:p>
+            <w:pPr>
+              <w:spacing w:before="40" w:after="40" w:line="276" w:lineRule="auto"/>
+              <w:jc w:val="center"/>
+            </w:pPr>
+            <w:r>
+              <w:rPr>
+                <w:rFonts w:ascii="Times New Roman" w:hAnsi="Times New Roman"/>
+                <w:sz w:val="26"/>
               </w:rPr>
               <w:t>1</w:t>
             </w:r>
@@ -2283,102 +2207,101 @@
         </w:tc>
         <w:tc>
           <w:tcPr>
-            <w:tcW w:type="dxa" w:w="794"/>
-            <w:vAlign w:val="center"/>
-            <w:tcW w:w="793" w:type="dxa"/>
-          </w:tcPr>
-          <w:p>
-            <w:pPr>
-              <w:jc w:val="center"/>
-            </w:pPr>
-            <w:r>
-              <w:rPr>
-                <w:rFonts w:ascii="Times New Roman" w:hAnsi="Times New Roman"/>
-                <w:sz w:val="26"/>
-              </w:rPr>
-              <w:t>8</w:t>
-            </w:r>
-          </w:p>
-        </w:tc>
-        <w:tc>
-          <w:tcPr>
-            <w:tcW w:type="dxa" w:w="5272"/>
-            <w:vAlign w:val="center"/>
-            <w:tcW w:w="5273" w:type="dxa"/>
-          </w:tcPr>
-          <w:p>
-            <w:pPr>
-              <w:spacing w:before="40" w:after="40" w:line="276" w:lineRule="auto"/>
-              <w:jc w:val="both"/>
-            </w:pPr>
-            <w:r>
-              <w:rPr>
-                <w:rFonts w:ascii="Times New Roman" w:hAnsi="Times New Roman"/>
-                <w:sz w:val="26"/>
-                <w:rFonts w:ascii="Times New Roman" w:hAnsi="Times New Roman" w:cs="Times New Roman"/>
-              </w:rPr>
-              <w:t>- Nêu ví dụ về tin tức, chương trình giải trí xem được trên Internet.  - Nêu ví dụ về thông tin không có sẵn trong máy tính nhưng tìm thấy trên Internet.  - Biết không phải thông tin nào trên Internet cũng phù hợp lứa tuổi.</w:t>
+            <w:tcW w:type="dxa" w:w="4649"/>
+            <w:tcMar>
+              <w:top w:w="80" w:type="dxa"/>
+              <w:bottom w:w="80" w:type="dxa"/>
+              <w:left w:w="100" w:type="dxa"/>
+              <w:right w:w="100" w:type="dxa"/>
+            </w:tcMar>
+          </w:tcPr>
+          <w:p>
+            <w:pPr>
+              <w:spacing w:before="40" w:after="40" w:line="276" w:lineRule="auto"/>
+              <w:jc w:val="left"/>
+            </w:pPr>
+            <w:r>
+              <w:rPr>
+                <w:rFonts w:ascii="Times New Roman" w:hAnsi="Times New Roman"/>
+                <w:sz w:val="26"/>
+              </w:rPr>
+              <w:t>Ngồi đúng tư thế, giữ khoảng cách mắt an toàn với màn hình; tuân thủ quy tắc an toàn về điện và vệ sinh phòng thực hành tin học.</w:t>
             </w:r>
           </w:p>
         </w:tc>
       </w:tr>
       <w:tr>
-        <w:tc>
-          <w:tcPr>
-            <w:tcW w:type="dxa" w:w="510"/>
-            <w:vAlign w:val="center"/>
-            <w:tcW w:w="510" w:type="dxa"/>
-          </w:tcPr>
-          <w:p>
-            <w:pPr>
-              <w:jc w:val="center"/>
-            </w:pPr>
-            <w:r>
-              <w:rPr>
-                <w:rFonts w:ascii="Times New Roman" w:hAnsi="Times New Roman"/>
-                <w:sz w:val="26"/>
-              </w:rPr>
-              <w:t>9</w:t>
-            </w:r>
-          </w:p>
-        </w:tc>
-        <w:tc>
-          <w:tcPr>
-            <w:tcW w:type="dxa" w:w="2154"/>
-            <w:vAlign w:val="center"/>
-            <w:tcW w:w="2154" w:type="dxa"/>
-          </w:tcPr>
-          <w:p>
-            <w:pPr>
-              <w:spacing w:before="40" w:after="40" w:line="276" w:lineRule="auto"/>
-              <w:jc w:val="both"/>
-            </w:pPr>
-            <w:r>
-              <w:rPr>
-                <w:rFonts w:ascii="Times New Roman" w:hAnsi="Times New Roman"/>
-                <w:sz w:val="26"/>
-                <w:rFonts w:ascii="Times New Roman" w:hAnsi="Times New Roman" w:cs="Times New Roman"/>
-              </w:rPr>
-              <w:t>Bài 7: Sắp xếp để dễ tìm</w:t>
-            </w:r>
-          </w:p>
-        </w:tc>
+        <w:trPr>
+          <w:cantSplit/>
+        </w:trPr>
         <w:tc>
           <w:tcPr>
             <w:tcW w:type="dxa" w:w="624"/>
-            <w:vAlign w:val="center"/>
-            <w:tcW w:w="623" w:type="dxa"/>
-          </w:tcPr>
-          <w:p>
-            <w:pPr>
-              <w:spacing w:before="40" w:after="40" w:line="276" w:lineRule="auto"/>
-              <w:jc w:val="center"/>
-            </w:pPr>
-            <w:r>
-              <w:rPr>
-                <w:rFonts w:ascii="Times New Roman" w:hAnsi="Times New Roman"/>
-                <w:sz w:val="26"/>
-                <w:rFonts w:ascii="Times New Roman" w:hAnsi="Times New Roman" w:cs="Times New Roman"/>
+            <w:tcMar>
+              <w:top w:w="80" w:type="dxa"/>
+              <w:bottom w:w="80" w:type="dxa"/>
+              <w:left w:w="100" w:type="dxa"/>
+              <w:right w:w="100" w:type="dxa"/>
+            </w:tcMar>
+          </w:tcPr>
+          <w:p>
+            <w:pPr>
+              <w:spacing w:before="40" w:after="40" w:line="276" w:lineRule="auto"/>
+              <w:jc w:val="center"/>
+            </w:pPr>
+            <w:r>
+              <w:rPr>
+                <w:rFonts w:ascii="Times New Roman" w:hAnsi="Times New Roman"/>
+                <w:sz w:val="26"/>
+              </w:rPr>
+              <w:t>8</w:t>
+            </w:r>
+          </w:p>
+        </w:tc>
+        <w:tc>
+          <w:tcPr>
+            <w:tcW w:type="dxa" w:w="3175"/>
+            <w:tcMar>
+              <w:top w:w="80" w:type="dxa"/>
+              <w:bottom w:w="80" w:type="dxa"/>
+              <w:left w:w="100" w:type="dxa"/>
+              <w:right w:w="100" w:type="dxa"/>
+            </w:tcMar>
+          </w:tcPr>
+          <w:p>
+            <w:pPr>
+              <w:spacing w:before="40" w:after="40" w:line="276" w:lineRule="auto"/>
+              <w:jc w:val="left"/>
+            </w:pPr>
+            <w:r>
+              <w:rPr>
+                <w:rFonts w:ascii="Times New Roman" w:hAnsi="Times New Roman"/>
+                <w:b/>
+                <w:sz w:val="26"/>
+              </w:rPr>
+              <w:t>Ôn tập Đánh giá định kỳ 1</w:t>
+            </w:r>
+          </w:p>
+        </w:tc>
+        <w:tc>
+          <w:tcPr>
+            <w:tcW w:type="dxa" w:w="907"/>
+            <w:tcMar>
+              <w:top w:w="80" w:type="dxa"/>
+              <w:bottom w:w="80" w:type="dxa"/>
+              <w:left w:w="100" w:type="dxa"/>
+              <w:right w:w="100" w:type="dxa"/>
+            </w:tcMar>
+          </w:tcPr>
+          <w:p>
+            <w:pPr>
+              <w:spacing w:before="40" w:after="40" w:line="276" w:lineRule="auto"/>
+              <w:jc w:val="center"/>
+            </w:pPr>
+            <w:r>
+              <w:rPr>
+                <w:rFonts w:ascii="Times New Roman" w:hAnsi="Times New Roman"/>
+                <w:sz w:val="26"/>
               </w:rPr>
               <w:t>1</w:t>
             </w:r>
@@ -2386,102 +2309,101 @@
         </w:tc>
         <w:tc>
           <w:tcPr>
-            <w:tcW w:type="dxa" w:w="794"/>
-            <w:vAlign w:val="center"/>
-            <w:tcW w:w="793" w:type="dxa"/>
-          </w:tcPr>
-          <w:p>
-            <w:pPr>
-              <w:jc w:val="center"/>
-            </w:pPr>
-            <w:r>
-              <w:rPr>
-                <w:rFonts w:ascii="Times New Roman" w:hAnsi="Times New Roman"/>
-                <w:sz w:val="26"/>
-              </w:rPr>
-              <w:t>9</w:t>
-            </w:r>
-          </w:p>
-        </w:tc>
-        <w:tc>
-          <w:tcPr>
-            <w:tcW w:type="dxa" w:w="5272"/>
-            <w:vAlign w:val="center"/>
-            <w:tcW w:w="5273" w:type="dxa"/>
-          </w:tcPr>
-          <w:p>
-            <w:pPr>
-              <w:spacing w:before="40" w:after="40" w:line="276" w:lineRule="auto"/>
-              <w:jc w:val="both"/>
-            </w:pPr>
-            <w:r>
-              <w:rPr>
-                <w:rFonts w:ascii="Times New Roman" w:hAnsi="Times New Roman"/>
-                <w:sz w:val="26"/>
-                <w:rFonts w:ascii="Times New Roman" w:hAnsi="Times New Roman" w:cs="Times New Roman"/>
-              </w:rPr>
-              <w:t>- Giải thích được nếu sắp xếp đồ vật/dữ liệu hợp lý sẽ tìm nhanh hơn.  - Sắp xếp đồ vật hay dữ liệu hợp lý theo yêu cầu cụ thể.</w:t>
+            <w:tcW w:type="dxa" w:w="4649"/>
+            <w:tcMar>
+              <w:top w:w="80" w:type="dxa"/>
+              <w:bottom w:w="80" w:type="dxa"/>
+              <w:left w:w="100" w:type="dxa"/>
+              <w:right w:w="100" w:type="dxa"/>
+            </w:tcMar>
+          </w:tcPr>
+          <w:p>
+            <w:pPr>
+              <w:spacing w:before="40" w:after="40" w:line="276" w:lineRule="auto"/>
+              <w:jc w:val="left"/>
+            </w:pPr>
+            <w:r>
+              <w:rPr>
+                <w:rFonts w:ascii="Times New Roman" w:hAnsi="Times New Roman"/>
+                <w:sz w:val="26"/>
+              </w:rPr>
+              <w:t>Hệ thống hóa kiến thức từ Bài 1 đến Bài 4: thông tin, xử lí thông tin, các bộ phận máy tính và tư thế an toàn khi dùng máy.</w:t>
             </w:r>
           </w:p>
         </w:tc>
       </w:tr>
       <w:tr>
-        <w:tc>
-          <w:tcPr>
-            <w:tcW w:type="dxa" w:w="510"/>
-            <w:vAlign w:val="center"/>
-            <w:tcW w:w="510" w:type="dxa"/>
-          </w:tcPr>
-          <w:p>
-            <w:pPr>
-              <w:jc w:val="center"/>
-            </w:pPr>
-            <w:r>
-              <w:rPr>
-                <w:rFonts w:ascii="Times New Roman" w:hAnsi="Times New Roman"/>
-                <w:sz w:val="26"/>
-              </w:rPr>
-              <w:t>10</w:t>
-            </w:r>
-          </w:p>
-        </w:tc>
-        <w:tc>
-          <w:tcPr>
-            <w:tcW w:type="dxa" w:w="2154"/>
-            <w:vAlign w:val="center"/>
-            <w:tcW w:w="2154" w:type="dxa"/>
-          </w:tcPr>
-          <w:p>
-            <w:pPr>
-              <w:spacing w:before="40" w:after="40" w:line="276" w:lineRule="auto"/>
-              <w:jc w:val="both"/>
-            </w:pPr>
-            <w:r>
-              <w:rPr>
-                <w:rFonts w:ascii="Times New Roman" w:hAnsi="Times New Roman"/>
-                <w:sz w:val="26"/>
-                <w:rFonts w:ascii="Times New Roman" w:hAnsi="Times New Roman" w:cs="Times New Roman"/>
-              </w:rPr>
-              <w:t>Bài 8: Sơ đồ hình cây. Tổ chức thông tin trong máy tính</w:t>
-            </w:r>
-          </w:p>
-        </w:tc>
+        <w:trPr>
+          <w:cantSplit/>
+        </w:trPr>
         <w:tc>
           <w:tcPr>
             <w:tcW w:type="dxa" w:w="624"/>
-            <w:vAlign w:val="center"/>
-            <w:tcW w:w="623" w:type="dxa"/>
-          </w:tcPr>
-          <w:p>
-            <w:pPr>
-              <w:spacing w:before="40" w:after="40" w:line="276" w:lineRule="auto"/>
-              <w:jc w:val="center"/>
-            </w:pPr>
-            <w:r>
-              <w:rPr>
-                <w:rFonts w:ascii="Times New Roman" w:hAnsi="Times New Roman"/>
-                <w:sz w:val="26"/>
-                <w:rFonts w:ascii="Times New Roman" w:hAnsi="Times New Roman" w:cs="Times New Roman"/>
+            <w:tcMar>
+              <w:top w:w="80" w:type="dxa"/>
+              <w:bottom w:w="80" w:type="dxa"/>
+              <w:left w:w="100" w:type="dxa"/>
+              <w:right w:w="100" w:type="dxa"/>
+            </w:tcMar>
+          </w:tcPr>
+          <w:p>
+            <w:pPr>
+              <w:spacing w:before="40" w:after="40" w:line="276" w:lineRule="auto"/>
+              <w:jc w:val="center"/>
+            </w:pPr>
+            <w:r>
+              <w:rPr>
+                <w:rFonts w:ascii="Times New Roman" w:hAnsi="Times New Roman"/>
+                <w:sz w:val="26"/>
+              </w:rPr>
+              <w:t>9</w:t>
+            </w:r>
+          </w:p>
+        </w:tc>
+        <w:tc>
+          <w:tcPr>
+            <w:tcW w:type="dxa" w:w="3175"/>
+            <w:tcMar>
+              <w:top w:w="80" w:type="dxa"/>
+              <w:bottom w:w="80" w:type="dxa"/>
+              <w:left w:w="100" w:type="dxa"/>
+              <w:right w:w="100" w:type="dxa"/>
+            </w:tcMar>
+          </w:tcPr>
+          <w:p>
+            <w:pPr>
+              <w:spacing w:before="40" w:after="40" w:line="276" w:lineRule="auto"/>
+              <w:jc w:val="left"/>
+            </w:pPr>
+            <w:r>
+              <w:rPr>
+                <w:rFonts w:ascii="Times New Roman" w:hAnsi="Times New Roman"/>
+                <w:b/>
+                <w:sz w:val="26"/>
+              </w:rPr>
+              <w:t>Đánh giá định kỳ 1</w:t>
+            </w:r>
+          </w:p>
+        </w:tc>
+        <w:tc>
+          <w:tcPr>
+            <w:tcW w:type="dxa" w:w="907"/>
+            <w:tcMar>
+              <w:top w:w="80" w:type="dxa"/>
+              <w:bottom w:w="80" w:type="dxa"/>
+              <w:left w:w="100" w:type="dxa"/>
+              <w:right w:w="100" w:type="dxa"/>
+            </w:tcMar>
+          </w:tcPr>
+          <w:p>
+            <w:pPr>
+              <w:spacing w:before="40" w:after="40" w:line="276" w:lineRule="auto"/>
+              <w:jc w:val="center"/>
+            </w:pPr>
+            <w:r>
+              <w:rPr>
+                <w:rFonts w:ascii="Times New Roman" w:hAnsi="Times New Roman"/>
+                <w:sz w:val="26"/>
               </w:rPr>
               <w:t>1</w:t>
             </w:r>
@@ -2489,102 +2411,100 @@
         </w:tc>
         <w:tc>
           <w:tcPr>
-            <w:tcW w:type="dxa" w:w="794"/>
-            <w:vAlign w:val="center"/>
-            <w:tcW w:w="793" w:type="dxa"/>
-          </w:tcPr>
-          <w:p>
-            <w:pPr>
-              <w:jc w:val="center"/>
-            </w:pPr>
-            <w:r>
-              <w:rPr>
-                <w:rFonts w:ascii="Times New Roman" w:hAnsi="Times New Roman"/>
-                <w:sz w:val="26"/>
-              </w:rPr>
-              <w:t>10</w:t>
-            </w:r>
-          </w:p>
-        </w:tc>
-        <w:tc>
-          <w:tcPr>
-            <w:tcW w:type="dxa" w:w="5272"/>
-            <w:vAlign w:val="center"/>
-            <w:tcW w:w="5273" w:type="dxa"/>
-          </w:tcPr>
-          <w:p>
-            <w:pPr>
-              <w:spacing w:before="40" w:after="40" w:line="276" w:lineRule="auto"/>
-              <w:jc w:val="both"/>
-            </w:pPr>
-            <w:r>
-              <w:rPr>
-                <w:rFonts w:ascii="Times New Roman" w:hAnsi="Times New Roman"/>
-                <w:sz w:val="26"/>
-                <w:rFonts w:ascii="Times New Roman" w:hAnsi="Times New Roman" w:cs="Times New Roman"/>
-              </w:rPr>
-              <w:t>- Biểu diễn cách sắp xếp, phân loại bằng sơ đồ hình cây.  - Nhận biết tệp, thư mục và ổ đĩa trong máy tính; mô tả vai trò cấu trúc cây thư mục.</w:t>
+            <w:tcW w:type="dxa" w:w="4649"/>
+            <w:tcMar>
+              <w:top w:w="80" w:type="dxa"/>
+              <w:bottom w:w="80" w:type="dxa"/>
+              <w:left w:w="100" w:type="dxa"/>
+              <w:right w:w="100" w:type="dxa"/>
+            </w:tcMar>
+          </w:tcPr>
+          <w:p>
+            <w:pPr>
+              <w:spacing w:before="40" w:after="40" w:line="276" w:lineRule="auto"/>
+              <w:jc w:val="left"/>
+            </w:pPr>
+            <w:r>
+              <w:rPr>
+                <w:rFonts w:ascii="Times New Roman" w:hAnsi="Times New Roman"/>
+                <w:sz w:val="26"/>
+              </w:rPr>
+              <w:t>Kiểm tra, đánh giá mức độ đạt chuẩn kiến thức và kĩ năng thực hành nhận biết thiết bị, thao tác an toàn theo quy định.</w:t>
             </w:r>
           </w:p>
         </w:tc>
       </w:tr>
       <w:tr>
-        <w:tc>
-          <w:tcPr>
-            <w:tcW w:type="dxa" w:w="510"/>
-            <w:vAlign w:val="center"/>
-            <w:tcW w:w="510" w:type="dxa"/>
-          </w:tcPr>
-          <w:p>
-            <w:pPr>
-              <w:jc w:val="center"/>
-            </w:pPr>
-            <w:r>
-              <w:rPr>
-                <w:rFonts w:ascii="Times New Roman" w:hAnsi="Times New Roman"/>
-                <w:sz w:val="26"/>
-              </w:rPr>
-              <w:t>11</w:t>
-            </w:r>
-          </w:p>
-        </w:tc>
-        <w:tc>
-          <w:tcPr>
-            <w:tcW w:type="dxa" w:w="2154"/>
-            <w:vAlign w:val="center"/>
-            <w:tcW w:w="2154" w:type="dxa"/>
-          </w:tcPr>
-          <w:p>
-            <w:pPr>
-              <w:spacing w:before="40" w:after="40" w:line="276" w:lineRule="auto"/>
-              <w:jc w:val="both"/>
-            </w:pPr>
-            <w:r>
-              <w:rPr>
-                <w:rFonts w:ascii="Times New Roman" w:hAnsi="Times New Roman"/>
-                <w:sz w:val="26"/>
-                <w:rFonts w:ascii="Times New Roman" w:hAnsi="Times New Roman" w:cs="Times New Roman"/>
-              </w:rPr>
-              <w:t>Ôn tập Đánh giá định kỳ 2</w:t>
-            </w:r>
-          </w:p>
-        </w:tc>
+        <w:trPr>
+          <w:cantSplit/>
+        </w:trPr>
         <w:tc>
           <w:tcPr>
             <w:tcW w:type="dxa" w:w="624"/>
-            <w:vAlign w:val="center"/>
-            <w:tcW w:w="623" w:type="dxa"/>
-          </w:tcPr>
-          <w:p>
-            <w:pPr>
-              <w:spacing w:before="40" w:after="40" w:line="276" w:lineRule="auto"/>
-              <w:jc w:val="center"/>
-            </w:pPr>
-            <w:r>
-              <w:rPr>
-                <w:rFonts w:ascii="Times New Roman" w:hAnsi="Times New Roman"/>
-                <w:sz w:val="26"/>
-                <w:rFonts w:ascii="Times New Roman" w:hAnsi="Times New Roman" w:cs="Times New Roman"/>
+            <w:tcMar>
+              <w:top w:w="80" w:type="dxa"/>
+              <w:bottom w:w="80" w:type="dxa"/>
+              <w:left w:w="100" w:type="dxa"/>
+              <w:right w:w="100" w:type="dxa"/>
+            </w:tcMar>
+          </w:tcPr>
+          <w:p>
+            <w:pPr>
+              <w:spacing w:before="40" w:after="40" w:line="276" w:lineRule="auto"/>
+              <w:jc w:val="center"/>
+            </w:pPr>
+            <w:r>
+              <w:rPr>
+                <w:rFonts w:ascii="Times New Roman" w:hAnsi="Times New Roman"/>
+                <w:sz w:val="26"/>
+              </w:rPr>
+              <w:t>10</w:t>
+            </w:r>
+          </w:p>
+        </w:tc>
+        <w:tc>
+          <w:tcPr>
+            <w:tcW w:type="dxa" w:w="3175"/>
+            <w:tcMar>
+              <w:top w:w="80" w:type="dxa"/>
+              <w:bottom w:w="80" w:type="dxa"/>
+              <w:left w:w="100" w:type="dxa"/>
+              <w:right w:w="100" w:type="dxa"/>
+            </w:tcMar>
+          </w:tcPr>
+          <w:p>
+            <w:pPr>
+              <w:spacing w:before="40" w:after="40" w:line="276" w:lineRule="auto"/>
+              <w:jc w:val="left"/>
+            </w:pPr>
+            <w:r>
+              <w:rPr>
+                <w:rFonts w:ascii="Times New Roman" w:hAnsi="Times New Roman"/>
+                <w:sz w:val="26"/>
+              </w:rPr>
+              <w:t>Bài 4: Làm việc với máy tính (Tiết 2)</w:t>
+            </w:r>
+          </w:p>
+        </w:tc>
+        <w:tc>
+          <w:tcPr>
+            <w:tcW w:type="dxa" w:w="907"/>
+            <w:tcMar>
+              <w:top w:w="80" w:type="dxa"/>
+              <w:bottom w:w="80" w:type="dxa"/>
+              <w:left w:w="100" w:type="dxa"/>
+              <w:right w:w="100" w:type="dxa"/>
+            </w:tcMar>
+          </w:tcPr>
+          <w:p>
+            <w:pPr>
+              <w:spacing w:before="40" w:after="40" w:line="276" w:lineRule="auto"/>
+              <w:jc w:val="center"/>
+            </w:pPr>
+            <w:r>
+              <w:rPr>
+                <w:rFonts w:ascii="Times New Roman" w:hAnsi="Times New Roman"/>
+                <w:sz w:val="26"/>
               </w:rPr>
               <w:t>1</w:t>
             </w:r>
@@ -2592,102 +2512,100 @@
         </w:tc>
         <w:tc>
           <w:tcPr>
-            <w:tcW w:type="dxa" w:w="794"/>
-            <w:vAlign w:val="center"/>
-            <w:tcW w:w="793" w:type="dxa"/>
-          </w:tcPr>
-          <w:p>
-            <w:pPr>
-              <w:jc w:val="center"/>
-            </w:pPr>
-            <w:r>
-              <w:rPr>
-                <w:rFonts w:ascii="Times New Roman" w:hAnsi="Times New Roman"/>
-                <w:sz w:val="26"/>
-              </w:rPr>
-              <w:t>11</w:t>
-            </w:r>
-          </w:p>
-        </w:tc>
-        <w:tc>
-          <w:tcPr>
-            <w:tcW w:type="dxa" w:w="5272"/>
-            <w:vAlign w:val="center"/>
-            <w:tcW w:w="5273" w:type="dxa"/>
-          </w:tcPr>
-          <w:p>
-            <w:pPr>
-              <w:spacing w:before="40" w:after="40" w:line="276" w:lineRule="auto"/>
-              <w:jc w:val="both"/>
-            </w:pPr>
-            <w:r>
-              <w:rPr>
-                <w:rFonts w:ascii="Times New Roman" w:hAnsi="Times New Roman"/>
-                <w:sz w:val="26"/>
-                <w:rFonts w:ascii="Times New Roman" w:hAnsi="Times New Roman" w:cs="Times New Roman"/>
-              </w:rPr>
-              <w:t>Hệ thống hóa kiến thức chuẩn bị Đánh giá định kỳ 2.</w:t>
+            <w:tcW w:type="dxa" w:w="4649"/>
+            <w:tcMar>
+              <w:top w:w="80" w:type="dxa"/>
+              <w:bottom w:w="80" w:type="dxa"/>
+              <w:left w:w="100" w:type="dxa"/>
+              <w:right w:w="100" w:type="dxa"/>
+            </w:tcMar>
+          </w:tcPr>
+          <w:p>
+            <w:pPr>
+              <w:spacing w:before="40" w:after="40" w:line="276" w:lineRule="auto"/>
+              <w:jc w:val="left"/>
+            </w:pPr>
+            <w:r>
+              <w:rPr>
+                <w:rFonts w:ascii="Times New Roman" w:hAnsi="Times New Roman"/>
+                <w:sz w:val="26"/>
+              </w:rPr>
+              <w:t>Thực hành thao tác bật máy, tắt máy đúng quy trình kĩ thuật; làm quen với khu vực làm việc (Desktop) trên màn hình máy tính.</w:t>
             </w:r>
           </w:p>
         </w:tc>
       </w:tr>
       <w:tr>
-        <w:tc>
-          <w:tcPr>
-            <w:tcW w:type="dxa" w:w="510"/>
-            <w:vAlign w:val="center"/>
-            <w:tcW w:w="510" w:type="dxa"/>
-          </w:tcPr>
-          <w:p>
-            <w:pPr>
-              <w:jc w:val="center"/>
-            </w:pPr>
-            <w:r>
-              <w:rPr>
-                <w:rFonts w:ascii="Times New Roman" w:hAnsi="Times New Roman"/>
-                <w:sz w:val="26"/>
-              </w:rPr>
-              <w:t>12</w:t>
-            </w:r>
-          </w:p>
-        </w:tc>
-        <w:tc>
-          <w:tcPr>
-            <w:tcW w:type="dxa" w:w="2154"/>
-            <w:vAlign w:val="center"/>
-            <w:tcW w:w="2154" w:type="dxa"/>
-          </w:tcPr>
-          <w:p>
-            <w:pPr>
-              <w:spacing w:before="40" w:after="40" w:line="276" w:lineRule="auto"/>
-              <w:jc w:val="both"/>
-            </w:pPr>
-            <w:r>
-              <w:rPr>
-                <w:rFonts w:ascii="Times New Roman" w:hAnsi="Times New Roman"/>
-                <w:sz w:val="26"/>
-                <w:rFonts w:ascii="Times New Roman" w:hAnsi="Times New Roman" w:cs="Times New Roman"/>
-              </w:rPr>
-              <w:t>Đánh giá định kỳ 2</w:t>
-            </w:r>
-          </w:p>
-        </w:tc>
+        <w:trPr>
+          <w:cantSplit/>
+        </w:trPr>
         <w:tc>
           <w:tcPr>
             <w:tcW w:type="dxa" w:w="624"/>
-            <w:vAlign w:val="center"/>
-            <w:tcW w:w="623" w:type="dxa"/>
-          </w:tcPr>
-          <w:p>
-            <w:pPr>
-              <w:spacing w:before="40" w:after="40" w:line="276" w:lineRule="auto"/>
-              <w:jc w:val="center"/>
-            </w:pPr>
-            <w:r>
-              <w:rPr>
-                <w:rFonts w:ascii="Times New Roman" w:hAnsi="Times New Roman"/>
-                <w:sz w:val="26"/>
-                <w:rFonts w:ascii="Times New Roman" w:hAnsi="Times New Roman" w:cs="Times New Roman"/>
+            <w:tcMar>
+              <w:top w:w="80" w:type="dxa"/>
+              <w:bottom w:w="80" w:type="dxa"/>
+              <w:left w:w="100" w:type="dxa"/>
+              <w:right w:w="100" w:type="dxa"/>
+            </w:tcMar>
+          </w:tcPr>
+          <w:p>
+            <w:pPr>
+              <w:spacing w:before="40" w:after="40" w:line="276" w:lineRule="auto"/>
+              <w:jc w:val="center"/>
+            </w:pPr>
+            <w:r>
+              <w:rPr>
+                <w:rFonts w:ascii="Times New Roman" w:hAnsi="Times New Roman"/>
+                <w:sz w:val="26"/>
+              </w:rPr>
+              <w:t>11</w:t>
+            </w:r>
+          </w:p>
+        </w:tc>
+        <w:tc>
+          <w:tcPr>
+            <w:tcW w:type="dxa" w:w="3175"/>
+            <w:tcMar>
+              <w:top w:w="80" w:type="dxa"/>
+              <w:bottom w:w="80" w:type="dxa"/>
+              <w:left w:w="100" w:type="dxa"/>
+              <w:right w:w="100" w:type="dxa"/>
+            </w:tcMar>
+          </w:tcPr>
+          <w:p>
+            <w:pPr>
+              <w:spacing w:before="40" w:after="40" w:line="276" w:lineRule="auto"/>
+              <w:jc w:val="left"/>
+            </w:pPr>
+            <w:r>
+              <w:rPr>
+                <w:rFonts w:ascii="Times New Roman" w:hAnsi="Times New Roman"/>
+                <w:sz w:val="26"/>
+              </w:rPr>
+              <w:t>Bài 5: Sử dụng bàn phím (Tiết 1)</w:t>
+            </w:r>
+          </w:p>
+        </w:tc>
+        <w:tc>
+          <w:tcPr>
+            <w:tcW w:type="dxa" w:w="907"/>
+            <w:tcMar>
+              <w:top w:w="80" w:type="dxa"/>
+              <w:bottom w:w="80" w:type="dxa"/>
+              <w:left w:w="100" w:type="dxa"/>
+              <w:right w:w="100" w:type="dxa"/>
+            </w:tcMar>
+          </w:tcPr>
+          <w:p>
+            <w:pPr>
+              <w:spacing w:before="40" w:after="40" w:line="276" w:lineRule="auto"/>
+              <w:jc w:val="center"/>
+            </w:pPr>
+            <w:r>
+              <w:rPr>
+                <w:rFonts w:ascii="Times New Roman" w:hAnsi="Times New Roman"/>
+                <w:sz w:val="26"/>
               </w:rPr>
               <w:t>1</w:t>
             </w:r>
@@ -2695,102 +2613,100 @@
         </w:tc>
         <w:tc>
           <w:tcPr>
-            <w:tcW w:type="dxa" w:w="794"/>
-            <w:vAlign w:val="center"/>
-            <w:tcW w:w="793" w:type="dxa"/>
-          </w:tcPr>
-          <w:p>
-            <w:pPr>
-              <w:jc w:val="center"/>
-            </w:pPr>
-            <w:r>
-              <w:rPr>
-                <w:rFonts w:ascii="Times New Roman" w:hAnsi="Times New Roman"/>
-                <w:sz w:val="26"/>
-              </w:rPr>
-              <w:t>12</w:t>
-            </w:r>
-          </w:p>
-        </w:tc>
-        <w:tc>
-          <w:tcPr>
-            <w:tcW w:type="dxa" w:w="5272"/>
-            <w:vAlign w:val="center"/>
-            <w:tcW w:w="5273" w:type="dxa"/>
-          </w:tcPr>
-          <w:p>
-            <w:pPr>
-              <w:spacing w:before="40" w:after="40" w:line="276" w:lineRule="auto"/>
-              <w:jc w:val="both"/>
-            </w:pPr>
-            <w:r>
-              <w:rPr>
-                <w:rFonts w:ascii="Times New Roman" w:hAnsi="Times New Roman"/>
-                <w:sz w:val="26"/>
-                <w:rFonts w:ascii="Times New Roman" w:hAnsi="Times New Roman" w:cs="Times New Roman"/>
-              </w:rPr>
-              <w:t>Kiểm tra đánh giá kết quả học tập.</w:t>
+            <w:tcW w:type="dxa" w:w="4649"/>
+            <w:tcMar>
+              <w:top w:w="80" w:type="dxa"/>
+              <w:bottom w:w="80" w:type="dxa"/>
+              <w:left w:w="100" w:type="dxa"/>
+              <w:right w:w="100" w:type="dxa"/>
+            </w:tcMar>
+          </w:tcPr>
+          <w:p>
+            <w:pPr>
+              <w:spacing w:before="40" w:after="40" w:line="276" w:lineRule="auto"/>
+              <w:jc w:val="left"/>
+            </w:pPr>
+            <w:r>
+              <w:rPr>
+                <w:rFonts w:ascii="Times New Roman" w:hAnsi="Times New Roman"/>
+                <w:sz w:val="26"/>
+              </w:rPr>
+              <w:t>Chỉ ra các khu vực chính của bàn phím (hàng phím cơ sở, hàng phím trên, hàng phím dưới, hàng phím số); biết vị trí hai phím có gờ F và J.</w:t>
             </w:r>
           </w:p>
         </w:tc>
       </w:tr>
       <w:tr>
-        <w:tc>
-          <w:tcPr>
-            <w:tcW w:type="dxa" w:w="510"/>
-            <w:vAlign w:val="center"/>
-            <w:tcW w:w="510" w:type="dxa"/>
-          </w:tcPr>
-          <w:p>
-            <w:pPr>
-              <w:jc w:val="center"/>
-            </w:pPr>
-            <w:r>
-              <w:rPr>
-                <w:rFonts w:ascii="Times New Roman" w:hAnsi="Times New Roman"/>
-                <w:sz w:val="26"/>
-              </w:rPr>
-              <w:t>13</w:t>
-            </w:r>
-          </w:p>
-        </w:tc>
-        <w:tc>
-          <w:tcPr>
-            <w:tcW w:type="dxa" w:w="2154"/>
-            <w:vAlign w:val="center"/>
-            <w:tcW w:w="2154" w:type="dxa"/>
-          </w:tcPr>
-          <w:p>
-            <w:pPr>
-              <w:spacing w:before="40" w:after="40" w:line="276" w:lineRule="auto"/>
-              <w:jc w:val="both"/>
-            </w:pPr>
-            <w:r>
-              <w:rPr>
-                <w:rFonts w:ascii="Times New Roman" w:hAnsi="Times New Roman"/>
-                <w:sz w:val="26"/>
-                <w:rFonts w:ascii="Times New Roman" w:hAnsi="Times New Roman" w:cs="Times New Roman"/>
-              </w:rPr>
-              <w:t>Bài 11: Thực hành với tệp và thư mục trong máy tính</w:t>
-            </w:r>
-          </w:p>
-        </w:tc>
+        <w:trPr>
+          <w:cantSplit/>
+        </w:trPr>
         <w:tc>
           <w:tcPr>
             <w:tcW w:type="dxa" w:w="624"/>
-            <w:vAlign w:val="center"/>
-            <w:tcW w:w="623" w:type="dxa"/>
-          </w:tcPr>
-          <w:p>
-            <w:pPr>
-              <w:spacing w:before="40" w:after="40" w:line="276" w:lineRule="auto"/>
-              <w:jc w:val="center"/>
-            </w:pPr>
-            <w:r>
-              <w:rPr>
-                <w:rFonts w:ascii="Times New Roman" w:hAnsi="Times New Roman"/>
-                <w:sz w:val="26"/>
-                <w:rFonts w:ascii="Times New Roman" w:hAnsi="Times New Roman" w:cs="Times New Roman"/>
+            <w:tcMar>
+              <w:top w:w="80" w:type="dxa"/>
+              <w:bottom w:w="80" w:type="dxa"/>
+              <w:left w:w="100" w:type="dxa"/>
+              <w:right w:w="100" w:type="dxa"/>
+            </w:tcMar>
+          </w:tcPr>
+          <w:p>
+            <w:pPr>
+              <w:spacing w:before="40" w:after="40" w:line="276" w:lineRule="auto"/>
+              <w:jc w:val="center"/>
+            </w:pPr>
+            <w:r>
+              <w:rPr>
+                <w:rFonts w:ascii="Times New Roman" w:hAnsi="Times New Roman"/>
+                <w:sz w:val="26"/>
+              </w:rPr>
+              <w:t>12</w:t>
+            </w:r>
+          </w:p>
+        </w:tc>
+        <w:tc>
+          <w:tcPr>
+            <w:tcW w:type="dxa" w:w="3175"/>
+            <w:tcMar>
+              <w:top w:w="80" w:type="dxa"/>
+              <w:bottom w:w="80" w:type="dxa"/>
+              <w:left w:w="100" w:type="dxa"/>
+              <w:right w:w="100" w:type="dxa"/>
+            </w:tcMar>
+          </w:tcPr>
+          <w:p>
+            <w:pPr>
+              <w:spacing w:before="40" w:after="40" w:line="276" w:lineRule="auto"/>
+              <w:jc w:val="left"/>
+            </w:pPr>
+            <w:r>
+              <w:rPr>
+                <w:rFonts w:ascii="Times New Roman" w:hAnsi="Times New Roman"/>
+                <w:sz w:val="26"/>
+              </w:rPr>
+              <w:t>Bài 5: Sử dụng bàn phím (Tiết 2)</w:t>
+            </w:r>
+          </w:p>
+        </w:tc>
+        <w:tc>
+          <w:tcPr>
+            <w:tcW w:type="dxa" w:w="907"/>
+            <w:tcMar>
+              <w:top w:w="80" w:type="dxa"/>
+              <w:bottom w:w="80" w:type="dxa"/>
+              <w:left w:w="100" w:type="dxa"/>
+              <w:right w:w="100" w:type="dxa"/>
+            </w:tcMar>
+          </w:tcPr>
+          <w:p>
+            <w:pPr>
+              <w:spacing w:before="40" w:after="40" w:line="276" w:lineRule="auto"/>
+              <w:jc w:val="center"/>
+            </w:pPr>
+            <w:r>
+              <w:rPr>
+                <w:rFonts w:ascii="Times New Roman" w:hAnsi="Times New Roman"/>
+                <w:sz w:val="26"/>
               </w:rPr>
               <w:t>1</w:t>
             </w:r>
@@ -2798,205 +2714,132 @@
         </w:tc>
         <w:tc>
           <w:tcPr>
-            <w:tcW w:type="dxa" w:w="794"/>
-            <w:vAlign w:val="center"/>
-            <w:tcW w:w="793" w:type="dxa"/>
-          </w:tcPr>
-          <w:p>
-            <w:pPr>
-              <w:jc w:val="center"/>
-            </w:pPr>
-            <w:r>
-              <w:rPr>
-                <w:rFonts w:ascii="Times New Roman" w:hAnsi="Times New Roman"/>
-                <w:sz w:val="26"/>
-              </w:rPr>
-              <w:t>13</w:t>
-            </w:r>
-          </w:p>
-        </w:tc>
-        <w:tc>
-          <w:tcPr>
-            <w:tcW w:type="dxa" w:w="5272"/>
-            <w:vAlign w:val="center"/>
-            <w:tcW w:w="5273" w:type="dxa"/>
-          </w:tcPr>
-          <w:p>
-            <w:pPr>
-              <w:spacing w:before="40" w:after="40" w:line="276" w:lineRule="auto"/>
-              <w:jc w:val="both"/>
-            </w:pPr>
-            <w:r>
-              <w:rPr>
-                <w:rFonts w:ascii="Times New Roman" w:hAnsi="Times New Roman"/>
-                <w:sz w:val="26"/>
-                <w:rFonts w:ascii="Times New Roman" w:hAnsi="Times New Roman" w:cs="Times New Roman"/>
-              </w:rPr>
-              <w:t>- Tìm hiểu cấu trúc cây của thư mục.  - Thực hiện được việc tạo, xóa, đổi tên thư mục và tìm tệp theo yêu cầu. (Có bài học STEM).</w:t>
+            <w:tcW w:type="dxa" w:w="4649"/>
+            <w:tcMar>
+              <w:top w:w="80" w:type="dxa"/>
+              <w:bottom w:w="80" w:type="dxa"/>
+              <w:left w:w="100" w:type="dxa"/>
+              <w:right w:w="100" w:type="dxa"/>
+            </w:tcMar>
+          </w:tcPr>
+          <w:p>
+            <w:pPr>
+              <w:spacing w:before="40" w:after="40" w:line="276" w:lineRule="auto"/>
+              <w:jc w:val="left"/>
+            </w:pPr>
+            <w:r>
+              <w:rPr>
+                <w:rFonts w:ascii="Times New Roman" w:hAnsi="Times New Roman"/>
+                <w:sz w:val="26"/>
+              </w:rPr>
+              <w:t>Đặt tay đúng vị trí xuất phát trên hàng phím cơ sở; thực hành gõ các phím cơ bản bằng phần mềm luyện gõ bàn phím.</w:t>
             </w:r>
           </w:p>
         </w:tc>
       </w:tr>
       <w:tr>
-        <w:tc>
-          <w:tcPr>
-            <w:tcW w:type="dxa" w:w="510"/>
-            <w:vAlign w:val="center"/>
-            <w:tcW w:w="510" w:type="dxa"/>
-          </w:tcPr>
-          <w:p>
-            <w:pPr>
-              <w:jc w:val="center"/>
-            </w:pPr>
-            <w:r>
-              <w:rPr>
-                <w:rFonts w:ascii="Times New Roman" w:hAnsi="Times New Roman"/>
-                <w:sz w:val="26"/>
-              </w:rPr>
-              <w:t>14</w:t>
-            </w:r>
-          </w:p>
-        </w:tc>
-        <w:tc>
-          <w:tcPr>
-            <w:tcW w:type="dxa" w:w="2154"/>
-            <w:vAlign w:val="center"/>
-            <w:tcW w:w="2154" w:type="dxa"/>
-          </w:tcPr>
-          <w:p>
-            <w:pPr>
-              <w:spacing w:before="40" w:after="40" w:line="276" w:lineRule="auto"/>
-              <w:jc w:val="both"/>
-            </w:pPr>
-            <w:r>
-              <w:rPr>
-                <w:rFonts w:ascii="Times New Roman" w:hAnsi="Times New Roman"/>
-                <w:sz w:val="26"/>
-                <w:rFonts w:ascii="Times New Roman" w:hAnsi="Times New Roman" w:cs="Times New Roman"/>
-              </w:rPr>
-              <w:t>Bài 12: Bảo vệ thông tin khi dùng máy tính</w:t>
-            </w:r>
-          </w:p>
-        </w:tc>
-        <w:tc>
-          <w:tcPr>
-            <w:tcW w:type="dxa" w:w="624"/>
-            <w:vAlign w:val="center"/>
-            <w:tcW w:w="623" w:type="dxa"/>
-          </w:tcPr>
-          <w:p>
-            <w:pPr>
-              <w:spacing w:before="40" w:after="40" w:line="276" w:lineRule="auto"/>
-              <w:jc w:val="center"/>
-            </w:pPr>
-            <w:r>
-              <w:rPr>
-                <w:rFonts w:ascii="Times New Roman" w:hAnsi="Times New Roman"/>
-                <w:sz w:val="26"/>
-                <w:rFonts w:ascii="Times New Roman" w:hAnsi="Times New Roman" w:cs="Times New Roman"/>
-              </w:rPr>
-              <w:t>1</w:t>
-            </w:r>
-          </w:p>
-        </w:tc>
-        <w:tc>
-          <w:tcPr>
-            <w:tcW w:type="dxa" w:w="794"/>
-            <w:vAlign w:val="center"/>
-            <w:tcW w:w="793" w:type="dxa"/>
-          </w:tcPr>
-          <w:p>
-            <w:pPr>
-              <w:jc w:val="center"/>
-            </w:pPr>
-            <w:r>
-              <w:rPr>
-                <w:rFonts w:ascii="Times New Roman" w:hAnsi="Times New Roman"/>
-                <w:sz w:val="26"/>
-              </w:rPr>
-              <w:t>14</w:t>
-            </w:r>
-          </w:p>
-        </w:tc>
-        <w:tc>
-          <w:tcPr>
-            <w:tcW w:type="dxa" w:w="5272"/>
-            <w:vAlign w:val="center"/>
-            <w:tcW w:w="5273" w:type="dxa"/>
-          </w:tcPr>
-          <w:p>
-            <w:pPr>
-              <w:spacing w:before="40" w:after="40" w:line="276" w:lineRule="auto"/>
-              <w:jc w:val="both"/>
-            </w:pPr>
-            <w:r>
-              <w:rPr>
-                <w:rFonts w:ascii="Times New Roman" w:hAnsi="Times New Roman"/>
-                <w:sz w:val="26"/>
-                <w:rFonts w:ascii="Times New Roman" w:hAnsi="Times New Roman" w:cs="Times New Roman"/>
-              </w:rPr>
-              <w:t>- Biết thông tin cá nhân/gia đình được lưu trữ và trao đổi qua máy tính.  - Có ý thức bảo vệ thông tin cá nhân/gia đình khi giao tiếp qua máy tính.</w:t>
+        <w:trPr>
+          <w:cantSplit/>
+        </w:trPr>
+        <w:tc>
+          <w:tcPr>
+            <w:tcW w:type="dxa" w:w="9308"/>
+            <w:gridSpan w:val="4"/>
+            <w:tcMar>
+              <w:top w:w="100" w:type="dxa"/>
+              <w:bottom w:w="100" w:type="dxa"/>
+              <w:left w:w="120" w:type="dxa"/>
+              <w:right w:w="120" w:type="dxa"/>
+            </w:tcMar>
+            <w:shd w:fill="F2F2F2"/>
+          </w:tcPr>
+          <w:p>
+            <w:pPr>
+              <w:spacing w:before="60" w:after="60" w:line="276" w:lineRule="auto"/>
+              <w:jc w:val="left"/>
+            </w:pPr>
+            <w:r>
+              <w:rPr>
+                <w:rFonts w:ascii="Times New Roman" w:hAnsi="Times New Roman"/>
+                <w:b/>
+                <w:sz w:val="26"/>
+              </w:rPr>
+              <w:t>Chủ đề B: Mạng máy tính và Internet</w:t>
             </w:r>
           </w:p>
         </w:tc>
       </w:tr>
       <w:tr>
-        <w:tc>
-          <w:tcPr>
-            <w:tcW w:type="dxa" w:w="510"/>
-            <w:vAlign w:val="center"/>
-            <w:tcW w:w="510" w:type="dxa"/>
-          </w:tcPr>
-          <w:p>
-            <w:pPr>
-              <w:jc w:val="center"/>
-            </w:pPr>
-            <w:r>
-              <w:rPr>
-                <w:rFonts w:ascii="Times New Roman" w:hAnsi="Times New Roman"/>
-                <w:sz w:val="26"/>
-              </w:rPr>
-              <w:t>15</w:t>
-            </w:r>
-          </w:p>
-        </w:tc>
-        <w:tc>
-          <w:tcPr>
-            <w:tcW w:type="dxa" w:w="2154"/>
-            <w:vAlign w:val="center"/>
-            <w:tcW w:w="2154" w:type="dxa"/>
-          </w:tcPr>
-          <w:p>
-            <w:pPr>
-              <w:spacing w:before="40" w:after="40" w:line="276" w:lineRule="auto"/>
-              <w:jc w:val="both"/>
-            </w:pPr>
-            <w:r>
-              <w:rPr>
-                <w:rFonts w:ascii="Times New Roman" w:hAnsi="Times New Roman"/>
-                <w:sz w:val="26"/>
-                <w:rFonts w:ascii="Times New Roman" w:hAnsi="Times New Roman" w:cs="Times New Roman"/>
-              </w:rPr>
-              <w:t>Bài 13: Bài trình chiếu của em</w:t>
-            </w:r>
-          </w:p>
-        </w:tc>
+        <w:trPr>
+          <w:cantSplit/>
+        </w:trPr>
         <w:tc>
           <w:tcPr>
             <w:tcW w:type="dxa" w:w="624"/>
-            <w:vAlign w:val="center"/>
-            <w:tcW w:w="623" w:type="dxa"/>
-          </w:tcPr>
-          <w:p>
-            <w:pPr>
-              <w:spacing w:before="40" w:after="40" w:line="276" w:lineRule="auto"/>
-              <w:jc w:val="center"/>
-            </w:pPr>
-            <w:r>
-              <w:rPr>
-                <w:rFonts w:ascii="Times New Roman" w:hAnsi="Times New Roman"/>
-                <w:sz w:val="26"/>
-                <w:rFonts w:ascii="Times New Roman" w:hAnsi="Times New Roman" w:cs="Times New Roman"/>
+            <w:tcMar>
+              <w:top w:w="80" w:type="dxa"/>
+              <w:bottom w:w="80" w:type="dxa"/>
+              <w:left w:w="100" w:type="dxa"/>
+              <w:right w:w="100" w:type="dxa"/>
+            </w:tcMar>
+          </w:tcPr>
+          <w:p>
+            <w:pPr>
+              <w:spacing w:before="40" w:after="40" w:line="276" w:lineRule="auto"/>
+              <w:jc w:val="center"/>
+            </w:pPr>
+            <w:r>
+              <w:rPr>
+                <w:rFonts w:ascii="Times New Roman" w:hAnsi="Times New Roman"/>
+                <w:sz w:val="26"/>
+              </w:rPr>
+              <w:t>13</w:t>
+            </w:r>
+          </w:p>
+        </w:tc>
+        <w:tc>
+          <w:tcPr>
+            <w:tcW w:type="dxa" w:w="3175"/>
+            <w:tcMar>
+              <w:top w:w="80" w:type="dxa"/>
+              <w:bottom w:w="80" w:type="dxa"/>
+              <w:left w:w="100" w:type="dxa"/>
+              <w:right w:w="100" w:type="dxa"/>
+            </w:tcMar>
+          </w:tcPr>
+          <w:p>
+            <w:pPr>
+              <w:spacing w:before="40" w:after="40" w:line="276" w:lineRule="auto"/>
+              <w:jc w:val="left"/>
+            </w:pPr>
+            <w:r>
+              <w:rPr>
+                <w:rFonts w:ascii="Times New Roman" w:hAnsi="Times New Roman"/>
+                <w:sz w:val="26"/>
+              </w:rPr>
+              <w:t>Bài 6: Khám phá thông tin trên Internet (Tiết 1)</w:t>
+            </w:r>
+          </w:p>
+        </w:tc>
+        <w:tc>
+          <w:tcPr>
+            <w:tcW w:type="dxa" w:w="907"/>
+            <w:tcMar>
+              <w:top w:w="80" w:type="dxa"/>
+              <w:bottom w:w="80" w:type="dxa"/>
+              <w:left w:w="100" w:type="dxa"/>
+              <w:right w:w="100" w:type="dxa"/>
+            </w:tcMar>
+          </w:tcPr>
+          <w:p>
+            <w:pPr>
+              <w:spacing w:before="40" w:after="40" w:line="276" w:lineRule="auto"/>
+              <w:jc w:val="center"/>
+            </w:pPr>
+            <w:r>
+              <w:rPr>
+                <w:rFonts w:ascii="Times New Roman" w:hAnsi="Times New Roman"/>
+                <w:sz w:val="26"/>
               </w:rPr>
               <w:t>1</w:t>
             </w:r>
@@ -3004,102 +2847,100 @@
         </w:tc>
         <w:tc>
           <w:tcPr>
-            <w:tcW w:type="dxa" w:w="794"/>
-            <w:vAlign w:val="center"/>
-            <w:tcW w:w="793" w:type="dxa"/>
-          </w:tcPr>
-          <w:p>
-            <w:pPr>
-              <w:jc w:val="center"/>
-            </w:pPr>
-            <w:r>
-              <w:rPr>
-                <w:rFonts w:ascii="Times New Roman" w:hAnsi="Times New Roman"/>
-                <w:sz w:val="26"/>
-              </w:rPr>
-              <w:t>15</w:t>
-            </w:r>
-          </w:p>
-        </w:tc>
-        <w:tc>
-          <w:tcPr>
-            <w:tcW w:type="dxa" w:w="5272"/>
-            <w:vAlign w:val="center"/>
-            <w:tcW w:w="5273" w:type="dxa"/>
-          </w:tcPr>
-          <w:p>
-            <w:pPr>
-              <w:spacing w:before="40" w:after="40" w:line="276" w:lineRule="auto"/>
-              <w:jc w:val="both"/>
-            </w:pPr>
-            <w:r>
-              <w:rPr>
-                <w:rFonts w:ascii="Times New Roman" w:hAnsi="Times New Roman"/>
-                <w:sz w:val="26"/>
-                <w:rFonts w:ascii="Times New Roman" w:hAnsi="Times New Roman" w:cs="Times New Roman"/>
-              </w:rPr>
-              <w:t>- Nhận biết biểu tượng và khởi động/thoát phần mềm trình chiếu.  - Tạo tệp trình chiếu, thêm trang, gõ chữ không dấu, chèn hình ảnh, lưu tệp.</w:t>
+            <w:tcW w:type="dxa" w:w="4649"/>
+            <w:tcMar>
+              <w:top w:w="80" w:type="dxa"/>
+              <w:bottom w:w="80" w:type="dxa"/>
+              <w:left w:w="100" w:type="dxa"/>
+              <w:right w:w="100" w:type="dxa"/>
+            </w:tcMar>
+          </w:tcPr>
+          <w:p>
+            <w:pPr>
+              <w:spacing w:before="40" w:after="40" w:line="276" w:lineRule="auto"/>
+              <w:jc w:val="left"/>
+            </w:pPr>
+            <w:r>
+              <w:rPr>
+                <w:rFonts w:ascii="Times New Roman" w:hAnsi="Times New Roman"/>
+                <w:sz w:val="26"/>
+              </w:rPr>
+              <w:t>Nêu ví dụ về tin tức, chương trình học tập, giải trí bổ ích trên Internet; nhận biết Internet là kho thông tin khổng lồ toàn cầu.</w:t>
             </w:r>
           </w:p>
         </w:tc>
       </w:tr>
       <w:tr>
-        <w:tc>
-          <w:tcPr>
-            <w:tcW w:type="dxa" w:w="510"/>
-            <w:vAlign w:val="center"/>
-            <w:tcW w:w="510" w:type="dxa"/>
-          </w:tcPr>
-          <w:p>
-            <w:pPr>
-              <w:jc w:val="center"/>
-            </w:pPr>
-            <w:r>
-              <w:rPr>
-                <w:rFonts w:ascii="Times New Roman" w:hAnsi="Times New Roman"/>
-                <w:sz w:val="26"/>
-              </w:rPr>
-              <w:t>16</w:t>
-            </w:r>
-          </w:p>
-        </w:tc>
-        <w:tc>
-          <w:tcPr>
-            <w:tcW w:type="dxa" w:w="2154"/>
-            <w:vAlign w:val="center"/>
-            <w:tcW w:w="2154" w:type="dxa"/>
-          </w:tcPr>
-          <w:p>
-            <w:pPr>
-              <w:spacing w:before="40" w:after="40" w:line="276" w:lineRule="auto"/>
-              <w:jc w:val="both"/>
-            </w:pPr>
-            <w:r>
-              <w:rPr>
-                <w:rFonts w:ascii="Times New Roman" w:hAnsi="Times New Roman"/>
-                <w:sz w:val="26"/>
-                <w:rFonts w:ascii="Times New Roman" w:hAnsi="Times New Roman" w:cs="Times New Roman"/>
-              </w:rPr>
-              <w:t>Bài 14: Tìm hiểu về thế giới tự nhiên</w:t>
-            </w:r>
-          </w:p>
-        </w:tc>
+        <w:trPr>
+          <w:cantSplit/>
+        </w:trPr>
         <w:tc>
           <w:tcPr>
             <w:tcW w:type="dxa" w:w="624"/>
-            <w:vAlign w:val="center"/>
-            <w:tcW w:w="623" w:type="dxa"/>
-          </w:tcPr>
-          <w:p>
-            <w:pPr>
-              <w:spacing w:before="40" w:after="40" w:line="276" w:lineRule="auto"/>
-              <w:jc w:val="center"/>
-            </w:pPr>
-            <w:r>
-              <w:rPr>
-                <w:rFonts w:ascii="Times New Roman" w:hAnsi="Times New Roman"/>
-                <w:sz w:val="26"/>
-                <w:rFonts w:ascii="Times New Roman" w:hAnsi="Times New Roman" w:cs="Times New Roman"/>
+            <w:tcMar>
+              <w:top w:w="80" w:type="dxa"/>
+              <w:bottom w:w="80" w:type="dxa"/>
+              <w:left w:w="100" w:type="dxa"/>
+              <w:right w:w="100" w:type="dxa"/>
+            </w:tcMar>
+          </w:tcPr>
+          <w:p>
+            <w:pPr>
+              <w:spacing w:before="40" w:after="40" w:line="276" w:lineRule="auto"/>
+              <w:jc w:val="center"/>
+            </w:pPr>
+            <w:r>
+              <w:rPr>
+                <w:rFonts w:ascii="Times New Roman" w:hAnsi="Times New Roman"/>
+                <w:sz w:val="26"/>
+              </w:rPr>
+              <w:t>14</w:t>
+            </w:r>
+          </w:p>
+        </w:tc>
+        <w:tc>
+          <w:tcPr>
+            <w:tcW w:type="dxa" w:w="3175"/>
+            <w:tcMar>
+              <w:top w:w="80" w:type="dxa"/>
+              <w:bottom w:w="80" w:type="dxa"/>
+              <w:left w:w="100" w:type="dxa"/>
+              <w:right w:w="100" w:type="dxa"/>
+            </w:tcMar>
+          </w:tcPr>
+          <w:p>
+            <w:pPr>
+              <w:spacing w:before="40" w:after="40" w:line="276" w:lineRule="auto"/>
+              <w:jc w:val="left"/>
+            </w:pPr>
+            <w:r>
+              <w:rPr>
+                <w:rFonts w:ascii="Times New Roman" w:hAnsi="Times New Roman"/>
+                <w:sz w:val="26"/>
+              </w:rPr>
+              <w:t>Bài 6: Khám phá thông tin trên Internet (Tiết 2)</w:t>
+            </w:r>
+          </w:p>
+        </w:tc>
+        <w:tc>
+          <w:tcPr>
+            <w:tcW w:type="dxa" w:w="907"/>
+            <w:tcMar>
+              <w:top w:w="80" w:type="dxa"/>
+              <w:bottom w:w="80" w:type="dxa"/>
+              <w:left w:w="100" w:type="dxa"/>
+              <w:right w:w="100" w:type="dxa"/>
+            </w:tcMar>
+          </w:tcPr>
+          <w:p>
+            <w:pPr>
+              <w:spacing w:before="40" w:after="40" w:line="276" w:lineRule="auto"/>
+              <w:jc w:val="center"/>
+            </w:pPr>
+            <w:r>
+              <w:rPr>
+                <w:rFonts w:ascii="Times New Roman" w:hAnsi="Times New Roman"/>
+                <w:sz w:val="26"/>
               </w:rPr>
               <w:t>1</w:t>
             </w:r>
@@ -3107,205 +2948,132 @@
         </w:tc>
         <w:tc>
           <w:tcPr>
-            <w:tcW w:type="dxa" w:w="794"/>
-            <w:vAlign w:val="center"/>
-            <w:tcW w:w="793" w:type="dxa"/>
-          </w:tcPr>
-          <w:p>
-            <w:pPr>
-              <w:jc w:val="center"/>
-            </w:pPr>
-            <w:r>
-              <w:rPr>
-                <w:rFonts w:ascii="Times New Roman" w:hAnsi="Times New Roman"/>
-                <w:sz w:val="26"/>
-              </w:rPr>
-              <w:t>16</w:t>
-            </w:r>
-          </w:p>
-        </w:tc>
-        <w:tc>
-          <w:tcPr>
-            <w:tcW w:type="dxa" w:w="5272"/>
-            <w:vAlign w:val="center"/>
-            <w:tcW w:w="5273" w:type="dxa"/>
-          </w:tcPr>
-          <w:p>
-            <w:pPr>
-              <w:spacing w:before="40" w:after="40" w:line="276" w:lineRule="auto"/>
-              <w:jc w:val="both"/>
-            </w:pPr>
-            <w:r>
-              <w:rPr>
-                <w:rFonts w:ascii="Times New Roman" w:hAnsi="Times New Roman"/>
-                <w:sz w:val="26"/>
-                <w:rFonts w:ascii="Times New Roman" w:hAnsi="Times New Roman" w:cs="Times New Roman"/>
-              </w:rPr>
-              <w:t>- Sử dụng máy tính/phần mềm để quan sát thế giới tự nhiên sinh động, trực quan.  - Kể lại được những hiểu biết mới sau khi quan sát.</w:t>
+            <w:tcW w:type="dxa" w:w="4649"/>
+            <w:tcMar>
+              <w:top w:w="80" w:type="dxa"/>
+              <w:bottom w:w="80" w:type="dxa"/>
+              <w:left w:w="100" w:type="dxa"/>
+              <w:right w:w="100" w:type="dxa"/>
+            </w:tcMar>
+          </w:tcPr>
+          <w:p>
+            <w:pPr>
+              <w:spacing w:before="40" w:after="40" w:line="276" w:lineRule="auto"/>
+              <w:jc w:val="left"/>
+            </w:pPr>
+            <w:r>
+              <w:rPr>
+                <w:rFonts w:ascii="Times New Roman" w:hAnsi="Times New Roman"/>
+                <w:sz w:val="26"/>
+              </w:rPr>
+              <w:t>Thực hành mở trình duyệt web, truy cập một số trang web học tập, thiếu nhi an toàn dưới sự hướng dẫn của giáo viên.</w:t>
             </w:r>
           </w:p>
         </w:tc>
       </w:tr>
       <w:tr>
-        <w:tc>
-          <w:tcPr>
-            <w:tcW w:type="dxa" w:w="510"/>
-            <w:vAlign w:val="center"/>
-            <w:tcW w:w="510" w:type="dxa"/>
-          </w:tcPr>
-          <w:p>
-            <w:pPr>
-              <w:jc w:val="center"/>
-            </w:pPr>
-            <w:r>
-              <w:rPr>
-                <w:rFonts w:ascii="Times New Roman" w:hAnsi="Times New Roman"/>
-                <w:sz w:val="26"/>
-              </w:rPr>
-              <w:t>17</w:t>
-            </w:r>
-          </w:p>
-        </w:tc>
-        <w:tc>
-          <w:tcPr>
-            <w:tcW w:type="dxa" w:w="2154"/>
-            <w:vAlign w:val="center"/>
-            <w:tcW w:w="2154" w:type="dxa"/>
-          </w:tcPr>
-          <w:p>
-            <w:pPr>
-              <w:spacing w:before="40" w:after="40" w:line="276" w:lineRule="auto"/>
-              <w:jc w:val="both"/>
-            </w:pPr>
-            <w:r>
-              <w:rPr>
-                <w:rFonts w:ascii="Times New Roman" w:hAnsi="Times New Roman"/>
-                <w:sz w:val="26"/>
-                <w:rFonts w:ascii="Times New Roman" w:hAnsi="Times New Roman" w:cs="Times New Roman"/>
-              </w:rPr>
-              <w:t>Bài 15: Luyện tập sử dụng chuột</w:t>
-            </w:r>
-          </w:p>
-        </w:tc>
-        <w:tc>
-          <w:tcPr>
-            <w:tcW w:type="dxa" w:w="624"/>
-            <w:vAlign w:val="center"/>
-            <w:tcW w:w="623" w:type="dxa"/>
-          </w:tcPr>
-          <w:p>
-            <w:pPr>
-              <w:spacing w:before="40" w:after="40" w:line="276" w:lineRule="auto"/>
-              <w:jc w:val="center"/>
-            </w:pPr>
-            <w:r>
-              <w:rPr>
-                <w:rFonts w:ascii="Times New Roman" w:hAnsi="Times New Roman"/>
-                <w:sz w:val="26"/>
-                <w:rFonts w:ascii="Times New Roman" w:hAnsi="Times New Roman" w:cs="Times New Roman"/>
-              </w:rPr>
-              <w:t>1</w:t>
-            </w:r>
-          </w:p>
-        </w:tc>
-        <w:tc>
-          <w:tcPr>
-            <w:tcW w:type="dxa" w:w="794"/>
-            <w:vAlign w:val="center"/>
-            <w:tcW w:w="793" w:type="dxa"/>
-          </w:tcPr>
-          <w:p>
-            <w:pPr>
-              <w:jc w:val="center"/>
-            </w:pPr>
-            <w:r>
-              <w:rPr>
-                <w:rFonts w:ascii="Times New Roman" w:hAnsi="Times New Roman"/>
-                <w:sz w:val="26"/>
-              </w:rPr>
-              <w:t>17</w:t>
-            </w:r>
-          </w:p>
-        </w:tc>
-        <w:tc>
-          <w:tcPr>
-            <w:tcW w:type="dxa" w:w="5272"/>
-            <w:vAlign w:val="center"/>
-            <w:tcW w:w="5273" w:type="dxa"/>
-          </w:tcPr>
-          <w:p>
-            <w:pPr>
-              <w:spacing w:before="40" w:after="40" w:line="276" w:lineRule="auto"/>
-              <w:jc w:val="both"/>
-            </w:pPr>
-            <w:r>
-              <w:rPr>
-                <w:rFonts w:ascii="Times New Roman" w:hAnsi="Times New Roman"/>
-                <w:sz w:val="26"/>
-                <w:rFonts w:ascii="Times New Roman" w:hAnsi="Times New Roman" w:cs="Times New Roman"/>
-              </w:rPr>
-              <w:t>- Cầm chuột đúng cách, thực hành thuần thục các thao tác chuột (di chuyển, nháy, nháy đúp, nháy chuột phải, kéo thả, cuộn).</w:t>
+        <w:trPr>
+          <w:cantSplit/>
+        </w:trPr>
+        <w:tc>
+          <w:tcPr>
+            <w:tcW w:type="dxa" w:w="9308"/>
+            <w:gridSpan w:val="4"/>
+            <w:tcMar>
+              <w:top w:w="100" w:type="dxa"/>
+              <w:bottom w:w="100" w:type="dxa"/>
+              <w:left w:w="120" w:type="dxa"/>
+              <w:right w:w="120" w:type="dxa"/>
+            </w:tcMar>
+            <w:shd w:fill="F2F2F2"/>
+          </w:tcPr>
+          <w:p>
+            <w:pPr>
+              <w:spacing w:before="60" w:after="60" w:line="276" w:lineRule="auto"/>
+              <w:jc w:val="left"/>
+            </w:pPr>
+            <w:r>
+              <w:rPr>
+                <w:rFonts w:ascii="Times New Roman" w:hAnsi="Times New Roman"/>
+                <w:b/>
+                <w:sz w:val="26"/>
+              </w:rPr>
+              <w:t>Chủ đề C: Tổ chức lưu trữ, tìm kiếm và trao đổi thông tin</w:t>
             </w:r>
           </w:p>
         </w:tc>
       </w:tr>
       <w:tr>
-        <w:tc>
-          <w:tcPr>
-            <w:tcW w:type="dxa" w:w="510"/>
-            <w:vAlign w:val="center"/>
-            <w:tcW w:w="510" w:type="dxa"/>
-          </w:tcPr>
-          <w:p>
-            <w:pPr>
-              <w:jc w:val="center"/>
-            </w:pPr>
-            <w:r>
-              <w:rPr>
-                <w:rFonts w:ascii="Times New Roman" w:hAnsi="Times New Roman"/>
-                <w:sz w:val="26"/>
-              </w:rPr>
-              <w:t>18</w:t>
-            </w:r>
-          </w:p>
-        </w:tc>
-        <w:tc>
-          <w:tcPr>
-            <w:tcW w:type="dxa" w:w="2154"/>
-            <w:vAlign w:val="center"/>
-            <w:tcW w:w="2154" w:type="dxa"/>
-          </w:tcPr>
-          <w:p>
-            <w:pPr>
-              <w:spacing w:before="40" w:after="40" w:line="276" w:lineRule="auto"/>
-              <w:jc w:val="both"/>
-            </w:pPr>
-            <w:r>
-              <w:rPr>
-                <w:rFonts w:ascii="Times New Roman" w:hAnsi="Times New Roman"/>
-                <w:sz w:val="26"/>
-                <w:rFonts w:ascii="Times New Roman" w:hAnsi="Times New Roman" w:cs="Times New Roman"/>
-              </w:rPr>
-              <w:t>Ôn tập Đánh giá định kỳ 3</w:t>
-            </w:r>
-          </w:p>
-        </w:tc>
+        <w:trPr>
+          <w:cantSplit/>
+        </w:trPr>
         <w:tc>
           <w:tcPr>
             <w:tcW w:type="dxa" w:w="624"/>
-            <w:vAlign w:val="center"/>
-            <w:tcW w:w="623" w:type="dxa"/>
-          </w:tcPr>
-          <w:p>
-            <w:pPr>
-              <w:spacing w:before="40" w:after="40" w:line="276" w:lineRule="auto"/>
-              <w:jc w:val="center"/>
-            </w:pPr>
-            <w:r>
-              <w:rPr>
-                <w:rFonts w:ascii="Times New Roman" w:hAnsi="Times New Roman"/>
-                <w:sz w:val="26"/>
-                <w:rFonts w:ascii="Times New Roman" w:hAnsi="Times New Roman" w:cs="Times New Roman"/>
+            <w:tcMar>
+              <w:top w:w="80" w:type="dxa"/>
+              <w:bottom w:w="80" w:type="dxa"/>
+              <w:left w:w="100" w:type="dxa"/>
+              <w:right w:w="100" w:type="dxa"/>
+            </w:tcMar>
+          </w:tcPr>
+          <w:p>
+            <w:pPr>
+              <w:spacing w:before="40" w:after="40" w:line="276" w:lineRule="auto"/>
+              <w:jc w:val="center"/>
+            </w:pPr>
+            <w:r>
+              <w:rPr>
+                <w:rFonts w:ascii="Times New Roman" w:hAnsi="Times New Roman"/>
+                <w:sz w:val="26"/>
+              </w:rPr>
+              <w:t>15</w:t>
+            </w:r>
+          </w:p>
+        </w:tc>
+        <w:tc>
+          <w:tcPr>
+            <w:tcW w:type="dxa" w:w="3175"/>
+            <w:tcMar>
+              <w:top w:w="80" w:type="dxa"/>
+              <w:bottom w:w="80" w:type="dxa"/>
+              <w:left w:w="100" w:type="dxa"/>
+              <w:right w:w="100" w:type="dxa"/>
+            </w:tcMar>
+          </w:tcPr>
+          <w:p>
+            <w:pPr>
+              <w:spacing w:before="40" w:after="40" w:line="276" w:lineRule="auto"/>
+              <w:jc w:val="left"/>
+            </w:pPr>
+            <w:r>
+              <w:rPr>
+                <w:rFonts w:ascii="Times New Roman" w:hAnsi="Times New Roman"/>
+                <w:sz w:val="26"/>
+              </w:rPr>
+              <w:t>Bài 7: Sắp xếp để dễ tìm (Tiết 1)</w:t>
+            </w:r>
+          </w:p>
+        </w:tc>
+        <w:tc>
+          <w:tcPr>
+            <w:tcW w:type="dxa" w:w="907"/>
+            <w:tcMar>
+              <w:top w:w="80" w:type="dxa"/>
+              <w:bottom w:w="80" w:type="dxa"/>
+              <w:left w:w="100" w:type="dxa"/>
+              <w:right w:w="100" w:type="dxa"/>
+            </w:tcMar>
+          </w:tcPr>
+          <w:p>
+            <w:pPr>
+              <w:spacing w:before="40" w:after="40" w:line="276" w:lineRule="auto"/>
+              <w:jc w:val="center"/>
+            </w:pPr>
+            <w:r>
+              <w:rPr>
+                <w:rFonts w:ascii="Times New Roman" w:hAnsi="Times New Roman"/>
+                <w:sz w:val="26"/>
               </w:rPr>
               <w:t>1</w:t>
             </w:r>
@@ -3313,102 +3081,100 @@
         </w:tc>
         <w:tc>
           <w:tcPr>
-            <w:tcW w:type="dxa" w:w="794"/>
-            <w:vAlign w:val="center"/>
-            <w:tcW w:w="793" w:type="dxa"/>
-          </w:tcPr>
-          <w:p>
-            <w:pPr>
-              <w:jc w:val="center"/>
-            </w:pPr>
-            <w:r>
-              <w:rPr>
-                <w:rFonts w:ascii="Times New Roman" w:hAnsi="Times New Roman"/>
-                <w:sz w:val="26"/>
-              </w:rPr>
-              <w:t>18</w:t>
-            </w:r>
-          </w:p>
-        </w:tc>
-        <w:tc>
-          <w:tcPr>
-            <w:tcW w:type="dxa" w:w="5272"/>
-            <w:vAlign w:val="center"/>
-            <w:tcW w:w="5273" w:type="dxa"/>
-          </w:tcPr>
-          <w:p>
-            <w:pPr>
-              <w:spacing w:before="40" w:after="40" w:line="276" w:lineRule="auto"/>
-              <w:jc w:val="both"/>
-            </w:pPr>
-            <w:r>
-              <w:rPr>
-                <w:rFonts w:ascii="Times New Roman" w:hAnsi="Times New Roman"/>
-                <w:sz w:val="26"/>
-                <w:rFonts w:ascii="Times New Roman" w:hAnsi="Times New Roman" w:cs="Times New Roman"/>
-              </w:rPr>
-              <w:t>Hệ thống hóa kiến thức chuẩn bị Đánh giá định kỳ 3.</w:t>
+            <w:tcW w:type="dxa" w:w="4649"/>
+            <w:tcMar>
+              <w:top w:w="80" w:type="dxa"/>
+              <w:bottom w:w="80" w:type="dxa"/>
+              <w:left w:w="100" w:type="dxa"/>
+              <w:right w:w="100" w:type="dxa"/>
+            </w:tcMar>
+          </w:tcPr>
+          <w:p>
+            <w:pPr>
+              <w:spacing w:before="40" w:after="40" w:line="276" w:lineRule="auto"/>
+              <w:jc w:val="left"/>
+            </w:pPr>
+            <w:r>
+              <w:rPr>
+                <w:rFonts w:ascii="Times New Roman" w:hAnsi="Times New Roman"/>
+                <w:sz w:val="26"/>
+              </w:rPr>
+              <w:t>Giải thích được lợi ích của việc sắp xếp đồ vật, dữ liệu hợp lý để dễ tìm kiếm; làm quen với cách phân loại thông tin theo nhóm.</w:t>
             </w:r>
           </w:p>
         </w:tc>
       </w:tr>
       <w:tr>
-        <w:tc>
-          <w:tcPr>
-            <w:tcW w:type="dxa" w:w="510"/>
-            <w:vAlign w:val="center"/>
-            <w:tcW w:w="510" w:type="dxa"/>
-          </w:tcPr>
-          <w:p>
-            <w:pPr>
-              <w:jc w:val="center"/>
-            </w:pPr>
-            <w:r>
-              <w:rPr>
-                <w:rFonts w:ascii="Times New Roman" w:hAnsi="Times New Roman"/>
-                <w:sz w:val="26"/>
-              </w:rPr>
-              <w:t>19</w:t>
-            </w:r>
-          </w:p>
-        </w:tc>
-        <w:tc>
-          <w:tcPr>
-            <w:tcW w:type="dxa" w:w="2154"/>
-            <w:vAlign w:val="center"/>
-            <w:tcW w:w="2154" w:type="dxa"/>
-          </w:tcPr>
-          <w:p>
-            <w:pPr>
-              <w:spacing w:before="40" w:after="40" w:line="276" w:lineRule="auto"/>
-              <w:jc w:val="both"/>
-            </w:pPr>
-            <w:r>
-              <w:rPr>
-                <w:rFonts w:ascii="Times New Roman" w:hAnsi="Times New Roman"/>
-                <w:sz w:val="26"/>
-                <w:rFonts w:ascii="Times New Roman" w:hAnsi="Times New Roman" w:cs="Times New Roman"/>
-              </w:rPr>
-              <w:t>Đánh giá định kỳ 3</w:t>
-            </w:r>
-          </w:p>
-        </w:tc>
+        <w:trPr>
+          <w:cantSplit/>
+        </w:trPr>
         <w:tc>
           <w:tcPr>
             <w:tcW w:type="dxa" w:w="624"/>
-            <w:vAlign w:val="center"/>
-            <w:tcW w:w="623" w:type="dxa"/>
-          </w:tcPr>
-          <w:p>
-            <w:pPr>
-              <w:spacing w:before="40" w:after="40" w:line="276" w:lineRule="auto"/>
-              <w:jc w:val="center"/>
-            </w:pPr>
-            <w:r>
-              <w:rPr>
-                <w:rFonts w:ascii="Times New Roman" w:hAnsi="Times New Roman"/>
-                <w:sz w:val="26"/>
-                <w:rFonts w:ascii="Times New Roman" w:hAnsi="Times New Roman" w:cs="Times New Roman"/>
+            <w:tcMar>
+              <w:top w:w="80" w:type="dxa"/>
+              <w:bottom w:w="80" w:type="dxa"/>
+              <w:left w:w="100" w:type="dxa"/>
+              <w:right w:w="100" w:type="dxa"/>
+            </w:tcMar>
+          </w:tcPr>
+          <w:p>
+            <w:pPr>
+              <w:spacing w:before="40" w:after="40" w:line="276" w:lineRule="auto"/>
+              <w:jc w:val="center"/>
+            </w:pPr>
+            <w:r>
+              <w:rPr>
+                <w:rFonts w:ascii="Times New Roman" w:hAnsi="Times New Roman"/>
+                <w:sz w:val="26"/>
+              </w:rPr>
+              <w:t>16</w:t>
+            </w:r>
+          </w:p>
+        </w:tc>
+        <w:tc>
+          <w:tcPr>
+            <w:tcW w:type="dxa" w:w="3175"/>
+            <w:tcMar>
+              <w:top w:w="80" w:type="dxa"/>
+              <w:bottom w:w="80" w:type="dxa"/>
+              <w:left w:w="100" w:type="dxa"/>
+              <w:right w:w="100" w:type="dxa"/>
+            </w:tcMar>
+          </w:tcPr>
+          <w:p>
+            <w:pPr>
+              <w:spacing w:before="40" w:after="40" w:line="276" w:lineRule="auto"/>
+              <w:jc w:val="left"/>
+            </w:pPr>
+            <w:r>
+              <w:rPr>
+                <w:rFonts w:ascii="Times New Roman" w:hAnsi="Times New Roman"/>
+                <w:sz w:val="26"/>
+              </w:rPr>
+              <w:t>Bài 7: Sắp xếp để dễ tìm (Tiết 2)</w:t>
+            </w:r>
+          </w:p>
+        </w:tc>
+        <w:tc>
+          <w:tcPr>
+            <w:tcW w:type="dxa" w:w="907"/>
+            <w:tcMar>
+              <w:top w:w="80" w:type="dxa"/>
+              <w:bottom w:w="80" w:type="dxa"/>
+              <w:left w:w="100" w:type="dxa"/>
+              <w:right w:w="100" w:type="dxa"/>
+            </w:tcMar>
+          </w:tcPr>
+          <w:p>
+            <w:pPr>
+              <w:spacing w:before="40" w:after="40" w:line="276" w:lineRule="auto"/>
+              <w:jc w:val="center"/>
+            </w:pPr>
+            <w:r>
+              <w:rPr>
+                <w:rFonts w:ascii="Times New Roman" w:hAnsi="Times New Roman"/>
+                <w:sz w:val="26"/>
               </w:rPr>
               <w:t>1</w:t>
             </w:r>
@@ -3416,102 +3182,101 @@
         </w:tc>
         <w:tc>
           <w:tcPr>
-            <w:tcW w:type="dxa" w:w="794"/>
-            <w:vAlign w:val="center"/>
-            <w:tcW w:w="793" w:type="dxa"/>
-          </w:tcPr>
-          <w:p>
-            <w:pPr>
-              <w:jc w:val="center"/>
-            </w:pPr>
-            <w:r>
-              <w:rPr>
-                <w:rFonts w:ascii="Times New Roman" w:hAnsi="Times New Roman"/>
-                <w:sz w:val="26"/>
-              </w:rPr>
-              <w:t>19</w:t>
-            </w:r>
-          </w:p>
-        </w:tc>
-        <w:tc>
-          <w:tcPr>
-            <w:tcW w:type="dxa" w:w="5272"/>
-            <w:vAlign w:val="center"/>
-            <w:tcW w:w="5273" w:type="dxa"/>
-          </w:tcPr>
-          <w:p>
-            <w:pPr>
-              <w:spacing w:before="40" w:after="40" w:line="276" w:lineRule="auto"/>
-              <w:jc w:val="both"/>
-            </w:pPr>
-            <w:r>
-              <w:rPr>
-                <w:rFonts w:ascii="Times New Roman" w:hAnsi="Times New Roman"/>
-                <w:sz w:val="26"/>
-                <w:rFonts w:ascii="Times New Roman" w:hAnsi="Times New Roman" w:cs="Times New Roman"/>
-              </w:rPr>
-              <w:t>Kiểm tra đánh giá kết quả học tập.</w:t>
+            <w:tcW w:type="dxa" w:w="4649"/>
+            <w:tcMar>
+              <w:top w:w="80" w:type="dxa"/>
+              <w:bottom w:w="80" w:type="dxa"/>
+              <w:left w:w="100" w:type="dxa"/>
+              <w:right w:w="100" w:type="dxa"/>
+            </w:tcMar>
+          </w:tcPr>
+          <w:p>
+            <w:pPr>
+              <w:spacing w:before="40" w:after="40" w:line="276" w:lineRule="auto"/>
+              <w:jc w:val="left"/>
+            </w:pPr>
+            <w:r>
+              <w:rPr>
+                <w:rFonts w:ascii="Times New Roman" w:hAnsi="Times New Roman"/>
+                <w:sz w:val="26"/>
+              </w:rPr>
+              <w:t>Thực hành phân loại đồ dùng học tập hoặc tệp dữ liệu theo các thuộc tính chung; hình thành thói quen ngăn nắp, khoa học.</w:t>
             </w:r>
           </w:p>
         </w:tc>
       </w:tr>
       <w:tr>
-        <w:tc>
-          <w:tcPr>
-            <w:tcW w:type="dxa" w:w="510"/>
-            <w:vAlign w:val="center"/>
-            <w:tcW w:w="510" w:type="dxa"/>
-          </w:tcPr>
-          <w:p>
-            <w:pPr>
-              <w:jc w:val="center"/>
-            </w:pPr>
-            <w:r>
-              <w:rPr>
-                <w:rFonts w:ascii="Times New Roman" w:hAnsi="Times New Roman"/>
-                <w:sz w:val="26"/>
-              </w:rPr>
-              <w:t>20</w:t>
-            </w:r>
-          </w:p>
-        </w:tc>
-        <w:tc>
-          <w:tcPr>
-            <w:tcW w:type="dxa" w:w="2154"/>
-            <w:vAlign w:val="center"/>
-            <w:tcW w:w="2154" w:type="dxa"/>
-          </w:tcPr>
-          <w:p>
-            <w:pPr>
-              <w:spacing w:before="40" w:after="40" w:line="276" w:lineRule="auto"/>
-              <w:jc w:val="both"/>
-            </w:pPr>
-            <w:r>
-              <w:rPr>
-                <w:rFonts w:ascii="Times New Roman" w:hAnsi="Times New Roman"/>
-                <w:sz w:val="26"/>
-                <w:rFonts w:ascii="Times New Roman" w:hAnsi="Times New Roman" w:cs="Times New Roman"/>
-              </w:rPr>
-              <w:t>Bài 16: Em thực hiện công việc như thế nào?</w:t>
-            </w:r>
-          </w:p>
-        </w:tc>
+        <w:trPr>
+          <w:cantSplit/>
+        </w:trPr>
         <w:tc>
           <w:tcPr>
             <w:tcW w:type="dxa" w:w="624"/>
-            <w:vAlign w:val="center"/>
-            <w:tcW w:w="623" w:type="dxa"/>
-          </w:tcPr>
-          <w:p>
-            <w:pPr>
-              <w:spacing w:before="40" w:after="40" w:line="276" w:lineRule="auto"/>
-              <w:jc w:val="center"/>
-            </w:pPr>
-            <w:r>
-              <w:rPr>
-                <w:rFonts w:ascii="Times New Roman" w:hAnsi="Times New Roman"/>
-                <w:sz w:val="26"/>
-                <w:rFonts w:ascii="Times New Roman" w:hAnsi="Times New Roman" w:cs="Times New Roman"/>
+            <w:tcMar>
+              <w:top w:w="80" w:type="dxa"/>
+              <w:bottom w:w="80" w:type="dxa"/>
+              <w:left w:w="100" w:type="dxa"/>
+              <w:right w:w="100" w:type="dxa"/>
+            </w:tcMar>
+          </w:tcPr>
+          <w:p>
+            <w:pPr>
+              <w:spacing w:before="40" w:after="40" w:line="276" w:lineRule="auto"/>
+              <w:jc w:val="center"/>
+            </w:pPr>
+            <w:r>
+              <w:rPr>
+                <w:rFonts w:ascii="Times New Roman" w:hAnsi="Times New Roman"/>
+                <w:sz w:val="26"/>
+              </w:rPr>
+              <w:t>17</w:t>
+            </w:r>
+          </w:p>
+        </w:tc>
+        <w:tc>
+          <w:tcPr>
+            <w:tcW w:type="dxa" w:w="3175"/>
+            <w:tcMar>
+              <w:top w:w="80" w:type="dxa"/>
+              <w:bottom w:w="80" w:type="dxa"/>
+              <w:left w:w="100" w:type="dxa"/>
+              <w:right w:w="100" w:type="dxa"/>
+            </w:tcMar>
+          </w:tcPr>
+          <w:p>
+            <w:pPr>
+              <w:spacing w:before="40" w:after="40" w:line="276" w:lineRule="auto"/>
+              <w:jc w:val="left"/>
+            </w:pPr>
+            <w:r>
+              <w:rPr>
+                <w:rFonts w:ascii="Times New Roman" w:hAnsi="Times New Roman"/>
+                <w:b/>
+                <w:sz w:val="26"/>
+              </w:rPr>
+              <w:t>Ôn tập Đánh giá định kỳ 2</w:t>
+            </w:r>
+          </w:p>
+        </w:tc>
+        <w:tc>
+          <w:tcPr>
+            <w:tcW w:type="dxa" w:w="907"/>
+            <w:tcMar>
+              <w:top w:w="80" w:type="dxa"/>
+              <w:bottom w:w="80" w:type="dxa"/>
+              <w:left w:w="100" w:type="dxa"/>
+              <w:right w:w="100" w:type="dxa"/>
+            </w:tcMar>
+          </w:tcPr>
+          <w:p>
+            <w:pPr>
+              <w:spacing w:before="40" w:after="40" w:line="276" w:lineRule="auto"/>
+              <w:jc w:val="center"/>
+            </w:pPr>
+            <w:r>
+              <w:rPr>
+                <w:rFonts w:ascii="Times New Roman" w:hAnsi="Times New Roman"/>
+                <w:sz w:val="26"/>
               </w:rPr>
               <w:t>1</w:t>
             </w:r>
@@ -3519,102 +3284,101 @@
         </w:tc>
         <w:tc>
           <w:tcPr>
-            <w:tcW w:type="dxa" w:w="794"/>
-            <w:vAlign w:val="center"/>
-            <w:tcW w:w="793" w:type="dxa"/>
-          </w:tcPr>
-          <w:p>
-            <w:pPr>
-              <w:jc w:val="center"/>
-            </w:pPr>
-            <w:r>
-              <w:rPr>
-                <w:rFonts w:ascii="Times New Roman" w:hAnsi="Times New Roman"/>
-                <w:sz w:val="26"/>
-              </w:rPr>
-              <w:t>20</w:t>
-            </w:r>
-          </w:p>
-        </w:tc>
-        <w:tc>
-          <w:tcPr>
-            <w:tcW w:type="dxa" w:w="5272"/>
-            <w:vAlign w:val="center"/>
-            <w:tcW w:w="5273" w:type="dxa"/>
-          </w:tcPr>
-          <w:p>
-            <w:pPr>
-              <w:spacing w:before="40" w:after="40" w:line="276" w:lineRule="auto"/>
-              <w:jc w:val="both"/>
-            </w:pPr>
-            <w:r>
-              <w:rPr>
-                <w:rFonts w:ascii="Times New Roman" w:hAnsi="Times New Roman"/>
-                <w:sz w:val="26"/>
-                <w:rFonts w:ascii="Times New Roman" w:hAnsi="Times New Roman" w:cs="Times New Roman"/>
-              </w:rPr>
-              <w:t>- Nêu được công việc thực hiện theo từng bước, sắp xếp đúng thứ tự.  - Chia một việc thành các việc nhỏ hơn để dễ hiểu và dễ thực hiện.</w:t>
+            <w:tcW w:type="dxa" w:w="4649"/>
+            <w:tcMar>
+              <w:top w:w="80" w:type="dxa"/>
+              <w:bottom w:w="80" w:type="dxa"/>
+              <w:left w:w="100" w:type="dxa"/>
+              <w:right w:w="100" w:type="dxa"/>
+            </w:tcMar>
+          </w:tcPr>
+          <w:p>
+            <w:pPr>
+              <w:spacing w:before="40" w:after="40" w:line="276" w:lineRule="auto"/>
+              <w:jc w:val="left"/>
+            </w:pPr>
+            <w:r>
+              <w:rPr>
+                <w:rFonts w:ascii="Times New Roman" w:hAnsi="Times New Roman"/>
+                <w:sz w:val="26"/>
+              </w:rPr>
+              <w:t>Hệ thống hóa kiến thức về bàn phím, khám phá Internet và kỹ năng sắp xếp, phân loại thông tin chuẩn bị Đánh giá định kỳ 2.</w:t>
             </w:r>
           </w:p>
         </w:tc>
       </w:tr>
       <w:tr>
-        <w:tc>
-          <w:tcPr>
-            <w:tcW w:type="dxa" w:w="510"/>
-            <w:vAlign w:val="center"/>
-            <w:tcW w:w="510" w:type="dxa"/>
-          </w:tcPr>
-          <w:p>
-            <w:pPr>
-              <w:jc w:val="center"/>
-            </w:pPr>
-            <w:r>
-              <w:rPr>
-                <w:rFonts w:ascii="Times New Roman" w:hAnsi="Times New Roman"/>
-                <w:sz w:val="26"/>
-              </w:rPr>
-              <w:t>21</w:t>
-            </w:r>
-          </w:p>
-        </w:tc>
-        <w:tc>
-          <w:tcPr>
-            <w:tcW w:type="dxa" w:w="2154"/>
-            <w:vAlign w:val="center"/>
-            <w:tcW w:w="2154" w:type="dxa"/>
-          </w:tcPr>
-          <w:p>
-            <w:pPr>
-              <w:spacing w:before="40" w:after="40" w:line="276" w:lineRule="auto"/>
-              <w:jc w:val="both"/>
-            </w:pPr>
-            <w:r>
-              <w:rPr>
-                <w:rFonts w:ascii="Times New Roman" w:hAnsi="Times New Roman"/>
-                <w:sz w:val="26"/>
-                <w:rFonts w:ascii="Times New Roman" w:hAnsi="Times New Roman" w:cs="Times New Roman"/>
-              </w:rPr>
-              <w:t>Ôn tập và luyện tập</w:t>
-            </w:r>
-          </w:p>
-        </w:tc>
+        <w:trPr>
+          <w:cantSplit/>
+        </w:trPr>
         <w:tc>
           <w:tcPr>
             <w:tcW w:type="dxa" w:w="624"/>
-            <w:vAlign w:val="center"/>
-            <w:tcW w:w="623" w:type="dxa"/>
-          </w:tcPr>
-          <w:p>
-            <w:pPr>
-              <w:spacing w:before="40" w:after="40" w:line="276" w:lineRule="auto"/>
-              <w:jc w:val="center"/>
-            </w:pPr>
-            <w:r>
-              <w:rPr>
-                <w:rFonts w:ascii="Times New Roman" w:hAnsi="Times New Roman"/>
-                <w:sz w:val="26"/>
-                <w:rFonts w:ascii="Times New Roman" w:hAnsi="Times New Roman" w:cs="Times New Roman"/>
+            <w:tcMar>
+              <w:top w:w="80" w:type="dxa"/>
+              <w:bottom w:w="80" w:type="dxa"/>
+              <w:left w:w="100" w:type="dxa"/>
+              <w:right w:w="100" w:type="dxa"/>
+            </w:tcMar>
+          </w:tcPr>
+          <w:p>
+            <w:pPr>
+              <w:spacing w:before="40" w:after="40" w:line="276" w:lineRule="auto"/>
+              <w:jc w:val="center"/>
+            </w:pPr>
+            <w:r>
+              <w:rPr>
+                <w:rFonts w:ascii="Times New Roman" w:hAnsi="Times New Roman"/>
+                <w:sz w:val="26"/>
+              </w:rPr>
+              <w:t>18</w:t>
+            </w:r>
+          </w:p>
+        </w:tc>
+        <w:tc>
+          <w:tcPr>
+            <w:tcW w:type="dxa" w:w="3175"/>
+            <w:tcMar>
+              <w:top w:w="80" w:type="dxa"/>
+              <w:bottom w:w="80" w:type="dxa"/>
+              <w:left w:w="100" w:type="dxa"/>
+              <w:right w:w="100" w:type="dxa"/>
+            </w:tcMar>
+          </w:tcPr>
+          <w:p>
+            <w:pPr>
+              <w:spacing w:before="40" w:after="40" w:line="276" w:lineRule="auto"/>
+              <w:jc w:val="left"/>
+            </w:pPr>
+            <w:r>
+              <w:rPr>
+                <w:rFonts w:ascii="Times New Roman" w:hAnsi="Times New Roman"/>
+                <w:b/>
+                <w:sz w:val="26"/>
+              </w:rPr>
+              <w:t>Đánh giá định kỳ 2</w:t>
+            </w:r>
+          </w:p>
+        </w:tc>
+        <w:tc>
+          <w:tcPr>
+            <w:tcW w:type="dxa" w:w="907"/>
+            <w:tcMar>
+              <w:top w:w="80" w:type="dxa"/>
+              <w:bottom w:w="80" w:type="dxa"/>
+              <w:left w:w="100" w:type="dxa"/>
+              <w:right w:w="100" w:type="dxa"/>
+            </w:tcMar>
+          </w:tcPr>
+          <w:p>
+            <w:pPr>
+              <w:spacing w:before="40" w:after="40" w:line="276" w:lineRule="auto"/>
+              <w:jc w:val="center"/>
+            </w:pPr>
+            <w:r>
+              <w:rPr>
+                <w:rFonts w:ascii="Times New Roman" w:hAnsi="Times New Roman"/>
+                <w:sz w:val="26"/>
               </w:rPr>
               <w:t>1</w:t>
             </w:r>
@@ -3622,102 +3386,100 @@
         </w:tc>
         <w:tc>
           <w:tcPr>
-            <w:tcW w:type="dxa" w:w="794"/>
-            <w:vAlign w:val="center"/>
-            <w:tcW w:w="793" w:type="dxa"/>
-          </w:tcPr>
-          <w:p>
-            <w:pPr>
-              <w:jc w:val="center"/>
-            </w:pPr>
-            <w:r>
-              <w:rPr>
-                <w:rFonts w:ascii="Times New Roman" w:hAnsi="Times New Roman"/>
-                <w:sz w:val="26"/>
-              </w:rPr>
-              <w:t>21</w:t>
-            </w:r>
-          </w:p>
-        </w:tc>
-        <w:tc>
-          <w:tcPr>
-            <w:tcW w:type="dxa" w:w="5272"/>
-            <w:vAlign w:val="center"/>
-            <w:tcW w:w="5273" w:type="dxa"/>
-          </w:tcPr>
-          <w:p>
-            <w:pPr>
-              <w:spacing w:before="40" w:after="40" w:line="276" w:lineRule="auto"/>
-              <w:jc w:val="both"/>
-            </w:pPr>
-            <w:r>
-              <w:rPr>
-                <w:rFonts w:ascii="Times New Roman" w:hAnsi="Times New Roman"/>
-                <w:sz w:val="26"/>
-                <w:rFonts w:ascii="Times New Roman" w:hAnsi="Times New Roman" w:cs="Times New Roman"/>
-              </w:rPr>
-              <w:t>Ôn tập, luyện tập bổ sung kiến thức và kỹ năng.</w:t>
+            <w:tcW w:type="dxa" w:w="4649"/>
+            <w:tcMar>
+              <w:top w:w="80" w:type="dxa"/>
+              <w:bottom w:w="80" w:type="dxa"/>
+              <w:left w:w="100" w:type="dxa"/>
+              <w:right w:w="100" w:type="dxa"/>
+            </w:tcMar>
+          </w:tcPr>
+          <w:p>
+            <w:pPr>
+              <w:spacing w:before="40" w:after="40" w:line="276" w:lineRule="auto"/>
+              <w:jc w:val="left"/>
+            </w:pPr>
+            <w:r>
+              <w:rPr>
+                <w:rFonts w:ascii="Times New Roman" w:hAnsi="Times New Roman"/>
+                <w:sz w:val="26"/>
+              </w:rPr>
+              <w:t>Kiểm tra, đánh giá kỹ năng gõ bàn phím đúng cách, tìm kiếm thông tin đơn giản trên web và phân loại dữ liệu học tập.</w:t>
             </w:r>
           </w:p>
         </w:tc>
       </w:tr>
       <w:tr>
-        <w:tc>
-          <w:tcPr>
-            <w:tcW w:type="dxa" w:w="510"/>
-            <w:vAlign w:val="center"/>
-            <w:tcW w:w="510" w:type="dxa"/>
-          </w:tcPr>
-          <w:p>
-            <w:pPr>
-              <w:jc w:val="center"/>
-            </w:pPr>
-            <w:r>
-              <w:rPr>
-                <w:rFonts w:ascii="Times New Roman" w:hAnsi="Times New Roman"/>
-                <w:sz w:val="26"/>
-              </w:rPr>
-              <w:t>22</w:t>
-            </w:r>
-          </w:p>
-        </w:tc>
-        <w:tc>
-          <w:tcPr>
-            <w:tcW w:type="dxa" w:w="2154"/>
-            <w:vAlign w:val="center"/>
-            <w:tcW w:w="2154" w:type="dxa"/>
-          </w:tcPr>
-          <w:p>
-            <w:pPr>
-              <w:spacing w:before="40" w:after="40" w:line="276" w:lineRule="auto"/>
-              <w:jc w:val="both"/>
-            </w:pPr>
-            <w:r>
-              <w:rPr>
-                <w:rFonts w:ascii="Times New Roman" w:hAnsi="Times New Roman"/>
-                <w:sz w:val="26"/>
-                <w:rFonts w:ascii="Times New Roman" w:hAnsi="Times New Roman" w:cs="Times New Roman"/>
-              </w:rPr>
-              <w:t>Ôn tập Đánh giá định kỳ 4</w:t>
-            </w:r>
-          </w:p>
-        </w:tc>
+        <w:trPr>
+          <w:cantSplit/>
+        </w:trPr>
         <w:tc>
           <w:tcPr>
             <w:tcW w:type="dxa" w:w="624"/>
-            <w:vAlign w:val="center"/>
-            <w:tcW w:w="623" w:type="dxa"/>
-          </w:tcPr>
-          <w:p>
-            <w:pPr>
-              <w:spacing w:before="40" w:after="40" w:line="276" w:lineRule="auto"/>
-              <w:jc w:val="center"/>
-            </w:pPr>
-            <w:r>
-              <w:rPr>
-                <w:rFonts w:ascii="Times New Roman" w:hAnsi="Times New Roman"/>
-                <w:sz w:val="26"/>
-                <w:rFonts w:ascii="Times New Roman" w:hAnsi="Times New Roman" w:cs="Times New Roman"/>
+            <w:tcMar>
+              <w:top w:w="80" w:type="dxa"/>
+              <w:bottom w:w="80" w:type="dxa"/>
+              <w:left w:w="100" w:type="dxa"/>
+              <w:right w:w="100" w:type="dxa"/>
+            </w:tcMar>
+          </w:tcPr>
+          <w:p>
+            <w:pPr>
+              <w:spacing w:before="40" w:after="40" w:line="276" w:lineRule="auto"/>
+              <w:jc w:val="center"/>
+            </w:pPr>
+            <w:r>
+              <w:rPr>
+                <w:rFonts w:ascii="Times New Roman" w:hAnsi="Times New Roman"/>
+                <w:sz w:val="26"/>
+              </w:rPr>
+              <w:t>19</w:t>
+            </w:r>
+          </w:p>
+        </w:tc>
+        <w:tc>
+          <w:tcPr>
+            <w:tcW w:type="dxa" w:w="3175"/>
+            <w:tcMar>
+              <w:top w:w="80" w:type="dxa"/>
+              <w:bottom w:w="80" w:type="dxa"/>
+              <w:left w:w="100" w:type="dxa"/>
+              <w:right w:w="100" w:type="dxa"/>
+            </w:tcMar>
+          </w:tcPr>
+          <w:p>
+            <w:pPr>
+              <w:spacing w:before="40" w:after="40" w:line="276" w:lineRule="auto"/>
+              <w:jc w:val="left"/>
+            </w:pPr>
+            <w:r>
+              <w:rPr>
+                <w:rFonts w:ascii="Times New Roman" w:hAnsi="Times New Roman"/>
+                <w:sz w:val="26"/>
+              </w:rPr>
+              <w:t>Bài 8: Sơ đồ hình cây. Tổ chức thông tin trong máy tính (Tiết 1)</w:t>
+            </w:r>
+          </w:p>
+        </w:tc>
+        <w:tc>
+          <w:tcPr>
+            <w:tcW w:type="dxa" w:w="907"/>
+            <w:tcMar>
+              <w:top w:w="80" w:type="dxa"/>
+              <w:bottom w:w="80" w:type="dxa"/>
+              <w:left w:w="100" w:type="dxa"/>
+              <w:right w:w="100" w:type="dxa"/>
+            </w:tcMar>
+          </w:tcPr>
+          <w:p>
+            <w:pPr>
+              <w:spacing w:before="40" w:after="40" w:line="276" w:lineRule="auto"/>
+              <w:jc w:val="center"/>
+            </w:pPr>
+            <w:r>
+              <w:rPr>
+                <w:rFonts w:ascii="Times New Roman" w:hAnsi="Times New Roman"/>
+                <w:sz w:val="26"/>
               </w:rPr>
               <w:t>1</w:t>
             </w:r>
@@ -3725,102 +3487,100 @@
         </w:tc>
         <w:tc>
           <w:tcPr>
-            <w:tcW w:type="dxa" w:w="794"/>
-            <w:vAlign w:val="center"/>
-            <w:tcW w:w="793" w:type="dxa"/>
-          </w:tcPr>
-          <w:p>
-            <w:pPr>
-              <w:jc w:val="center"/>
-            </w:pPr>
-            <w:r>
-              <w:rPr>
-                <w:rFonts w:ascii="Times New Roman" w:hAnsi="Times New Roman"/>
-                <w:sz w:val="26"/>
-              </w:rPr>
-              <w:t>22</w:t>
-            </w:r>
-          </w:p>
-        </w:tc>
-        <w:tc>
-          <w:tcPr>
-            <w:tcW w:type="dxa" w:w="5272"/>
-            <w:vAlign w:val="center"/>
-            <w:tcW w:w="5273" w:type="dxa"/>
-          </w:tcPr>
-          <w:p>
-            <w:pPr>
-              <w:spacing w:before="40" w:after="40" w:line="276" w:lineRule="auto"/>
-              <w:jc w:val="both"/>
-            </w:pPr>
-            <w:r>
-              <w:rPr>
-                <w:rFonts w:ascii="Times New Roman" w:hAnsi="Times New Roman"/>
-                <w:sz w:val="26"/>
-                <w:rFonts w:ascii="Times New Roman" w:hAnsi="Times New Roman" w:cs="Times New Roman"/>
-              </w:rPr>
-              <w:t>Hệ thống hóa kiến thức chuẩn bị Đánh giá định kỳ 4.</w:t>
+            <w:tcW w:type="dxa" w:w="4649"/>
+            <w:tcMar>
+              <w:top w:w="80" w:type="dxa"/>
+              <w:bottom w:w="80" w:type="dxa"/>
+              <w:left w:w="100" w:type="dxa"/>
+              <w:right w:w="100" w:type="dxa"/>
+            </w:tcMar>
+          </w:tcPr>
+          <w:p>
+            <w:pPr>
+              <w:spacing w:before="40" w:after="40" w:line="276" w:lineRule="auto"/>
+              <w:jc w:val="left"/>
+            </w:pPr>
+            <w:r>
+              <w:rPr>
+                <w:rFonts w:ascii="Times New Roman" w:hAnsi="Times New Roman"/>
+                <w:sz w:val="26"/>
+              </w:rPr>
+              <w:t>Biểu diễn cách sắp xếp, phân loại thông tin bằng sơ đồ hình cây; nhận biết được thư mục mẹ (gốc) và các thư mục con.</w:t>
             </w:r>
           </w:p>
         </w:tc>
       </w:tr>
       <w:tr>
-        <w:tc>
-          <w:tcPr>
-            <w:tcW w:type="dxa" w:w="510"/>
-            <w:vAlign w:val="center"/>
-            <w:tcW w:w="510" w:type="dxa"/>
-          </w:tcPr>
-          <w:p>
-            <w:pPr>
-              <w:jc w:val="center"/>
-            </w:pPr>
-            <w:r>
-              <w:rPr>
-                <w:rFonts w:ascii="Times New Roman" w:hAnsi="Times New Roman"/>
-                <w:sz w:val="26"/>
-              </w:rPr>
-              <w:t>23</w:t>
-            </w:r>
-          </w:p>
-        </w:tc>
-        <w:tc>
-          <w:tcPr>
-            <w:tcW w:type="dxa" w:w="2154"/>
-            <w:vAlign w:val="center"/>
-            <w:tcW w:w="2154" w:type="dxa"/>
-          </w:tcPr>
-          <w:p>
-            <w:pPr>
-              <w:spacing w:before="40" w:after="40" w:line="276" w:lineRule="auto"/>
-              <w:jc w:val="both"/>
-            </w:pPr>
-            <w:r>
-              <w:rPr>
-                <w:rFonts w:ascii="Times New Roman" w:hAnsi="Times New Roman"/>
-                <w:sz w:val="26"/>
-                <w:rFonts w:ascii="Times New Roman" w:hAnsi="Times New Roman" w:cs="Times New Roman"/>
-              </w:rPr>
-              <w:t>Đánh giá định kỳ 4</w:t>
-            </w:r>
-          </w:p>
-        </w:tc>
+        <w:trPr>
+          <w:cantSplit/>
+        </w:trPr>
         <w:tc>
           <w:tcPr>
             <w:tcW w:type="dxa" w:w="624"/>
-            <w:vAlign w:val="center"/>
-            <w:tcW w:w="623" w:type="dxa"/>
-          </w:tcPr>
-          <w:p>
-            <w:pPr>
-              <w:spacing w:before="40" w:after="40" w:line="276" w:lineRule="auto"/>
-              <w:jc w:val="center"/>
-            </w:pPr>
-            <w:r>
-              <w:rPr>
-                <w:rFonts w:ascii="Times New Roman" w:hAnsi="Times New Roman"/>
-                <w:sz w:val="26"/>
-                <w:rFonts w:ascii="Times New Roman" w:hAnsi="Times New Roman" w:cs="Times New Roman"/>
+            <w:tcMar>
+              <w:top w:w="80" w:type="dxa"/>
+              <w:bottom w:w="80" w:type="dxa"/>
+              <w:left w:w="100" w:type="dxa"/>
+              <w:right w:w="100" w:type="dxa"/>
+            </w:tcMar>
+          </w:tcPr>
+          <w:p>
+            <w:pPr>
+              <w:spacing w:before="40" w:after="40" w:line="276" w:lineRule="auto"/>
+              <w:jc w:val="center"/>
+            </w:pPr>
+            <w:r>
+              <w:rPr>
+                <w:rFonts w:ascii="Times New Roman" w:hAnsi="Times New Roman"/>
+                <w:sz w:val="26"/>
+              </w:rPr>
+              <w:t>20</w:t>
+            </w:r>
+          </w:p>
+        </w:tc>
+        <w:tc>
+          <w:tcPr>
+            <w:tcW w:type="dxa" w:w="3175"/>
+            <w:tcMar>
+              <w:top w:w="80" w:type="dxa"/>
+              <w:bottom w:w="80" w:type="dxa"/>
+              <w:left w:w="100" w:type="dxa"/>
+              <w:right w:w="100" w:type="dxa"/>
+            </w:tcMar>
+          </w:tcPr>
+          <w:p>
+            <w:pPr>
+              <w:spacing w:before="40" w:after="40" w:line="276" w:lineRule="auto"/>
+              <w:jc w:val="left"/>
+            </w:pPr>
+            <w:r>
+              <w:rPr>
+                <w:rFonts w:ascii="Times New Roman" w:hAnsi="Times New Roman"/>
+                <w:sz w:val="26"/>
+              </w:rPr>
+              <w:t>Bài 8: Sơ đồ hình cây. Tổ chức thông tin trong máy tính (Tiết 2)</w:t>
+            </w:r>
+          </w:p>
+        </w:tc>
+        <w:tc>
+          <w:tcPr>
+            <w:tcW w:type="dxa" w:w="907"/>
+            <w:tcMar>
+              <w:top w:w="80" w:type="dxa"/>
+              <w:bottom w:w="80" w:type="dxa"/>
+              <w:left w:w="100" w:type="dxa"/>
+              <w:right w:w="100" w:type="dxa"/>
+            </w:tcMar>
+          </w:tcPr>
+          <w:p>
+            <w:pPr>
+              <w:spacing w:before="40" w:after="40" w:line="276" w:lineRule="auto"/>
+              <w:jc w:val="center"/>
+            </w:pPr>
+            <w:r>
+              <w:rPr>
+                <w:rFonts w:ascii="Times New Roman" w:hAnsi="Times New Roman"/>
+                <w:sz w:val="26"/>
               </w:rPr>
               <w:t>1</w:t>
             </w:r>
@@ -3828,54 +3588,413 @@
         </w:tc>
         <w:tc>
           <w:tcPr>
-            <w:tcW w:type="dxa" w:w="794"/>
-            <w:vAlign w:val="center"/>
-            <w:tcW w:w="793" w:type="dxa"/>
-          </w:tcPr>
-          <w:p>
-            <w:pPr>
-              <w:jc w:val="center"/>
-            </w:pPr>
-            <w:r>
-              <w:rPr>
-                <w:rFonts w:ascii="Times New Roman" w:hAnsi="Times New Roman"/>
-                <w:sz w:val="26"/>
-              </w:rPr>
-              <w:t>23</w:t>
-            </w:r>
-          </w:p>
-        </w:tc>
-        <w:tc>
-          <w:tcPr>
-            <w:tcW w:type="dxa" w:w="5272"/>
-            <w:vAlign w:val="center"/>
-            <w:tcW w:w="5273" w:type="dxa"/>
-          </w:tcPr>
-          <w:p>
-            <w:pPr>
-              <w:spacing w:before="40" w:after="40" w:line="276" w:lineRule="auto"/>
-              <w:jc w:val="both"/>
-            </w:pPr>
-            <w:r>
-              <w:rPr>
-                <w:rFonts w:ascii="Times New Roman" w:hAnsi="Times New Roman"/>
-                <w:sz w:val="26"/>
-                <w:rFonts w:ascii="Times New Roman" w:hAnsi="Times New Roman" w:cs="Times New Roman"/>
-              </w:rPr>
-              <w:t>Kiểm tra đánh giá kết quả học tập.</w:t>
+            <w:tcW w:type="dxa" w:w="4649"/>
+            <w:tcMar>
+              <w:top w:w="80" w:type="dxa"/>
+              <w:bottom w:w="80" w:type="dxa"/>
+              <w:left w:w="100" w:type="dxa"/>
+              <w:right w:w="100" w:type="dxa"/>
+            </w:tcMar>
+          </w:tcPr>
+          <w:p>
+            <w:pPr>
+              <w:spacing w:before="40" w:after="40" w:line="276" w:lineRule="auto"/>
+              <w:jc w:val="left"/>
+            </w:pPr>
+            <w:r>
+              <w:rPr>
+                <w:rFonts w:ascii="Times New Roman" w:hAnsi="Times New Roman"/>
+                <w:sz w:val="26"/>
+              </w:rPr>
+              <w:t>Luyện tập vẽ và đọc sơ đồ hình cây biểu diễn cách tổ chức thông tin trong máy tính và trong đời sống hàng ngày.</w:t>
             </w:r>
           </w:p>
         </w:tc>
       </w:tr>
       <w:tr>
-        <w:tc>
-          <w:tcPr>
-            <w:tcW w:type="dxa" w:w="510"/>
-            <w:vAlign w:val="center"/>
-            <w:tcW w:w="510" w:type="dxa"/>
-          </w:tcPr>
-          <w:p>
-            <w:pPr>
+        <w:trPr>
+          <w:cantSplit/>
+        </w:trPr>
+        <w:tc>
+          <w:tcPr>
+            <w:tcW w:type="dxa" w:w="624"/>
+            <w:tcMar>
+              <w:top w:w="80" w:type="dxa"/>
+              <w:bottom w:w="80" w:type="dxa"/>
+              <w:left w:w="100" w:type="dxa"/>
+              <w:right w:w="100" w:type="dxa"/>
+            </w:tcMar>
+          </w:tcPr>
+          <w:p>
+            <w:pPr>
+              <w:spacing w:before="40" w:after="40" w:line="276" w:lineRule="auto"/>
+              <w:jc w:val="center"/>
+            </w:pPr>
+            <w:r>
+              <w:rPr>
+                <w:rFonts w:ascii="Times New Roman" w:hAnsi="Times New Roman"/>
+                <w:sz w:val="26"/>
+              </w:rPr>
+              <w:t>21</w:t>
+            </w:r>
+          </w:p>
+        </w:tc>
+        <w:tc>
+          <w:tcPr>
+            <w:tcW w:type="dxa" w:w="3175"/>
+            <w:tcMar>
+              <w:top w:w="80" w:type="dxa"/>
+              <w:bottom w:w="80" w:type="dxa"/>
+              <w:left w:w="100" w:type="dxa"/>
+              <w:right w:w="100" w:type="dxa"/>
+            </w:tcMar>
+          </w:tcPr>
+          <w:p>
+            <w:pPr>
+              <w:spacing w:before="40" w:after="40" w:line="276" w:lineRule="auto"/>
+              <w:jc w:val="left"/>
+            </w:pPr>
+            <w:r>
+              <w:rPr>
+                <w:rFonts w:ascii="Times New Roman" w:hAnsi="Times New Roman"/>
+                <w:sz w:val="26"/>
+              </w:rPr>
+              <w:t>Bài 9: Thực hành với tệp và thư mục trong máy tính (Tiết 1)</w:t>
+            </w:r>
+          </w:p>
+        </w:tc>
+        <w:tc>
+          <w:tcPr>
+            <w:tcW w:type="dxa" w:w="907"/>
+            <w:tcMar>
+              <w:top w:w="80" w:type="dxa"/>
+              <w:bottom w:w="80" w:type="dxa"/>
+              <w:left w:w="100" w:type="dxa"/>
+              <w:right w:w="100" w:type="dxa"/>
+            </w:tcMar>
+          </w:tcPr>
+          <w:p>
+            <w:pPr>
+              <w:spacing w:before="40" w:after="40" w:line="276" w:lineRule="auto"/>
+              <w:jc w:val="center"/>
+            </w:pPr>
+            <w:r>
+              <w:rPr>
+                <w:rFonts w:ascii="Times New Roman" w:hAnsi="Times New Roman"/>
+                <w:sz w:val="26"/>
+              </w:rPr>
+              <w:t>1</w:t>
+            </w:r>
+          </w:p>
+        </w:tc>
+        <w:tc>
+          <w:tcPr>
+            <w:tcW w:type="dxa" w:w="4649"/>
+            <w:tcMar>
+              <w:top w:w="80" w:type="dxa"/>
+              <w:bottom w:w="80" w:type="dxa"/>
+              <w:left w:w="100" w:type="dxa"/>
+              <w:right w:w="100" w:type="dxa"/>
+            </w:tcMar>
+          </w:tcPr>
+          <w:p>
+            <w:pPr>
+              <w:spacing w:before="40" w:after="40" w:line="276" w:lineRule="auto"/>
+              <w:jc w:val="left"/>
+            </w:pPr>
+            <w:r>
+              <w:rPr>
+                <w:rFonts w:ascii="Times New Roman" w:hAnsi="Times New Roman"/>
+                <w:sz w:val="26"/>
+              </w:rPr>
+              <w:t>Phân biệt được biểu tượng tệp (file) và thư mục (folder); biết cách mở xem cấu trúc thư mục trên máy tính.</w:t>
+            </w:r>
+          </w:p>
+        </w:tc>
+      </w:tr>
+      <w:tr>
+        <w:trPr>
+          <w:cantSplit/>
+        </w:trPr>
+        <w:tc>
+          <w:tcPr>
+            <w:tcW w:type="dxa" w:w="624"/>
+            <w:tcMar>
+              <w:top w:w="80" w:type="dxa"/>
+              <w:bottom w:w="80" w:type="dxa"/>
+              <w:left w:w="100" w:type="dxa"/>
+              <w:right w:w="100" w:type="dxa"/>
+            </w:tcMar>
+          </w:tcPr>
+          <w:p>
+            <w:pPr>
+              <w:spacing w:before="40" w:after="40" w:line="276" w:lineRule="auto"/>
+              <w:jc w:val="center"/>
+            </w:pPr>
+            <w:r>
+              <w:rPr>
+                <w:rFonts w:ascii="Times New Roman" w:hAnsi="Times New Roman"/>
+                <w:sz w:val="26"/>
+              </w:rPr>
+              <w:t>22</w:t>
+            </w:r>
+          </w:p>
+        </w:tc>
+        <w:tc>
+          <w:tcPr>
+            <w:tcW w:type="dxa" w:w="3175"/>
+            <w:tcMar>
+              <w:top w:w="80" w:type="dxa"/>
+              <w:bottom w:w="80" w:type="dxa"/>
+              <w:left w:w="100" w:type="dxa"/>
+              <w:right w:w="100" w:type="dxa"/>
+            </w:tcMar>
+          </w:tcPr>
+          <w:p>
+            <w:pPr>
+              <w:spacing w:before="40" w:after="40" w:line="276" w:lineRule="auto"/>
+              <w:jc w:val="left"/>
+            </w:pPr>
+            <w:r>
+              <w:rPr>
+                <w:rFonts w:ascii="Times New Roman" w:hAnsi="Times New Roman"/>
+                <w:sz w:val="26"/>
+              </w:rPr>
+              <w:t>Bài 9: Thực hành với tệp và thư mục trong máy tính (Tiết 2)</w:t>
+            </w:r>
+          </w:p>
+        </w:tc>
+        <w:tc>
+          <w:tcPr>
+            <w:tcW w:type="dxa" w:w="907"/>
+            <w:tcMar>
+              <w:top w:w="80" w:type="dxa"/>
+              <w:bottom w:w="80" w:type="dxa"/>
+              <w:left w:w="100" w:type="dxa"/>
+              <w:right w:w="100" w:type="dxa"/>
+            </w:tcMar>
+          </w:tcPr>
+          <w:p>
+            <w:pPr>
+              <w:spacing w:before="40" w:after="40" w:line="276" w:lineRule="auto"/>
+              <w:jc w:val="center"/>
+            </w:pPr>
+            <w:r>
+              <w:rPr>
+                <w:rFonts w:ascii="Times New Roman" w:hAnsi="Times New Roman"/>
+                <w:sz w:val="26"/>
+              </w:rPr>
+              <w:t>1</w:t>
+            </w:r>
+          </w:p>
+        </w:tc>
+        <w:tc>
+          <w:tcPr>
+            <w:tcW w:type="dxa" w:w="4649"/>
+            <w:tcMar>
+              <w:top w:w="80" w:type="dxa"/>
+              <w:bottom w:w="80" w:type="dxa"/>
+              <w:left w:w="100" w:type="dxa"/>
+              <w:right w:w="100" w:type="dxa"/>
+            </w:tcMar>
+          </w:tcPr>
+          <w:p>
+            <w:pPr>
+              <w:spacing w:before="40" w:after="40" w:line="276" w:lineRule="auto"/>
+              <w:jc w:val="left"/>
+            </w:pPr>
+            <w:r>
+              <w:rPr>
+                <w:rFonts w:ascii="Times New Roman" w:hAnsi="Times New Roman"/>
+                <w:sz w:val="26"/>
+              </w:rPr>
+              <w:t>Thực hành tạo thư mục mới mang tên mình, mở thư mục và quan sát các tệp lưu trữ trong thư mục cá nhân.</w:t>
+            </w:r>
+          </w:p>
+        </w:tc>
+      </w:tr>
+      <w:tr>
+        <w:trPr>
+          <w:cantSplit/>
+        </w:trPr>
+        <w:tc>
+          <w:tcPr>
+            <w:tcW w:type="dxa" w:w="9308"/>
+            <w:gridSpan w:val="4"/>
+            <w:tcMar>
+              <w:top w:w="100" w:type="dxa"/>
+              <w:bottom w:w="100" w:type="dxa"/>
+              <w:left w:w="120" w:type="dxa"/>
+              <w:right w:w="120" w:type="dxa"/>
+            </w:tcMar>
+            <w:shd w:fill="F2F2F2"/>
+          </w:tcPr>
+          <w:p>
+            <w:pPr>
+              <w:spacing w:before="60" w:after="60" w:line="276" w:lineRule="auto"/>
+              <w:jc w:val="left"/>
+            </w:pPr>
+            <w:r>
+              <w:rPr>
+                <w:rFonts w:ascii="Times New Roman" w:hAnsi="Times New Roman"/>
+                <w:b/>
+                <w:sz w:val="26"/>
+              </w:rPr>
+              <w:t>Chủ đề D: Đạo đức, pháp luật và văn hoá trong môi trường số</w:t>
+            </w:r>
+          </w:p>
+        </w:tc>
+      </w:tr>
+      <w:tr>
+        <w:trPr>
+          <w:cantSplit/>
+        </w:trPr>
+        <w:tc>
+          <w:tcPr>
+            <w:tcW w:type="dxa" w:w="624"/>
+            <w:tcMar>
+              <w:top w:w="80" w:type="dxa"/>
+              <w:bottom w:w="80" w:type="dxa"/>
+              <w:left w:w="100" w:type="dxa"/>
+              <w:right w:w="100" w:type="dxa"/>
+            </w:tcMar>
+          </w:tcPr>
+          <w:p>
+            <w:pPr>
+              <w:spacing w:before="40" w:after="40" w:line="276" w:lineRule="auto"/>
+              <w:jc w:val="center"/>
+            </w:pPr>
+            <w:r>
+              <w:rPr>
+                <w:rFonts w:ascii="Times New Roman" w:hAnsi="Times New Roman"/>
+                <w:sz w:val="26"/>
+              </w:rPr>
+              <w:t>23</w:t>
+            </w:r>
+          </w:p>
+        </w:tc>
+        <w:tc>
+          <w:tcPr>
+            <w:tcW w:type="dxa" w:w="3175"/>
+            <w:tcMar>
+              <w:top w:w="80" w:type="dxa"/>
+              <w:bottom w:w="80" w:type="dxa"/>
+              <w:left w:w="100" w:type="dxa"/>
+              <w:right w:w="100" w:type="dxa"/>
+            </w:tcMar>
+          </w:tcPr>
+          <w:p>
+            <w:pPr>
+              <w:spacing w:before="40" w:after="40" w:line="276" w:lineRule="auto"/>
+              <w:jc w:val="left"/>
+            </w:pPr>
+            <w:r>
+              <w:rPr>
+                <w:rFonts w:ascii="Times New Roman" w:hAnsi="Times New Roman"/>
+                <w:sz w:val="26"/>
+              </w:rPr>
+              <w:t>Bài 10: Bảo vệ thông tin khi dùng máy tính</w:t>
+            </w:r>
+          </w:p>
+        </w:tc>
+        <w:tc>
+          <w:tcPr>
+            <w:tcW w:type="dxa" w:w="907"/>
+            <w:tcMar>
+              <w:top w:w="80" w:type="dxa"/>
+              <w:bottom w:w="80" w:type="dxa"/>
+              <w:left w:w="100" w:type="dxa"/>
+              <w:right w:w="100" w:type="dxa"/>
+            </w:tcMar>
+          </w:tcPr>
+          <w:p>
+            <w:pPr>
+              <w:spacing w:before="40" w:after="40" w:line="276" w:lineRule="auto"/>
+              <w:jc w:val="center"/>
+            </w:pPr>
+            <w:r>
+              <w:rPr>
+                <w:rFonts w:ascii="Times New Roman" w:hAnsi="Times New Roman"/>
+                <w:sz w:val="26"/>
+              </w:rPr>
+              <w:t>1</w:t>
+            </w:r>
+          </w:p>
+        </w:tc>
+        <w:tc>
+          <w:tcPr>
+            <w:tcW w:type="dxa" w:w="4649"/>
+            <w:tcMar>
+              <w:top w:w="80" w:type="dxa"/>
+              <w:bottom w:w="80" w:type="dxa"/>
+              <w:left w:w="100" w:type="dxa"/>
+              <w:right w:w="100" w:type="dxa"/>
+            </w:tcMar>
+          </w:tcPr>
+          <w:p>
+            <w:pPr>
+              <w:spacing w:before="40" w:after="40" w:line="276" w:lineRule="auto"/>
+              <w:jc w:val="left"/>
+            </w:pPr>
+            <w:r>
+              <w:rPr>
+                <w:rFonts w:ascii="Times New Roman" w:hAnsi="Times New Roman"/>
+                <w:sz w:val="26"/>
+              </w:rPr>
+              <w:t>Biết thông tin cá nhân và gia đình cần được giữ bí mật; không tùy tiện cung cấp cho người lạ; biết xin phép thầy cô, bố mẹ khi dùng máy.</w:t>
+            </w:r>
+          </w:p>
+        </w:tc>
+      </w:tr>
+      <w:tr>
+        <w:trPr>
+          <w:cantSplit/>
+        </w:trPr>
+        <w:tc>
+          <w:tcPr>
+            <w:tcW w:type="dxa" w:w="9308"/>
+            <w:gridSpan w:val="4"/>
+            <w:tcMar>
+              <w:top w:w="100" w:type="dxa"/>
+              <w:bottom w:w="100" w:type="dxa"/>
+              <w:left w:w="120" w:type="dxa"/>
+              <w:right w:w="120" w:type="dxa"/>
+            </w:tcMar>
+            <w:shd w:fill="F2F2F2"/>
+          </w:tcPr>
+          <w:p>
+            <w:pPr>
+              <w:spacing w:before="60" w:after="60" w:line="276" w:lineRule="auto"/>
+              <w:jc w:val="left"/>
+            </w:pPr>
+            <w:r>
+              <w:rPr>
+                <w:rFonts w:ascii="Times New Roman" w:hAnsi="Times New Roman"/>
+                <w:b/>
+                <w:sz w:val="26"/>
+              </w:rPr>
+              <w:t>Chủ đề E: Ứng dụng tin học</w:t>
+            </w:r>
+          </w:p>
+        </w:tc>
+      </w:tr>
+      <w:tr>
+        <w:trPr>
+          <w:cantSplit/>
+        </w:trPr>
+        <w:tc>
+          <w:tcPr>
+            <w:tcW w:type="dxa" w:w="624"/>
+            <w:tcMar>
+              <w:top w:w="80" w:type="dxa"/>
+              <w:bottom w:w="80" w:type="dxa"/>
+              <w:left w:w="100" w:type="dxa"/>
+              <w:right w:w="100" w:type="dxa"/>
+            </w:tcMar>
+          </w:tcPr>
+          <w:p>
+            <w:pPr>
+              <w:spacing w:before="40" w:after="40" w:line="276" w:lineRule="auto"/>
               <w:jc w:val="center"/>
             </w:pPr>
             <w:r>
@@ -3889,20 +4008,1070 @@
         </w:tc>
         <w:tc>
           <w:tcPr>
-            <w:tcW w:type="dxa" w:w="2154"/>
-            <w:vAlign w:val="center"/>
-            <w:tcW w:w="2154" w:type="dxa"/>
-          </w:tcPr>
-          <w:p>
-            <w:pPr>
-              <w:spacing w:before="40" w:after="40" w:line="276" w:lineRule="auto"/>
-              <w:jc w:val="both"/>
-            </w:pPr>
-            <w:r>
-              <w:rPr>
-                <w:rFonts w:ascii="Times New Roman" w:hAnsi="Times New Roman"/>
-                <w:sz w:val="26"/>
-                <w:rFonts w:ascii="Times New Roman" w:hAnsi="Times New Roman" w:cs="Times New Roman"/>
+            <w:tcW w:type="dxa" w:w="3175"/>
+            <w:tcMar>
+              <w:top w:w="80" w:type="dxa"/>
+              <w:bottom w:w="80" w:type="dxa"/>
+              <w:left w:w="100" w:type="dxa"/>
+              <w:right w:w="100" w:type="dxa"/>
+            </w:tcMar>
+          </w:tcPr>
+          <w:p>
+            <w:pPr>
+              <w:spacing w:before="40" w:after="40" w:line="276" w:lineRule="auto"/>
+              <w:jc w:val="left"/>
+            </w:pPr>
+            <w:r>
+              <w:rPr>
+                <w:rFonts w:ascii="Times New Roman" w:hAnsi="Times New Roman"/>
+                <w:sz w:val="26"/>
+              </w:rPr>
+              <w:t>Bài 11: Bài trình chiếu của em (Tiết 1)</w:t>
+            </w:r>
+          </w:p>
+        </w:tc>
+        <w:tc>
+          <w:tcPr>
+            <w:tcW w:type="dxa" w:w="907"/>
+            <w:tcMar>
+              <w:top w:w="80" w:type="dxa"/>
+              <w:bottom w:w="80" w:type="dxa"/>
+              <w:left w:w="100" w:type="dxa"/>
+              <w:right w:w="100" w:type="dxa"/>
+            </w:tcMar>
+          </w:tcPr>
+          <w:p>
+            <w:pPr>
+              <w:spacing w:before="40" w:after="40" w:line="276" w:lineRule="auto"/>
+              <w:jc w:val="center"/>
+            </w:pPr>
+            <w:r>
+              <w:rPr>
+                <w:rFonts w:ascii="Times New Roman" w:hAnsi="Times New Roman"/>
+                <w:sz w:val="26"/>
+              </w:rPr>
+              <w:t>1</w:t>
+            </w:r>
+          </w:p>
+        </w:tc>
+        <w:tc>
+          <w:tcPr>
+            <w:tcW w:type="dxa" w:w="4649"/>
+            <w:tcMar>
+              <w:top w:w="80" w:type="dxa"/>
+              <w:bottom w:w="80" w:type="dxa"/>
+              <w:left w:w="100" w:type="dxa"/>
+              <w:right w:w="100" w:type="dxa"/>
+            </w:tcMar>
+          </w:tcPr>
+          <w:p>
+            <w:pPr>
+              <w:spacing w:before="40" w:after="40" w:line="276" w:lineRule="auto"/>
+              <w:jc w:val="left"/>
+            </w:pPr>
+            <w:r>
+              <w:rPr>
+                <w:rFonts w:ascii="Times New Roman" w:hAnsi="Times New Roman"/>
+                <w:sz w:val="26"/>
+              </w:rPr>
+              <w:t>Nhận biết biểu tượng phần mềm trình chiếu (PowerPoint); biết cách khởi động và thoát phần mềm; làm quen với trang chiếu đầu tiên.</w:t>
+            </w:r>
+          </w:p>
+        </w:tc>
+      </w:tr>
+      <w:tr>
+        <w:trPr>
+          <w:cantSplit/>
+        </w:trPr>
+        <w:tc>
+          <w:tcPr>
+            <w:tcW w:type="dxa" w:w="624"/>
+            <w:tcMar>
+              <w:top w:w="80" w:type="dxa"/>
+              <w:bottom w:w="80" w:type="dxa"/>
+              <w:left w:w="100" w:type="dxa"/>
+              <w:right w:w="100" w:type="dxa"/>
+            </w:tcMar>
+          </w:tcPr>
+          <w:p>
+            <w:pPr>
+              <w:spacing w:before="40" w:after="40" w:line="276" w:lineRule="auto"/>
+              <w:jc w:val="center"/>
+            </w:pPr>
+            <w:r>
+              <w:rPr>
+                <w:rFonts w:ascii="Times New Roman" w:hAnsi="Times New Roman"/>
+                <w:sz w:val="26"/>
+              </w:rPr>
+              <w:t>25</w:t>
+            </w:r>
+          </w:p>
+        </w:tc>
+        <w:tc>
+          <w:tcPr>
+            <w:tcW w:type="dxa" w:w="3175"/>
+            <w:tcMar>
+              <w:top w:w="80" w:type="dxa"/>
+              <w:bottom w:w="80" w:type="dxa"/>
+              <w:left w:w="100" w:type="dxa"/>
+              <w:right w:w="100" w:type="dxa"/>
+            </w:tcMar>
+          </w:tcPr>
+          <w:p>
+            <w:pPr>
+              <w:spacing w:before="40" w:after="40" w:line="276" w:lineRule="auto"/>
+              <w:jc w:val="left"/>
+            </w:pPr>
+            <w:r>
+              <w:rPr>
+                <w:rFonts w:ascii="Times New Roman" w:hAnsi="Times New Roman"/>
+                <w:sz w:val="26"/>
+              </w:rPr>
+              <w:t>Bài 11: Bài trình chiếu của em (Tiết 2)</w:t>
+            </w:r>
+          </w:p>
+        </w:tc>
+        <w:tc>
+          <w:tcPr>
+            <w:tcW w:type="dxa" w:w="907"/>
+            <w:tcMar>
+              <w:top w:w="80" w:type="dxa"/>
+              <w:bottom w:w="80" w:type="dxa"/>
+              <w:left w:w="100" w:type="dxa"/>
+              <w:right w:w="100" w:type="dxa"/>
+            </w:tcMar>
+          </w:tcPr>
+          <w:p>
+            <w:pPr>
+              <w:spacing w:before="40" w:after="40" w:line="276" w:lineRule="auto"/>
+              <w:jc w:val="center"/>
+            </w:pPr>
+            <w:r>
+              <w:rPr>
+                <w:rFonts w:ascii="Times New Roman" w:hAnsi="Times New Roman"/>
+                <w:sz w:val="26"/>
+              </w:rPr>
+              <w:t>1</w:t>
+            </w:r>
+          </w:p>
+        </w:tc>
+        <w:tc>
+          <w:tcPr>
+            <w:tcW w:type="dxa" w:w="4649"/>
+            <w:tcMar>
+              <w:top w:w="80" w:type="dxa"/>
+              <w:bottom w:w="80" w:type="dxa"/>
+              <w:left w:w="100" w:type="dxa"/>
+              <w:right w:w="100" w:type="dxa"/>
+            </w:tcMar>
+          </w:tcPr>
+          <w:p>
+            <w:pPr>
+              <w:spacing w:before="40" w:after="40" w:line="276" w:lineRule="auto"/>
+              <w:jc w:val="left"/>
+            </w:pPr>
+            <w:r>
+              <w:rPr>
+                <w:rFonts w:ascii="Times New Roman" w:hAnsi="Times New Roman"/>
+                <w:sz w:val="26"/>
+              </w:rPr>
+              <w:t>Thực hành gõ tiêu đề và nội dung ngắn vào khung văn bản trên trang chiếu; biết cách lưu bài trình chiếu vào thư mục học tập.</w:t>
+            </w:r>
+          </w:p>
+        </w:tc>
+      </w:tr>
+      <w:tr>
+        <w:trPr>
+          <w:cantSplit/>
+        </w:trPr>
+        <w:tc>
+          <w:tcPr>
+            <w:tcW w:type="dxa" w:w="624"/>
+            <w:tcMar>
+              <w:top w:w="80" w:type="dxa"/>
+              <w:bottom w:w="80" w:type="dxa"/>
+              <w:left w:w="100" w:type="dxa"/>
+              <w:right w:w="100" w:type="dxa"/>
+            </w:tcMar>
+          </w:tcPr>
+          <w:p>
+            <w:pPr>
+              <w:spacing w:before="40" w:after="40" w:line="276" w:lineRule="auto"/>
+              <w:jc w:val="center"/>
+            </w:pPr>
+            <w:r>
+              <w:rPr>
+                <w:rFonts w:ascii="Times New Roman" w:hAnsi="Times New Roman"/>
+                <w:sz w:val="26"/>
+              </w:rPr>
+              <w:t>26</w:t>
+            </w:r>
+          </w:p>
+        </w:tc>
+        <w:tc>
+          <w:tcPr>
+            <w:tcW w:type="dxa" w:w="3175"/>
+            <w:tcMar>
+              <w:top w:w="80" w:type="dxa"/>
+              <w:bottom w:w="80" w:type="dxa"/>
+              <w:left w:w="100" w:type="dxa"/>
+              <w:right w:w="100" w:type="dxa"/>
+            </w:tcMar>
+          </w:tcPr>
+          <w:p>
+            <w:pPr>
+              <w:spacing w:before="40" w:after="40" w:line="276" w:lineRule="auto"/>
+              <w:jc w:val="left"/>
+            </w:pPr>
+            <w:r>
+              <w:rPr>
+                <w:rFonts w:ascii="Times New Roman" w:hAnsi="Times New Roman"/>
+                <w:b/>
+                <w:sz w:val="26"/>
+              </w:rPr>
+              <w:t>Ôn tập Đánh giá định kỳ 3</w:t>
+            </w:r>
+          </w:p>
+        </w:tc>
+        <w:tc>
+          <w:tcPr>
+            <w:tcW w:type="dxa" w:w="907"/>
+            <w:tcMar>
+              <w:top w:w="80" w:type="dxa"/>
+              <w:bottom w:w="80" w:type="dxa"/>
+              <w:left w:w="100" w:type="dxa"/>
+              <w:right w:w="100" w:type="dxa"/>
+            </w:tcMar>
+          </w:tcPr>
+          <w:p>
+            <w:pPr>
+              <w:spacing w:before="40" w:after="40" w:line="276" w:lineRule="auto"/>
+              <w:jc w:val="center"/>
+            </w:pPr>
+            <w:r>
+              <w:rPr>
+                <w:rFonts w:ascii="Times New Roman" w:hAnsi="Times New Roman"/>
+                <w:sz w:val="26"/>
+              </w:rPr>
+              <w:t>1</w:t>
+            </w:r>
+          </w:p>
+        </w:tc>
+        <w:tc>
+          <w:tcPr>
+            <w:tcW w:type="dxa" w:w="4649"/>
+            <w:tcMar>
+              <w:top w:w="80" w:type="dxa"/>
+              <w:bottom w:w="80" w:type="dxa"/>
+              <w:left w:w="100" w:type="dxa"/>
+              <w:right w:w="100" w:type="dxa"/>
+            </w:tcMar>
+          </w:tcPr>
+          <w:p>
+            <w:pPr>
+              <w:spacing w:before="40" w:after="40" w:line="276" w:lineRule="auto"/>
+              <w:jc w:val="left"/>
+            </w:pPr>
+            <w:r>
+              <w:rPr>
+                <w:rFonts w:ascii="Times New Roman" w:hAnsi="Times New Roman"/>
+                <w:sz w:val="26"/>
+              </w:rPr>
+              <w:t>Hệ thống hóa kiến thức về tệp, thư mục, an toàn thông tin và các thao tác cơ bản trên phần mềm trình chiếu.</w:t>
+            </w:r>
+          </w:p>
+        </w:tc>
+      </w:tr>
+      <w:tr>
+        <w:trPr>
+          <w:cantSplit/>
+        </w:trPr>
+        <w:tc>
+          <w:tcPr>
+            <w:tcW w:type="dxa" w:w="624"/>
+            <w:tcMar>
+              <w:top w:w="80" w:type="dxa"/>
+              <w:bottom w:w="80" w:type="dxa"/>
+              <w:left w:w="100" w:type="dxa"/>
+              <w:right w:w="100" w:type="dxa"/>
+            </w:tcMar>
+          </w:tcPr>
+          <w:p>
+            <w:pPr>
+              <w:spacing w:before="40" w:after="40" w:line="276" w:lineRule="auto"/>
+              <w:jc w:val="center"/>
+            </w:pPr>
+            <w:r>
+              <w:rPr>
+                <w:rFonts w:ascii="Times New Roman" w:hAnsi="Times New Roman"/>
+                <w:sz w:val="26"/>
+              </w:rPr>
+              <w:t>27</w:t>
+            </w:r>
+          </w:p>
+        </w:tc>
+        <w:tc>
+          <w:tcPr>
+            <w:tcW w:type="dxa" w:w="3175"/>
+            <w:tcMar>
+              <w:top w:w="80" w:type="dxa"/>
+              <w:bottom w:w="80" w:type="dxa"/>
+              <w:left w:w="100" w:type="dxa"/>
+              <w:right w:w="100" w:type="dxa"/>
+            </w:tcMar>
+          </w:tcPr>
+          <w:p>
+            <w:pPr>
+              <w:spacing w:before="40" w:after="40" w:line="276" w:lineRule="auto"/>
+              <w:jc w:val="left"/>
+            </w:pPr>
+            <w:r>
+              <w:rPr>
+                <w:rFonts w:ascii="Times New Roman" w:hAnsi="Times New Roman"/>
+                <w:b/>
+                <w:sz w:val="26"/>
+              </w:rPr>
+              <w:t>Đánh giá định kỳ 3</w:t>
+            </w:r>
+          </w:p>
+        </w:tc>
+        <w:tc>
+          <w:tcPr>
+            <w:tcW w:type="dxa" w:w="907"/>
+            <w:tcMar>
+              <w:top w:w="80" w:type="dxa"/>
+              <w:bottom w:w="80" w:type="dxa"/>
+              <w:left w:w="100" w:type="dxa"/>
+              <w:right w:w="100" w:type="dxa"/>
+            </w:tcMar>
+          </w:tcPr>
+          <w:p>
+            <w:pPr>
+              <w:spacing w:before="40" w:after="40" w:line="276" w:lineRule="auto"/>
+              <w:jc w:val="center"/>
+            </w:pPr>
+            <w:r>
+              <w:rPr>
+                <w:rFonts w:ascii="Times New Roman" w:hAnsi="Times New Roman"/>
+                <w:sz w:val="26"/>
+              </w:rPr>
+              <w:t>1</w:t>
+            </w:r>
+          </w:p>
+        </w:tc>
+        <w:tc>
+          <w:tcPr>
+            <w:tcW w:type="dxa" w:w="4649"/>
+            <w:tcMar>
+              <w:top w:w="80" w:type="dxa"/>
+              <w:bottom w:w="80" w:type="dxa"/>
+              <w:left w:w="100" w:type="dxa"/>
+              <w:right w:w="100" w:type="dxa"/>
+            </w:tcMar>
+          </w:tcPr>
+          <w:p>
+            <w:pPr>
+              <w:spacing w:before="40" w:after="40" w:line="276" w:lineRule="auto"/>
+              <w:jc w:val="left"/>
+            </w:pPr>
+            <w:r>
+              <w:rPr>
+                <w:rFonts w:ascii="Times New Roman" w:hAnsi="Times New Roman"/>
+                <w:sz w:val="26"/>
+              </w:rPr>
+              <w:t>Kiểm tra, đánh giá kỹ năng tạo thư mục, quản lý tệp học tập và soạn thảo trang chiếu giới thiệu bản thân đơn giản.</w:t>
+            </w:r>
+          </w:p>
+        </w:tc>
+      </w:tr>
+      <w:tr>
+        <w:trPr>
+          <w:cantSplit/>
+        </w:trPr>
+        <w:tc>
+          <w:tcPr>
+            <w:tcW w:type="dxa" w:w="624"/>
+            <w:tcMar>
+              <w:top w:w="80" w:type="dxa"/>
+              <w:bottom w:w="80" w:type="dxa"/>
+              <w:left w:w="100" w:type="dxa"/>
+              <w:right w:w="100" w:type="dxa"/>
+            </w:tcMar>
+          </w:tcPr>
+          <w:p>
+            <w:pPr>
+              <w:spacing w:before="40" w:after="40" w:line="276" w:lineRule="auto"/>
+              <w:jc w:val="center"/>
+            </w:pPr>
+            <w:r>
+              <w:rPr>
+                <w:rFonts w:ascii="Times New Roman" w:hAnsi="Times New Roman"/>
+                <w:sz w:val="26"/>
+              </w:rPr>
+              <w:t>28</w:t>
+            </w:r>
+          </w:p>
+        </w:tc>
+        <w:tc>
+          <w:tcPr>
+            <w:tcW w:type="dxa" w:w="3175"/>
+            <w:tcMar>
+              <w:top w:w="80" w:type="dxa"/>
+              <w:bottom w:w="80" w:type="dxa"/>
+              <w:left w:w="100" w:type="dxa"/>
+              <w:right w:w="100" w:type="dxa"/>
+            </w:tcMar>
+          </w:tcPr>
+          <w:p>
+            <w:pPr>
+              <w:spacing w:before="40" w:after="40" w:line="276" w:lineRule="auto"/>
+              <w:jc w:val="left"/>
+            </w:pPr>
+            <w:r>
+              <w:rPr>
+                <w:rFonts w:ascii="Times New Roman" w:hAnsi="Times New Roman"/>
+                <w:sz w:val="26"/>
+              </w:rPr>
+              <w:t>Bài 12: Tìm hiểu về thế giới tự nhiên</w:t>
+            </w:r>
+          </w:p>
+        </w:tc>
+        <w:tc>
+          <w:tcPr>
+            <w:tcW w:type="dxa" w:w="907"/>
+            <w:tcMar>
+              <w:top w:w="80" w:type="dxa"/>
+              <w:bottom w:w="80" w:type="dxa"/>
+              <w:left w:w="100" w:type="dxa"/>
+              <w:right w:w="100" w:type="dxa"/>
+            </w:tcMar>
+          </w:tcPr>
+          <w:p>
+            <w:pPr>
+              <w:spacing w:before="40" w:after="40" w:line="276" w:lineRule="auto"/>
+              <w:jc w:val="center"/>
+            </w:pPr>
+            <w:r>
+              <w:rPr>
+                <w:rFonts w:ascii="Times New Roman" w:hAnsi="Times New Roman"/>
+                <w:sz w:val="26"/>
+              </w:rPr>
+              <w:t>1</w:t>
+            </w:r>
+          </w:p>
+        </w:tc>
+        <w:tc>
+          <w:tcPr>
+            <w:tcW w:type="dxa" w:w="4649"/>
+            <w:tcMar>
+              <w:top w:w="80" w:type="dxa"/>
+              <w:bottom w:w="80" w:type="dxa"/>
+              <w:left w:w="100" w:type="dxa"/>
+              <w:right w:w="100" w:type="dxa"/>
+            </w:tcMar>
+          </w:tcPr>
+          <w:p>
+            <w:pPr>
+              <w:spacing w:before="40" w:after="40" w:line="276" w:lineRule="auto"/>
+              <w:jc w:val="left"/>
+            </w:pPr>
+            <w:r>
+              <w:rPr>
+                <w:rFonts w:ascii="Times New Roman" w:hAnsi="Times New Roman"/>
+                <w:sz w:val="26"/>
+              </w:rPr>
+              <w:t>Sử dụng máy tính và phần mềm học tập để khám phá thế giới động vật, thực vật sinh động; rèn kỹ năng quan sát và tương tác số.</w:t>
+            </w:r>
+          </w:p>
+        </w:tc>
+      </w:tr>
+      <w:tr>
+        <w:trPr>
+          <w:cantSplit/>
+        </w:trPr>
+        <w:tc>
+          <w:tcPr>
+            <w:tcW w:type="dxa" w:w="624"/>
+            <w:tcMar>
+              <w:top w:w="80" w:type="dxa"/>
+              <w:bottom w:w="80" w:type="dxa"/>
+              <w:left w:w="100" w:type="dxa"/>
+              <w:right w:w="100" w:type="dxa"/>
+            </w:tcMar>
+          </w:tcPr>
+          <w:p>
+            <w:pPr>
+              <w:spacing w:before="40" w:after="40" w:line="276" w:lineRule="auto"/>
+              <w:jc w:val="center"/>
+            </w:pPr>
+            <w:r>
+              <w:rPr>
+                <w:rFonts w:ascii="Times New Roman" w:hAnsi="Times New Roman"/>
+                <w:sz w:val="26"/>
+              </w:rPr>
+              <w:t>29</w:t>
+            </w:r>
+          </w:p>
+        </w:tc>
+        <w:tc>
+          <w:tcPr>
+            <w:tcW w:type="dxa" w:w="3175"/>
+            <w:tcMar>
+              <w:top w:w="80" w:type="dxa"/>
+              <w:bottom w:w="80" w:type="dxa"/>
+              <w:left w:w="100" w:type="dxa"/>
+              <w:right w:w="100" w:type="dxa"/>
+            </w:tcMar>
+          </w:tcPr>
+          <w:p>
+            <w:pPr>
+              <w:spacing w:before="40" w:after="40" w:line="276" w:lineRule="auto"/>
+              <w:jc w:val="left"/>
+            </w:pPr>
+            <w:r>
+              <w:rPr>
+                <w:rFonts w:ascii="Times New Roman" w:hAnsi="Times New Roman"/>
+                <w:sz w:val="26"/>
+              </w:rPr>
+              <w:t>Bài 13: Luyện tập sử dụng chuột</w:t>
+            </w:r>
+          </w:p>
+        </w:tc>
+        <w:tc>
+          <w:tcPr>
+            <w:tcW w:type="dxa" w:w="907"/>
+            <w:tcMar>
+              <w:top w:w="80" w:type="dxa"/>
+              <w:bottom w:w="80" w:type="dxa"/>
+              <w:left w:w="100" w:type="dxa"/>
+              <w:right w:w="100" w:type="dxa"/>
+            </w:tcMar>
+          </w:tcPr>
+          <w:p>
+            <w:pPr>
+              <w:spacing w:before="40" w:after="40" w:line="276" w:lineRule="auto"/>
+              <w:jc w:val="center"/>
+            </w:pPr>
+            <w:r>
+              <w:rPr>
+                <w:rFonts w:ascii="Times New Roman" w:hAnsi="Times New Roman"/>
+                <w:sz w:val="26"/>
+              </w:rPr>
+              <w:t>1</w:t>
+            </w:r>
+          </w:p>
+        </w:tc>
+        <w:tc>
+          <w:tcPr>
+            <w:tcW w:type="dxa" w:w="4649"/>
+            <w:tcMar>
+              <w:top w:w="80" w:type="dxa"/>
+              <w:bottom w:w="80" w:type="dxa"/>
+              <w:left w:w="100" w:type="dxa"/>
+              <w:right w:w="100" w:type="dxa"/>
+            </w:tcMar>
+          </w:tcPr>
+          <w:p>
+            <w:pPr>
+              <w:spacing w:before="40" w:after="40" w:line="276" w:lineRule="auto"/>
+              <w:jc w:val="left"/>
+            </w:pPr>
+            <w:r>
+              <w:rPr>
+                <w:rFonts w:ascii="Times New Roman" w:hAnsi="Times New Roman"/>
+                <w:sz w:val="26"/>
+              </w:rPr>
+              <w:t>Cầm chuột đúng cách, thực hành thuần thục các thao tác: di chuyển, nháy chuột, nháy đúp, nháy nút phải và kéo thả chuột qua trò chơi.</w:t>
+            </w:r>
+          </w:p>
+        </w:tc>
+      </w:tr>
+      <w:tr>
+        <w:trPr>
+          <w:cantSplit/>
+        </w:trPr>
+        <w:tc>
+          <w:tcPr>
+            <w:tcW w:type="dxa" w:w="9308"/>
+            <w:gridSpan w:val="4"/>
+            <w:tcMar>
+              <w:top w:w="100" w:type="dxa"/>
+              <w:bottom w:w="100" w:type="dxa"/>
+              <w:left w:w="120" w:type="dxa"/>
+              <w:right w:w="120" w:type="dxa"/>
+            </w:tcMar>
+            <w:shd w:fill="F2F2F2"/>
+          </w:tcPr>
+          <w:p>
+            <w:pPr>
+              <w:spacing w:before="60" w:after="60" w:line="276" w:lineRule="auto"/>
+              <w:jc w:val="left"/>
+            </w:pPr>
+            <w:r>
+              <w:rPr>
+                <w:rFonts w:ascii="Times New Roman" w:hAnsi="Times New Roman"/>
+                <w:b/>
+                <w:sz w:val="26"/>
+              </w:rPr>
+              <w:t>Chủ đề F: Giải quyết vấn đề với sự trợ giúp của máy tính</w:t>
+            </w:r>
+          </w:p>
+        </w:tc>
+      </w:tr>
+      <w:tr>
+        <w:trPr>
+          <w:cantSplit/>
+        </w:trPr>
+        <w:tc>
+          <w:tcPr>
+            <w:tcW w:type="dxa" w:w="624"/>
+            <w:tcMar>
+              <w:top w:w="80" w:type="dxa"/>
+              <w:bottom w:w="80" w:type="dxa"/>
+              <w:left w:w="100" w:type="dxa"/>
+              <w:right w:w="100" w:type="dxa"/>
+            </w:tcMar>
+          </w:tcPr>
+          <w:p>
+            <w:pPr>
+              <w:spacing w:before="40" w:after="40" w:line="276" w:lineRule="auto"/>
+              <w:jc w:val="center"/>
+            </w:pPr>
+            <w:r>
+              <w:rPr>
+                <w:rFonts w:ascii="Times New Roman" w:hAnsi="Times New Roman"/>
+                <w:sz w:val="26"/>
+              </w:rPr>
+              <w:t>30</w:t>
+            </w:r>
+          </w:p>
+        </w:tc>
+        <w:tc>
+          <w:tcPr>
+            <w:tcW w:type="dxa" w:w="3175"/>
+            <w:tcMar>
+              <w:top w:w="80" w:type="dxa"/>
+              <w:bottom w:w="80" w:type="dxa"/>
+              <w:left w:w="100" w:type="dxa"/>
+              <w:right w:w="100" w:type="dxa"/>
+            </w:tcMar>
+          </w:tcPr>
+          <w:p>
+            <w:pPr>
+              <w:spacing w:before="40" w:after="40" w:line="276" w:lineRule="auto"/>
+              <w:jc w:val="left"/>
+            </w:pPr>
+            <w:r>
+              <w:rPr>
+                <w:rFonts w:ascii="Times New Roman" w:hAnsi="Times New Roman"/>
+                <w:sz w:val="26"/>
+              </w:rPr>
+              <w:t>Bài 14: Em thực hiện công việc như thế nào? (Tiết 1)</w:t>
+            </w:r>
+          </w:p>
+        </w:tc>
+        <w:tc>
+          <w:tcPr>
+            <w:tcW w:type="dxa" w:w="907"/>
+            <w:tcMar>
+              <w:top w:w="80" w:type="dxa"/>
+              <w:bottom w:w="80" w:type="dxa"/>
+              <w:left w:w="100" w:type="dxa"/>
+              <w:right w:w="100" w:type="dxa"/>
+            </w:tcMar>
+          </w:tcPr>
+          <w:p>
+            <w:pPr>
+              <w:spacing w:before="40" w:after="40" w:line="276" w:lineRule="auto"/>
+              <w:jc w:val="center"/>
+            </w:pPr>
+            <w:r>
+              <w:rPr>
+                <w:rFonts w:ascii="Times New Roman" w:hAnsi="Times New Roman"/>
+                <w:sz w:val="26"/>
+              </w:rPr>
+              <w:t>1</w:t>
+            </w:r>
+          </w:p>
+        </w:tc>
+        <w:tc>
+          <w:tcPr>
+            <w:tcW w:type="dxa" w:w="4649"/>
+            <w:tcMar>
+              <w:top w:w="80" w:type="dxa"/>
+              <w:bottom w:w="80" w:type="dxa"/>
+              <w:left w:w="100" w:type="dxa"/>
+              <w:right w:w="100" w:type="dxa"/>
+            </w:tcMar>
+          </w:tcPr>
+          <w:p>
+            <w:pPr>
+              <w:spacing w:before="40" w:after="40" w:line="276" w:lineRule="auto"/>
+              <w:jc w:val="left"/>
+            </w:pPr>
+            <w:r>
+              <w:rPr>
+                <w:rFonts w:ascii="Times New Roman" w:hAnsi="Times New Roman"/>
+                <w:sz w:val="26"/>
+              </w:rPr>
+              <w:t>Nêu được một công việc cụ thể được thực hiện theo các bước tuần tự; biết mô tả các bước để hoàn thành một nhiệm vụ học tập.</w:t>
+            </w:r>
+          </w:p>
+        </w:tc>
+      </w:tr>
+      <w:tr>
+        <w:trPr>
+          <w:cantSplit/>
+        </w:trPr>
+        <w:tc>
+          <w:tcPr>
+            <w:tcW w:type="dxa" w:w="624"/>
+            <w:tcMar>
+              <w:top w:w="80" w:type="dxa"/>
+              <w:bottom w:w="80" w:type="dxa"/>
+              <w:left w:w="100" w:type="dxa"/>
+              <w:right w:w="100" w:type="dxa"/>
+            </w:tcMar>
+          </w:tcPr>
+          <w:p>
+            <w:pPr>
+              <w:spacing w:before="40" w:after="40" w:line="276" w:lineRule="auto"/>
+              <w:jc w:val="center"/>
+            </w:pPr>
+            <w:r>
+              <w:rPr>
+                <w:rFonts w:ascii="Times New Roman" w:hAnsi="Times New Roman"/>
+                <w:sz w:val="26"/>
+              </w:rPr>
+              <w:t>31</w:t>
+            </w:r>
+          </w:p>
+        </w:tc>
+        <w:tc>
+          <w:tcPr>
+            <w:tcW w:type="dxa" w:w="3175"/>
+            <w:tcMar>
+              <w:top w:w="80" w:type="dxa"/>
+              <w:bottom w:w="80" w:type="dxa"/>
+              <w:left w:w="100" w:type="dxa"/>
+              <w:right w:w="100" w:type="dxa"/>
+            </w:tcMar>
+          </w:tcPr>
+          <w:p>
+            <w:pPr>
+              <w:spacing w:before="40" w:after="40" w:line="276" w:lineRule="auto"/>
+              <w:jc w:val="left"/>
+            </w:pPr>
+            <w:r>
+              <w:rPr>
+                <w:rFonts w:ascii="Times New Roman" w:hAnsi="Times New Roman"/>
+                <w:sz w:val="26"/>
+              </w:rPr>
+              <w:t>Bài 14: Em thực hiện công việc như thế nào? (Tiết 2)</w:t>
+            </w:r>
+          </w:p>
+        </w:tc>
+        <w:tc>
+          <w:tcPr>
+            <w:tcW w:type="dxa" w:w="907"/>
+            <w:tcMar>
+              <w:top w:w="80" w:type="dxa"/>
+              <w:bottom w:w="80" w:type="dxa"/>
+              <w:left w:w="100" w:type="dxa"/>
+              <w:right w:w="100" w:type="dxa"/>
+            </w:tcMar>
+          </w:tcPr>
+          <w:p>
+            <w:pPr>
+              <w:spacing w:before="40" w:after="40" w:line="276" w:lineRule="auto"/>
+              <w:jc w:val="center"/>
+            </w:pPr>
+            <w:r>
+              <w:rPr>
+                <w:rFonts w:ascii="Times New Roman" w:hAnsi="Times New Roman"/>
+                <w:sz w:val="26"/>
+              </w:rPr>
+              <w:t>1</w:t>
+            </w:r>
+          </w:p>
+        </w:tc>
+        <w:tc>
+          <w:tcPr>
+            <w:tcW w:type="dxa" w:w="4649"/>
+            <w:tcMar>
+              <w:top w:w="80" w:type="dxa"/>
+              <w:bottom w:w="80" w:type="dxa"/>
+              <w:left w:w="100" w:type="dxa"/>
+              <w:right w:w="100" w:type="dxa"/>
+            </w:tcMar>
+          </w:tcPr>
+          <w:p>
+            <w:pPr>
+              <w:spacing w:before="40" w:after="40" w:line="276" w:lineRule="auto"/>
+              <w:jc w:val="left"/>
+            </w:pPr>
+            <w:r>
+              <w:rPr>
+                <w:rFonts w:ascii="Times New Roman" w:hAnsi="Times New Roman"/>
+                <w:sz w:val="26"/>
+              </w:rPr>
+              <w:t>Thực hành chia một nhiệm vụ thành các bước nhỏ theo thứ tự logic; bước đầu làm quen với tư duy thuật toán và lập trình đơn giản.</w:t>
+            </w:r>
+          </w:p>
+        </w:tc>
+      </w:tr>
+      <w:tr>
+        <w:trPr>
+          <w:cantSplit/>
+        </w:trPr>
+        <w:tc>
+          <w:tcPr>
+            <w:tcW w:type="dxa" w:w="624"/>
+            <w:tcMar>
+              <w:top w:w="80" w:type="dxa"/>
+              <w:bottom w:w="80" w:type="dxa"/>
+              <w:left w:w="100" w:type="dxa"/>
+              <w:right w:w="100" w:type="dxa"/>
+            </w:tcMar>
+          </w:tcPr>
+          <w:p>
+            <w:pPr>
+              <w:spacing w:before="40" w:after="40" w:line="276" w:lineRule="auto"/>
+              <w:jc w:val="center"/>
+            </w:pPr>
+            <w:r>
+              <w:rPr>
+                <w:rFonts w:ascii="Times New Roman" w:hAnsi="Times New Roman"/>
+                <w:sz w:val="26"/>
+              </w:rPr>
+              <w:t>32</w:t>
+            </w:r>
+          </w:p>
+        </w:tc>
+        <w:tc>
+          <w:tcPr>
+            <w:tcW w:type="dxa" w:w="3175"/>
+            <w:tcMar>
+              <w:top w:w="80" w:type="dxa"/>
+              <w:bottom w:w="80" w:type="dxa"/>
+              <w:left w:w="100" w:type="dxa"/>
+              <w:right w:w="100" w:type="dxa"/>
+            </w:tcMar>
+          </w:tcPr>
+          <w:p>
+            <w:pPr>
+              <w:spacing w:before="40" w:after="40" w:line="276" w:lineRule="auto"/>
+              <w:jc w:val="left"/>
+            </w:pPr>
+            <w:r>
+              <w:rPr>
+                <w:rFonts w:ascii="Times New Roman" w:hAnsi="Times New Roman"/>
+                <w:b/>
+                <w:sz w:val="26"/>
+              </w:rPr>
+              <w:t>Ôn tập Đánh giá định kỳ 4</w:t>
+            </w:r>
+          </w:p>
+        </w:tc>
+        <w:tc>
+          <w:tcPr>
+            <w:tcW w:type="dxa" w:w="907"/>
+            <w:tcMar>
+              <w:top w:w="80" w:type="dxa"/>
+              <w:bottom w:w="80" w:type="dxa"/>
+              <w:left w:w="100" w:type="dxa"/>
+              <w:right w:w="100" w:type="dxa"/>
+            </w:tcMar>
+          </w:tcPr>
+          <w:p>
+            <w:pPr>
+              <w:spacing w:before="40" w:after="40" w:line="276" w:lineRule="auto"/>
+              <w:jc w:val="center"/>
+            </w:pPr>
+            <w:r>
+              <w:rPr>
+                <w:rFonts w:ascii="Times New Roman" w:hAnsi="Times New Roman"/>
+                <w:sz w:val="26"/>
+              </w:rPr>
+              <w:t>1</w:t>
+            </w:r>
+          </w:p>
+        </w:tc>
+        <w:tc>
+          <w:tcPr>
+            <w:tcW w:type="dxa" w:w="4649"/>
+            <w:tcMar>
+              <w:top w:w="80" w:type="dxa"/>
+              <w:bottom w:w="80" w:type="dxa"/>
+              <w:left w:w="100" w:type="dxa"/>
+              <w:right w:w="100" w:type="dxa"/>
+            </w:tcMar>
+          </w:tcPr>
+          <w:p>
+            <w:pPr>
+              <w:spacing w:before="40" w:after="40" w:line="276" w:lineRule="auto"/>
+              <w:jc w:val="left"/>
+            </w:pPr>
+            <w:r>
+              <w:rPr>
+                <w:rFonts w:ascii="Times New Roman" w:hAnsi="Times New Roman"/>
+                <w:sz w:val="26"/>
+              </w:rPr>
+              <w:t>Ôn tập tổng hợp kiến thức cả năm học: phần mềm trình chiếu, thao tác chuột, chia nhỏ công việc và tư duy thuật toán.</w:t>
+            </w:r>
+          </w:p>
+        </w:tc>
+      </w:tr>
+      <w:tr>
+        <w:trPr>
+          <w:cantSplit/>
+        </w:trPr>
+        <w:tc>
+          <w:tcPr>
+            <w:tcW w:type="dxa" w:w="624"/>
+            <w:tcMar>
+              <w:top w:w="80" w:type="dxa"/>
+              <w:bottom w:w="80" w:type="dxa"/>
+              <w:left w:w="100" w:type="dxa"/>
+              <w:right w:w="100" w:type="dxa"/>
+            </w:tcMar>
+          </w:tcPr>
+          <w:p>
+            <w:pPr>
+              <w:spacing w:before="40" w:after="40" w:line="276" w:lineRule="auto"/>
+              <w:jc w:val="center"/>
+            </w:pPr>
+            <w:r>
+              <w:rPr>
+                <w:rFonts w:ascii="Times New Roman" w:hAnsi="Times New Roman"/>
+                <w:sz w:val="26"/>
+              </w:rPr>
+              <w:t>33</w:t>
+            </w:r>
+          </w:p>
+        </w:tc>
+        <w:tc>
+          <w:tcPr>
+            <w:tcW w:type="dxa" w:w="3175"/>
+            <w:tcMar>
+              <w:top w:w="80" w:type="dxa"/>
+              <w:bottom w:w="80" w:type="dxa"/>
+              <w:left w:w="100" w:type="dxa"/>
+              <w:right w:w="100" w:type="dxa"/>
+            </w:tcMar>
+          </w:tcPr>
+          <w:p>
+            <w:pPr>
+              <w:spacing w:before="40" w:after="40" w:line="276" w:lineRule="auto"/>
+              <w:jc w:val="left"/>
+            </w:pPr>
+            <w:r>
+              <w:rPr>
+                <w:rFonts w:ascii="Times New Roman" w:hAnsi="Times New Roman"/>
+                <w:b/>
+                <w:sz w:val="26"/>
+              </w:rPr>
+              <w:t>Đánh giá định kỳ 4</w:t>
+            </w:r>
+          </w:p>
+        </w:tc>
+        <w:tc>
+          <w:tcPr>
+            <w:tcW w:type="dxa" w:w="907"/>
+            <w:tcMar>
+              <w:top w:w="80" w:type="dxa"/>
+              <w:bottom w:w="80" w:type="dxa"/>
+              <w:left w:w="100" w:type="dxa"/>
+              <w:right w:w="100" w:type="dxa"/>
+            </w:tcMar>
+          </w:tcPr>
+          <w:p>
+            <w:pPr>
+              <w:spacing w:before="40" w:after="40" w:line="276" w:lineRule="auto"/>
+              <w:jc w:val="center"/>
+            </w:pPr>
+            <w:r>
+              <w:rPr>
+                <w:rFonts w:ascii="Times New Roman" w:hAnsi="Times New Roman"/>
+                <w:sz w:val="26"/>
+              </w:rPr>
+              <w:t>1</w:t>
+            </w:r>
+          </w:p>
+        </w:tc>
+        <w:tc>
+          <w:tcPr>
+            <w:tcW w:type="dxa" w:w="4649"/>
+            <w:tcMar>
+              <w:top w:w="80" w:type="dxa"/>
+              <w:bottom w:w="80" w:type="dxa"/>
+              <w:left w:w="100" w:type="dxa"/>
+              <w:right w:w="100" w:type="dxa"/>
+            </w:tcMar>
+          </w:tcPr>
+          <w:p>
+            <w:pPr>
+              <w:spacing w:before="40" w:after="40" w:line="276" w:lineRule="auto"/>
+              <w:jc w:val="left"/>
+            </w:pPr>
+            <w:r>
+              <w:rPr>
+                <w:rFonts w:ascii="Times New Roman" w:hAnsi="Times New Roman"/>
+                <w:sz w:val="26"/>
+              </w:rPr>
+              <w:t>Kiểm tra, đánh giá toàn diện năng lực tin học cuối năm học qua bài thi thực hành tổng hợp trên máy tính.</w:t>
+            </w:r>
+          </w:p>
+        </w:tc>
+      </w:tr>
+      <w:tr>
+        <w:trPr>
+          <w:cantSplit/>
+        </w:trPr>
+        <w:tc>
+          <w:tcPr>
+            <w:tcW w:type="dxa" w:w="624"/>
+            <w:tcMar>
+              <w:top w:w="80" w:type="dxa"/>
+              <w:bottom w:w="80" w:type="dxa"/>
+              <w:left w:w="100" w:type="dxa"/>
+              <w:right w:w="100" w:type="dxa"/>
+            </w:tcMar>
+          </w:tcPr>
+          <w:p>
+            <w:pPr>
+              <w:spacing w:before="40" w:after="40" w:line="276" w:lineRule="auto"/>
+              <w:jc w:val="center"/>
+            </w:pPr>
+            <w:r>
+              <w:rPr>
+                <w:rFonts w:ascii="Times New Roman" w:hAnsi="Times New Roman"/>
+                <w:sz w:val="26"/>
+              </w:rPr>
+              <w:t>34</w:t>
+            </w:r>
+          </w:p>
+        </w:tc>
+        <w:tc>
+          <w:tcPr>
+            <w:tcW w:type="dxa" w:w="3175"/>
+            <w:tcMar>
+              <w:top w:w="80" w:type="dxa"/>
+              <w:bottom w:w="80" w:type="dxa"/>
+              <w:left w:w="100" w:type="dxa"/>
+              <w:right w:w="100" w:type="dxa"/>
+            </w:tcMar>
+          </w:tcPr>
+          <w:p>
+            <w:pPr>
+              <w:spacing w:before="40" w:after="40" w:line="276" w:lineRule="auto"/>
+              <w:jc w:val="left"/>
+            </w:pPr>
+            <w:r>
+              <w:rPr>
+                <w:rFonts w:ascii="Times New Roman" w:hAnsi="Times New Roman"/>
+                <w:b/>
+                <w:sz w:val="26"/>
               </w:rPr>
               <w:t>Tổng kết năm học</w:t>
             </w:r>
@@ -3910,20 +5079,125 @@
         </w:tc>
         <w:tc>
           <w:tcPr>
+            <w:tcW w:type="dxa" w:w="907"/>
+            <w:tcMar>
+              <w:top w:w="80" w:type="dxa"/>
+              <w:bottom w:w="80" w:type="dxa"/>
+              <w:left w:w="100" w:type="dxa"/>
+              <w:right w:w="100" w:type="dxa"/>
+            </w:tcMar>
+          </w:tcPr>
+          <w:p>
+            <w:pPr>
+              <w:spacing w:before="40" w:after="40" w:line="276" w:lineRule="auto"/>
+              <w:jc w:val="center"/>
+            </w:pPr>
+            <w:r>
+              <w:rPr>
+                <w:rFonts w:ascii="Times New Roman" w:hAnsi="Times New Roman"/>
+                <w:sz w:val="26"/>
+              </w:rPr>
+              <w:t>1</w:t>
+            </w:r>
+          </w:p>
+        </w:tc>
+        <w:tc>
+          <w:tcPr>
+            <w:tcW w:type="dxa" w:w="4649"/>
+            <w:tcMar>
+              <w:top w:w="80" w:type="dxa"/>
+              <w:bottom w:w="80" w:type="dxa"/>
+              <w:left w:w="100" w:type="dxa"/>
+              <w:right w:w="100" w:type="dxa"/>
+            </w:tcMar>
+          </w:tcPr>
+          <w:p>
+            <w:pPr>
+              <w:spacing w:before="40" w:after="40" w:line="276" w:lineRule="auto"/>
+              <w:jc w:val="left"/>
+            </w:pPr>
+            <w:r>
+              <w:rPr>
+                <w:rFonts w:ascii="Times New Roman" w:hAnsi="Times New Roman"/>
+                <w:sz w:val="26"/>
+              </w:rPr>
+              <w:t>Tổng kết, đánh giá quá trình rèn luyện kỹ năng số cả năm học; trưng bày và chia sẻ các bài trình chiếu xuất sắc của học sinh.</w:t>
+            </w:r>
+          </w:p>
+        </w:tc>
+      </w:tr>
+      <w:tr>
+        <w:trPr>
+          <w:cantSplit/>
+        </w:trPr>
+        <w:tc>
+          <w:tcPr>
             <w:tcW w:type="dxa" w:w="624"/>
-            <w:vAlign w:val="center"/>
-            <w:tcW w:w="623" w:type="dxa"/>
-          </w:tcPr>
-          <w:p>
-            <w:pPr>
-              <w:spacing w:before="40" w:after="40" w:line="276" w:lineRule="auto"/>
-              <w:jc w:val="center"/>
-            </w:pPr>
-            <w:r>
-              <w:rPr>
-                <w:rFonts w:ascii="Times New Roman" w:hAnsi="Times New Roman"/>
-                <w:sz w:val="26"/>
-                <w:rFonts w:ascii="Times New Roman" w:hAnsi="Times New Roman" w:cs="Times New Roman"/>
+            <w:tcMar>
+              <w:top w:w="80" w:type="dxa"/>
+              <w:bottom w:w="80" w:type="dxa"/>
+              <w:left w:w="100" w:type="dxa"/>
+              <w:right w:w="100" w:type="dxa"/>
+            </w:tcMar>
+          </w:tcPr>
+          <w:p>
+            <w:pPr>
+              <w:spacing w:before="40" w:after="40" w:line="276" w:lineRule="auto"/>
+              <w:jc w:val="center"/>
+            </w:pPr>
+            <w:r>
+              <w:rPr>
+                <w:rFonts w:ascii="Times New Roman" w:hAnsi="Times New Roman"/>
+                <w:sz w:val="26"/>
+              </w:rPr>
+              <w:t>35</w:t>
+            </w:r>
+          </w:p>
+        </w:tc>
+        <w:tc>
+          <w:tcPr>
+            <w:tcW w:type="dxa" w:w="3175"/>
+            <w:tcMar>
+              <w:top w:w="80" w:type="dxa"/>
+              <w:bottom w:w="80" w:type="dxa"/>
+              <w:left w:w="100" w:type="dxa"/>
+              <w:right w:w="100" w:type="dxa"/>
+            </w:tcMar>
+          </w:tcPr>
+          <w:p>
+            <w:pPr>
+              <w:spacing w:before="40" w:after="40" w:line="276" w:lineRule="auto"/>
+              <w:jc w:val="left"/>
+            </w:pPr>
+            <w:r>
+              <w:rPr>
+                <w:rFonts w:ascii="Times New Roman" w:hAnsi="Times New Roman"/>
+                <w:b/>
+                <w:sz w:val="26"/>
+              </w:rPr>
+              <w:t>Tổng kết năm học</w:t>
+            </w:r>
+          </w:p>
+        </w:tc>
+        <w:tc>
+          <w:tcPr>
+            <w:tcW w:type="dxa" w:w="907"/>
+            <w:tcMar>
+              <w:top w:w="80" w:type="dxa"/>
+              <w:bottom w:w="80" w:type="dxa"/>
+              <w:left w:w="100" w:type="dxa"/>
+              <w:right w:w="100" w:type="dxa"/>
+            </w:tcMar>
+          </w:tcPr>
+          <w:p>
+            <w:pPr>
+              <w:spacing w:before="40" w:after="40" w:line="276" w:lineRule="auto"/>
+              <w:jc w:val="center"/>
+            </w:pPr>
+            <w:r>
+              <w:rPr>
+                <w:rFonts w:ascii="Times New Roman" w:hAnsi="Times New Roman"/>
+                <w:sz w:val="26"/>
               </w:rPr>
               <w:t>1</w:t>
             </w:r>
@@ -3931,41 +5205,25 @@
         </w:tc>
         <w:tc>
           <w:tcPr>
-            <w:tcW w:type="dxa" w:w="794"/>
-            <w:vAlign w:val="center"/>
-            <w:tcW w:w="793" w:type="dxa"/>
-          </w:tcPr>
-          <w:p>
-            <w:pPr>
-              <w:jc w:val="center"/>
-            </w:pPr>
-            <w:r>
-              <w:rPr>
-                <w:rFonts w:ascii="Times New Roman" w:hAnsi="Times New Roman"/>
-                <w:sz w:val="26"/>
-              </w:rPr>
-              <w:t>24</w:t>
-            </w:r>
-          </w:p>
-        </w:tc>
-        <w:tc>
-          <w:tcPr>
-            <w:tcW w:type="dxa" w:w="5272"/>
-            <w:vAlign w:val="center"/>
-            <w:tcW w:w="5273" w:type="dxa"/>
-          </w:tcPr>
-          <w:p>
-            <w:pPr>
-              <w:spacing w:before="40" w:after="40" w:line="276" w:lineRule="auto"/>
-              <w:jc w:val="both"/>
-            </w:pPr>
-            <w:r>
-              <w:rPr>
-                <w:rFonts w:ascii="Times New Roman" w:hAnsi="Times New Roman"/>
-                <w:sz w:val="26"/>
-                <w:rFonts w:ascii="Times New Roman" w:hAnsi="Times New Roman" w:cs="Times New Roman"/>
-              </w:rPr>
-              <w:t>Tổng kết đánh giá kết quả học tập cả năm.</w:t>
+            <w:tcW w:type="dxa" w:w="4649"/>
+            <w:tcMar>
+              <w:top w:w="80" w:type="dxa"/>
+              <w:bottom w:w="80" w:type="dxa"/>
+              <w:left w:w="100" w:type="dxa"/>
+              <w:right w:w="100" w:type="dxa"/>
+            </w:tcMar>
+          </w:tcPr>
+          <w:p>
+            <w:pPr>
+              <w:spacing w:before="40" w:after="40" w:line="276" w:lineRule="auto"/>
+              <w:jc w:val="left"/>
+            </w:pPr>
+            <w:r>
+              <w:rPr>
+                <w:rFonts w:ascii="Times New Roman" w:hAnsi="Times New Roman"/>
+                <w:sz w:val="26"/>
+              </w:rPr>
+              <w:t>Tuyên dương khen thưởng học sinh tích cực; hướng dẫn sử dụng máy tính an toàn, lành mạnh và bổ ích trong dịp hè.</w:t>
             </w:r>
           </w:p>
         </w:tc>
